--- a/01_bloque_general/02_procedimientos/P-PSEA-05 Comunicaciones del PEA.docx
+++ b/01_bloque_general/02_procedimientos/P-PSEA-05 Comunicaciones del PEA.docx
@@ -2,7 +2,7 @@
 <file path=word/document.xml><?xml version="1.0" encoding="utf-8"?>
 <w:document xmlns:w="http://schemas.openxmlformats.org/wordprocessingml/2006/main" xmlns:m="http://schemas.openxmlformats.org/officeDocument/2006/math" xmlns:r="http://schemas.openxmlformats.org/officeDocument/2006/relationships" xmlns:o="urn:schemas-microsoft-com:office:office" xmlns:v="urn:schemas-microsoft-com:vml" xmlns:w10="urn:schemas-microsoft-com:office:word" xmlns:a="http://schemas.openxmlformats.org/drawingml/2006/main" xmlns:pic="http://schemas.openxmlformats.org/drawingml/2006/picture" xmlns:wp="http://schemas.openxmlformats.org/drawingml/2006/wordprocessingDrawing">
   <w:body>
-    <w:bookmarkStart w:id="20" w:name="X9cddd819f491b6255d743c203a3936cb8e2b99c"/>
+    <w:bookmarkStart w:id="28" w:name="X9cddd819f491b6255d743c203a3936cb8e2b99c"/>
     <w:p>
       <w:pPr>
         <w:pStyle w:val="Heading1"/>
@@ -90,7 +90,7 @@
         </w:pict>
       </w:r>
     </w:p>
-    <w:bookmarkStart w:id="11" w:name="proposito"/>
+    <w:bookmarkStart w:id="19" w:name="proposito"/>
     <w:p>
       <w:pPr>
         <w:pStyle w:val="Heading2"/>
@@ -122,8 +122,8 @@
         </w:pict>
       </w:r>
     </w:p>
-    <w:bookmarkEnd w:id="11"/>
-    <w:bookmarkStart w:id="12" w:name="alcance"/>
+    <w:bookmarkEnd w:id="19"/>
+    <w:bookmarkStart w:id="20" w:name="alcance"/>
     <w:p>
       <w:pPr>
         <w:pStyle w:val="Heading2"/>
@@ -251,8 +251,8 @@
         </w:pict>
       </w:r>
     </w:p>
-    <w:bookmarkEnd w:id="12"/>
-    <w:bookmarkStart w:id="13" w:name="canales-autorizados"/>
+    <w:bookmarkEnd w:id="20"/>
+    <w:bookmarkStart w:id="21" w:name="canales-autorizados"/>
     <w:p>
       <w:pPr>
         <w:pStyle w:val="Heading2"/>
@@ -264,8 +264,7 @@
     <w:tbl>
       <w:tblPr>
         <w:tblStyle w:val="Table"/>
-        <w:tblW w:type="pct" w:w="5000"/>
-        <w:tblLayout w:type="fixed"/>
+        <w:tblW w:type="auto" w:w="0"/>
         <w:tblLook w:firstRow="1" w:lastRow="0" w:firstColumn="0" w:lastColumn="0" w:noHBand="0" w:noVBand="0" w:val="0020"/>
       </w:tblPr>
       <w:tblGrid>
@@ -462,8 +461,8 @@
         </w:pict>
       </w:r>
     </w:p>
-    <w:bookmarkEnd w:id="13"/>
-    <w:bookmarkStart w:id="14" w:name="responsables"/>
+    <w:bookmarkEnd w:id="21"/>
+    <w:bookmarkStart w:id="22" w:name="responsables"/>
     <w:p>
       <w:pPr>
         <w:pStyle w:val="Heading2"/>
@@ -611,8 +610,8 @@
         </w:pict>
       </w:r>
     </w:p>
-    <w:bookmarkEnd w:id="14"/>
-    <w:bookmarkStart w:id="15" w:name="reglas-minimas-de-registro"/>
+    <w:bookmarkEnd w:id="22"/>
+    <w:bookmarkStart w:id="23" w:name="reglas-minimas-de-registro"/>
     <w:p>
       <w:pPr>
         <w:pStyle w:val="Heading2"/>
@@ -840,8 +839,8 @@
         </w:pict>
       </w:r>
     </w:p>
-    <w:bookmarkEnd w:id="15"/>
-    <w:bookmarkStart w:id="16" w:name="trazabilidad-documental"/>
+    <w:bookmarkEnd w:id="23"/>
+    <w:bookmarkStart w:id="24" w:name="trazabilidad-documental"/>
     <w:p>
       <w:pPr>
         <w:pStyle w:val="Heading2"/>
@@ -870,13 +869,13 @@
         <w:rPr>
           <w:rStyle w:val="VerbatimChar"/>
         </w:rPr>
-        <w:t xml:space="preserve">F-PSEA-05</w:t>
+        <w:t xml:space="preserve">F-PSEA-03</w:t>
       </w:r>
       <w:r>
         <w:t xml:space="preserve"> </w:t>
       </w:r>
       <w:r>
-        <w:t xml:space="preserve">Plan de ronda EA;</w:t>
+        <w:t xml:space="preserve">Registro de participacion y carga de datos del participante;</w:t>
       </w:r>
     </w:p>
     <w:p>
@@ -891,13 +890,13 @@
         <w:rPr>
           <w:rStyle w:val="VerbatimChar"/>
         </w:rPr>
-        <w:t xml:space="preserve">F-PSEA-05A</w:t>
+        <w:t xml:space="preserve">F-PSEA-05</w:t>
       </w:r>
       <w:r>
         <w:t xml:space="preserve"> </w:t>
       </w:r>
       <w:r>
-        <w:t xml:space="preserve">Hoja de registro del participante;</w:t>
+        <w:t xml:space="preserve">Ficha basica de ronda EA;</w:t>
       </w:r>
     </w:p>
     <w:p>
@@ -912,13 +911,13 @@
         <w:rPr>
           <w:rStyle w:val="VerbatimChar"/>
         </w:rPr>
-        <w:t xml:space="preserve">F-PSEA-08</w:t>
+        <w:t xml:space="preserve">F-PSEA-06</w:t>
       </w:r>
       <w:r>
         <w:t xml:space="preserve"> </w:t>
       </w:r>
       <w:r>
-        <w:t xml:space="preserve">Datos reportados por participante;</w:t>
+        <w:t xml:space="preserve">Planificacion de ronda EA;</w:t>
       </w:r>
     </w:p>
     <w:p>
@@ -933,13 +932,13 @@
         <w:rPr>
           <w:rStyle w:val="VerbatimChar"/>
         </w:rPr>
-        <w:t xml:space="preserve">F-PSEA-09</w:t>
+        <w:t xml:space="preserve">F-PSEA-08</w:t>
       </w:r>
       <w:r>
         <w:t xml:space="preserve"> </w:t>
       </w:r>
       <w:r>
-        <w:t xml:space="preserve">Datos exportados para analisis PT;</w:t>
+        <w:t xml:space="preserve">Datos reportados por participante;</w:t>
       </w:r>
     </w:p>
     <w:p>
@@ -954,13 +953,13 @@
         <w:rPr>
           <w:rStyle w:val="VerbatimChar"/>
         </w:rPr>
-        <w:t xml:space="preserve">F-PSEA-13</w:t>
+        <w:t xml:space="preserve">F-PSEA-09</w:t>
       </w:r>
       <w:r>
         <w:t xml:space="preserve"> </w:t>
       </w:r>
       <w:r>
-        <w:t xml:space="preserve">Informe final de resultados;</w:t>
+        <w:t xml:space="preserve">Datos exportados para analisis PT;</w:t>
       </w:r>
     </w:p>
     <w:p>
@@ -975,13 +974,13 @@
         <w:rPr>
           <w:rStyle w:val="VerbatimChar"/>
         </w:rPr>
-        <w:t xml:space="preserve">F-PSEA-14</w:t>
+        <w:t xml:space="preserve">F-PSEA-13</w:t>
       </w:r>
       <w:r>
         <w:t xml:space="preserve"> </w:t>
       </w:r>
       <w:r>
-        <w:t xml:space="preserve">Registro de caso de queja o no conformidad;</w:t>
+        <w:t xml:space="preserve">Informe final de resultados;</w:t>
       </w:r>
     </w:p>
     <w:p>
@@ -996,13 +995,13 @@
         <w:rPr>
           <w:rStyle w:val="VerbatimChar"/>
         </w:rPr>
-        <w:t xml:space="preserve">F-PSEA-15</w:t>
+        <w:t xml:space="preserve">F-PSEA-14</w:t>
       </w:r>
       <w:r>
         <w:t xml:space="preserve"> </w:t>
       </w:r>
       <w:r>
-        <w:t xml:space="preserve">Registro de apelaciones;</w:t>
+        <w:t xml:space="preserve">Registro de caso de queja o no conformidad;</w:t>
       </w:r>
     </w:p>
     <w:p>
@@ -1017,13 +1016,13 @@
         <w:rPr>
           <w:rStyle w:val="VerbatimChar"/>
         </w:rPr>
-        <w:t xml:space="preserve">P-PSEA-16</w:t>
+        <w:t xml:space="preserve">F-PSEA-15</w:t>
       </w:r>
       <w:r>
         <w:t xml:space="preserve"> </w:t>
       </w:r>
       <w:r>
-        <w:t xml:space="preserve">Divulgacion y control de valores sensibles;</w:t>
+        <w:t xml:space="preserve">Registro de apelaciones;</w:t>
       </w:r>
     </w:p>
     <w:p>
@@ -1038,6 +1037,27 @@
         <w:rPr>
           <w:rStyle w:val="VerbatimChar"/>
         </w:rPr>
+        <w:t xml:space="preserve">P-PSEA-16</w:t>
+      </w:r>
+      <w:r>
+        <w:t xml:space="preserve"> </w:t>
+      </w:r>
+      <w:r>
+        <w:t xml:space="preserve">Divulgacion y control de valores sensibles;</w:t>
+      </w:r>
+    </w:p>
+    <w:p>
+      <w:pPr>
+        <w:pStyle w:val="Compact"/>
+        <w:numPr>
+          <w:ilvl w:val="0"/>
+          <w:numId w:val="1004"/>
+        </w:numPr>
+      </w:pPr>
+      <w:r>
+        <w:rPr>
+          <w:rStyle w:val="VerbatimChar"/>
+        </w:rPr>
         <w:t xml:space="preserve">P-PSEA-19</w:t>
       </w:r>
       <w:r>
@@ -1054,8 +1074,8 @@
         </w:pict>
       </w:r>
     </w:p>
-    <w:bookmarkEnd w:id="16"/>
-    <w:bookmarkStart w:id="17" w:name="control-de-confidencialidad"/>
+    <w:bookmarkEnd w:id="24"/>
+    <w:bookmarkStart w:id="25" w:name="control-de-confidencialidad"/>
     <w:p>
       <w:pPr>
         <w:pStyle w:val="Heading2"/>
@@ -1171,8 +1191,8 @@
         </w:pict>
       </w:r>
     </w:p>
-    <w:bookmarkEnd w:id="17"/>
-    <w:bookmarkStart w:id="18" w:name="salidas-del-procedimiento"/>
+    <w:bookmarkEnd w:id="25"/>
+    <w:bookmarkStart w:id="26" w:name="salidas-del-procedimiento"/>
     <w:p>
       <w:pPr>
         <w:pStyle w:val="Heading2"/>
@@ -1268,8 +1288,8 @@
         </w:pict>
       </w:r>
     </w:p>
-    <w:bookmarkEnd w:id="18"/>
-    <w:bookmarkStart w:id="19" w:name="criterio-de-cierre"/>
+    <w:bookmarkEnd w:id="26"/>
+    <w:bookmarkStart w:id="27" w:name="criterio-de-cierre"/>
     <w:p>
       <w:pPr>
         <w:pStyle w:val="Heading2"/>
@@ -1346,17 +1366,14 @@
         <w:t xml:space="preserve">no quedan respuestas pendientes que afecten la ronda o el SGC.</w:t>
       </w:r>
     </w:p>
-    <w:bookmarkEnd w:id="19"/>
-    <w:bookmarkEnd w:id="20"/>
+    <w:bookmarkEnd w:id="27"/>
+    <w:bookmarkEnd w:id="28"/>
     <w:sectPr>
-      <w:headerReference r:id="rId2" w:type="default"/>
-      <w:type w:val="nextPage"/>
-      <w:pgSz w:h="12240" w:orient="landscape" w:w="15840"/>
-      <w:pgMar w:bottom="720" w:footer="0" w:gutter="0" w:header="709" w:left="720" w:right="720" w:top="765"/>
-      <w:pgNumType w:fmt="decimal"/>
-      <w:formProt w:val="false"/>
-      <w:textDirection w:val="lrTb"/>
-      <w:docGrid w:charSpace="0" w:linePitch="360" w:type="default"/>
+      <w:headerReference r:id="rId7" w:type="default"/>
+      <w:headerReference r:id="rId8" w:type="first"/>
+      <w:pgSz w:h="15840" w:orient="portrait" w:w="12240"/>
+      <w:pgMar w:bottom="1418" w:footer="720" w:header="720" w:left="851" w:right="811" w:top="1418"/>
+      <w:pgNumType w:start="1"/>
     </w:sectPr>
   </w:body>
 </w:document>
@@ -1386,86 +1403,151 @@
 </file>
 
 <file path=word/header1.xml><?xml version="1.0" encoding="utf-8"?>
-<w:hdr xmlns:o="urn:schemas-microsoft-com:office:office" xmlns:r="http://schemas.openxmlformats.org/officeDocument/2006/relationships" xmlns:v="urn:schemas-microsoft-com:vml" xmlns:w="http://schemas.openxmlformats.org/wordprocessingml/2006/main" xmlns:w10="urn:schemas-microsoft-com:office:word" xmlns:wp="http://schemas.openxmlformats.org/drawingml/2006/wordprocessingDrawing" xmlns:pic="http://schemas.openxmlformats.org/drawingml/2006/picture" xmlns:wps="http://schemas.microsoft.com/office/word/2010/wordprocessingShape" xmlns:wpg="http://schemas.microsoft.com/office/word/2010/wordprocessingGroup" xmlns:mc="http://schemas.openxmlformats.org/markup-compatibility/2006" xmlns:wp14="http://schemas.microsoft.com/office/word/2010/wordprocessingDrawing" xmlns:w14="http://schemas.microsoft.com/office/word/2010/wordml" xmlns:w15="http://schemas.microsoft.com/office/word/2012/wordml" mc:Ignorable="w14 wp14 w15">
+<w:hdr xmlns:mc="http://schemas.openxmlformats.org/markup-compatibility/2006" xmlns:o="urn:schemas-microsoft-com:office:office" xmlns:r="http://schemas.openxmlformats.org/officeDocument/2006/relationships" xmlns:m="http://schemas.openxmlformats.org/officeDocument/2006/math" xmlns:v="urn:schemas-microsoft-com:vml" xmlns:wp="http://schemas.openxmlformats.org/drawingml/2006/wordprocessingDrawing" xmlns:w10="urn:schemas-microsoft-com:office:word" xmlns:w="http://schemas.openxmlformats.org/wordprocessingml/2006/main" xmlns:wne="http://schemas.microsoft.com/office/word/2006/wordml" xmlns:sl="http://schemas.openxmlformats.org/schemaLibrary/2006/main" xmlns:a="http://schemas.openxmlformats.org/drawingml/2006/main" xmlns:pic="http://schemas.openxmlformats.org/drawingml/2006/picture" xmlns:c="http://schemas.openxmlformats.org/drawingml/2006/chart" xmlns:lc="http://schemas.openxmlformats.org/drawingml/2006/lockedCanvas" xmlns:dgm="http://schemas.openxmlformats.org/drawingml/2006/diagram" xmlns:wps="http://schemas.microsoft.com/office/word/2010/wordprocessingShape" xmlns:wpg="http://schemas.microsoft.com/office/word/2010/wordprocessingGroup" xmlns:w14="http://schemas.microsoft.com/office/word/2010/wordml" xmlns:w15="http://schemas.microsoft.com/office/word/2012/wordml" xmlns:w16="http://schemas.microsoft.com/office/word/2018/wordml" xmlns:w16cex="http://schemas.microsoft.com/office/word/2018/wordml/cex" xmlns:w16cid="http://schemas.microsoft.com/office/word/2016/wordml/cid" xmlns="http://schemas.microsoft.com/office/tasks/2019/documenttasks" xmlns:cr="http://schemas.microsoft.com/office/comments/2020/reactions">
+  <w:p>
+    <w:pPr>
+      <w:keepNext w:val="0"/>
+      <w:keepLines w:val="0"/>
+      <w:pageBreakBefore w:val="0"/>
+      <w:widowControl w:val="0"/>
+      <w:pBdr>
+        <w:top w:space="0" w:sz="0" w:val="nil"/>
+        <w:left w:space="0" w:sz="0" w:val="nil"/>
+        <w:bottom w:space="0" w:sz="0" w:val="nil"/>
+        <w:right w:space="0" w:sz="0" w:val="nil"/>
+        <w:between w:space="0" w:sz="0" w:val="nil"/>
+      </w:pBdr>
+      <w:shd w:fill="auto" w:val="clear"/>
+      <w:spacing w:after="0" w:before="0" w:line="276" w:lineRule="auto"/>
+      <w:ind w:left="0" w:right="0" w:firstLine="0"/>
+      <w:jc w:val="left"/>
+      <w:rPr>
+        <w:rFonts w:ascii="Arial" w:cs="Arial" w:eastAsia="Arial" w:hAnsi="Arial"/>
+        <w:b w:val="0"/>
+        <w:bCs w:val="0"/>
+        <w:vertAlign w:val="baseline"/>
+      </w:rPr>
+    </w:pPr>
+    <w:r>
+      <w:rPr>
+        <w:rtl w:val="0"/>
+      </w:rPr>
+    </w:r>
+  </w:p>
   <w:tbl>
     <w:tblPr>
-      <w:tblW w:w="14630" w:type="dxa"/>
+      <w:tblStyle w:val="Table2"/>
+      <w:tblW w:w="10893.999999999998" w:type="dxa"/>
       <w:jc w:val="center"/>
-      <w:tblInd w:w="0" w:type="dxa"/>
+      <w:tblBorders>
+        <w:top w:color="000000" w:space="0" w:sz="4" w:val="single"/>
+        <w:left w:color="000000" w:space="0" w:sz="4" w:val="single"/>
+        <w:bottom w:color="000000" w:space="0" w:sz="4" w:val="single"/>
+        <w:right w:color="000000" w:space="0" w:sz="4" w:val="single"/>
+        <w:insideH w:color="000000" w:space="0" w:sz="4" w:val="single"/>
+        <w:insideV w:color="000000" w:space="0" w:sz="4" w:val="single"/>
+      </w:tblBorders>
       <w:tblLayout w:type="fixed"/>
-      <w:tblCellMar>
-        <w:top w:w="0" w:type="dxa"/>
-        <w:start w:w="108" w:type="dxa"/>
-        <w:bottom w:w="0" w:type="dxa"/>
-        <w:end w:w="108" w:type="dxa"/>
-      </w:tblCellMar>
+      <w:tblLook w:val="0000"/>
     </w:tblPr>
     <w:tblGrid>
-      <w:gridCol w:w="2524"/>
-      <w:gridCol w:w="9072"/>
-      <w:gridCol w:w="3034"/>
+      <w:gridCol w:w="2214"/>
+      <w:gridCol w:w="5618"/>
+      <w:gridCol w:w="3062"/>
+      <w:tblGridChange w:id="0">
+        <w:tblGrid>
+          <w:gridCol w:w="2214"/>
+          <w:gridCol w:w="5618"/>
+          <w:gridCol w:w="3062"/>
+        </w:tblGrid>
+      </w:tblGridChange>
     </w:tblGrid>
     <w:tr>
-      <w:trPr/>
+      <w:trPr>
+        <w:cantSplit w:val="1"/>
+        <w:trHeight w:val="182" w:hRule="atLeast"/>
+        <w:tblHeader w:val="0"/>
+      </w:trPr>
       <w:tc>
         <w:tcPr>
-          <w:tcW w:w="2524" w:type="dxa"/>
           <w:vMerge w:val="restart"/>
-          <w:tcBorders>
-            <w:top w:val="single" w:sz="4" w:space="0" w:color="000000"/>
-            <w:start w:val="single" w:sz="4" w:space="0" w:color="000000"/>
-            <w:bottom w:val="single" w:sz="4" w:space="0" w:color="000000"/>
-            <w:end w:val="single" w:sz="4" w:space="0" w:color="000000"/>
-          </w:tcBorders>
           <w:vAlign w:val="center"/>
         </w:tcPr>
         <w:p>
           <w:pPr>
-            <w:pStyle w:val="Header"/>
+            <w:keepNext w:val="0"/>
+            <w:keepLines w:val="0"/>
+            <w:pageBreakBefore w:val="0"/>
+            <w:widowControl w:val="0"/>
+            <w:pBdr>
+              <w:top w:space="0" w:sz="0" w:val="nil"/>
+              <w:left w:space="0" w:sz="0" w:val="nil"/>
+              <w:bottom w:space="0" w:sz="0" w:val="nil"/>
+              <w:right w:space="0" w:sz="0" w:val="nil"/>
+              <w:between w:space="0" w:sz="0" w:val="nil"/>
+            </w:pBdr>
+            <w:shd w:fill="auto" w:val="clear"/>
+            <w:spacing w:after="0" w:before="0" w:line="240" w:lineRule="auto"/>
+            <w:ind w:left="0" w:right="0" w:firstLine="0"/>
             <w:jc w:val="center"/>
             <w:rPr>
-              <w:rFonts w:ascii="Arial" w:hAnsi="Arial" w:cs="Arial"/>
+              <w:rFonts w:ascii="Arial" w:cs="Arial" w:eastAsia="Arial" w:hAnsi="Arial"/>
+              <w:b w:val="0"/>
+              <w:bCs w:val="0"/>
+              <w:i w:val="0"/>
+              <w:iCs w:val="0"/>
+              <w:smallCaps w:val="0"/>
+              <w:strike w:val="0"/>
+              <w:color w:val="000000"/>
               <w:sz w:val="20"/>
               <w:szCs w:val="20"/>
+              <w:u w:val="none"/>
+              <w:shd w:fill="auto" w:val="clear"/>
+              <w:vertAlign w:val="baseline"/>
             </w:rPr>
           </w:pPr>
           <w:r>
             <w:rPr>
-              <w:lang w:val="en-US" w:eastAsia="en-US"/>
+              <w:rFonts w:ascii="Arial" w:cs="Arial" w:eastAsia="Arial" w:hAnsi="Arial"/>
+              <w:b w:val="0"/>
+              <w:bCs w:val="0"/>
+              <w:i w:val="0"/>
+              <w:iCs w:val="0"/>
+              <w:smallCaps w:val="0"/>
+              <w:strike w:val="0"/>
+              <w:color w:val="000000"/>
+              <w:sz w:val="20"/>
+              <w:szCs w:val="20"/>
+              <w:u w:val="none"/>
+              <w:shd w:fill="auto" w:val="clear"/>
+              <w:vertAlign w:val="baseline"/>
             </w:rPr>
             <w:drawing>
-              <wp:inline distT="0" distB="0" distL="0" distR="0">
-                <wp:extent cx="1346200" cy="621665"/>
-                <wp:effectExtent l="0" t="0" r="0" b="0"/>
-                <wp:docPr id="1" name="Image1"/>
-                <wp:cNvGraphicFramePr>
-                  <a:graphicFrameLocks xmlns:a="http://schemas.openxmlformats.org/drawingml/2006/main" noChangeAspect="1"/>
-                </wp:cNvGraphicFramePr>
-                <a:graphic xmlns:a="http://schemas.openxmlformats.org/drawingml/2006/main">
+              <wp:inline distB="0" distT="0" distL="114300" distR="114300">
+                <wp:extent cx="1258570" cy="533400"/>
+                <wp:effectExtent b="0" l="0" r="0" t="0"/>
+                <wp:docPr descr="Escudo PowerPoint" id="1028" name="image2.png"/>
+                <a:graphic>
                   <a:graphicData uri="http://schemas.openxmlformats.org/drawingml/2006/picture">
-                    <pic:pic xmlns:pic="http://schemas.openxmlformats.org/drawingml/2006/picture">
+                    <pic:pic>
                       <pic:nvPicPr>
-                        <pic:cNvPr id="1" name="Image1"/>
-                        <pic:cNvPicPr>
-                          <a:picLocks noChangeAspect="1" noChangeArrowheads="1"/>
-                        </pic:cNvPicPr>
+                        <pic:cNvPr descr="Escudo PowerPoint" id="0" name="image2.png"/>
+                        <pic:cNvPicPr preferRelativeResize="0"/>
                       </pic:nvPicPr>
                       <pic:blipFill>
                         <a:blip r:embed="rId1"/>
-                        <a:srcRect l="-11" t="-24" r="-11" b="-24"/>
+                        <a:srcRect b="0" l="0" r="0" t="0"/>
                         <a:stretch>
                           <a:fillRect/>
                         </a:stretch>
                       </pic:blipFill>
-                      <pic:spPr bwMode="auto">
+                      <pic:spPr>
                         <a:xfrm>
                           <a:off x="0" y="0"/>
-                          <a:ext cx="1346200" cy="621665"/>
+                          <a:ext cx="1258570" cy="533400"/>
                         </a:xfrm>
-                        <a:prstGeom prst="rect">
-                          <a:avLst/>
-                        </a:prstGeom>
-                        <a:noFill/>
+                        <a:prstGeom prst="rect"/>
+                        <a:ln/>
                       </pic:spPr>
                     </pic:pic>
                   </a:graphicData>
@@ -1473,369 +1555,532 @@
               </wp:inline>
             </w:drawing>
           </w:r>
-        </w:p>
-      </w:tc>
-      <w:tc>
-        <w:tcPr>
-          <w:tcW w:w="9072" w:type="dxa"/>
-          <w:vMerge w:val="restart"/>
-          <w:tcBorders>
-            <w:top w:val="single" w:sz="4" w:space="0" w:color="000000"/>
-            <w:start w:val="single" w:sz="4" w:space="0" w:color="000000"/>
-            <w:bottom w:val="single" w:sz="4" w:space="0" w:color="000000"/>
-            <w:end w:val="single" w:sz="4" w:space="0" w:color="000000"/>
-          </w:tcBorders>
-          <w:vAlign w:val="center"/>
-        </w:tcPr>
-        <w:p>
-          <w:pPr>
-            <w:pStyle w:val="Header"/>
-            <w:jc w:val="center"/>
-            <w:rPr>
-              <w:rFonts w:ascii="Arial" w:hAnsi="Arial" w:cs="Arial"/>
-              <w:sz w:val="20"/>
-              <w:szCs w:val="20"/>
-            </w:rPr>
-          </w:pPr>
           <w:r>
             <w:rPr>
-              <w:rFonts w:cs="Arial" w:ascii="Arial" w:hAnsi="Arial"/>
-              <w:b/>
-              <w:sz w:val="20"/>
-              <w:szCs w:val="20"/>
-            </w:rPr>
-            <w:t>LABORATORIO DE CALIDAD DEL AIRE</w:t>
+              <w:rtl w:val="0"/>
+            </w:rPr>
           </w:r>
         </w:p>
       </w:tc>
       <w:tc>
         <w:tcPr>
-          <w:tcW w:w="3034" w:type="dxa"/>
-          <w:tcBorders>
-            <w:top w:val="single" w:sz="4" w:space="0" w:color="000000"/>
-            <w:start w:val="single" w:sz="4" w:space="0" w:color="000000"/>
-            <w:bottom w:val="single" w:sz="4" w:space="0" w:color="000000"/>
-            <w:end w:val="single" w:sz="4" w:space="0" w:color="000000"/>
-          </w:tcBorders>
-          <w:vAlign w:val="bottom"/>
+          <w:vMerge w:val="restart"/>
+          <w:vAlign w:val="center"/>
         </w:tcPr>
         <w:p>
           <w:pPr>
-            <w:pStyle w:val="Header"/>
-            <w:rPr>
-              <w:rFonts w:ascii="Arial" w:hAnsi="Arial" w:cs="Arial"/>
-              <w:b/>
+            <w:keepNext w:val="0"/>
+            <w:keepLines w:val="0"/>
+            <w:pageBreakBefore w:val="0"/>
+            <w:widowControl w:val="0"/>
+            <w:pBdr>
+              <w:top w:space="0" w:sz="0" w:val="nil"/>
+              <w:left w:space="0" w:sz="0" w:val="nil"/>
+              <w:bottom w:space="0" w:sz="0" w:val="nil"/>
+              <w:right w:space="0" w:sz="0" w:val="nil"/>
+              <w:between w:space="0" w:sz="0" w:val="nil"/>
+            </w:pBdr>
+            <w:shd w:fill="auto" w:val="clear"/>
+            <w:spacing w:after="0" w:before="0" w:line="240" w:lineRule="auto"/>
+            <w:ind w:left="0" w:right="0" w:firstLine="0"/>
+            <w:jc w:val="center"/>
+            <w:rPr>
+              <w:rFonts w:ascii="Arial" w:cs="Arial" w:eastAsia="Arial" w:hAnsi="Arial"/>
+              <w:b w:val="0"/>
+              <w:bCs w:val="0"/>
+              <w:i w:val="0"/>
+              <w:iCs w:val="0"/>
+              <w:smallCaps w:val="0"/>
+              <w:strike w:val="0"/>
+              <w:color w:val="000000"/>
               <w:sz w:val="20"/>
               <w:szCs w:val="20"/>
+              <w:u w:val="none"/>
+              <w:shd w:fill="auto" w:val="clear"/>
+              <w:vertAlign w:val="baseline"/>
             </w:rPr>
           </w:pPr>
           <w:r>
             <w:rPr>
-              <w:rFonts w:cs="Arial" w:ascii="Arial" w:hAnsi="Arial"/>
-              <w:b/>
+              <w:rFonts w:ascii="Arial" w:cs="Arial" w:eastAsia="Arial" w:hAnsi="Arial"/>
+              <w:b w:val="1"/>
+              <w:bCs w:val="1"/>
+              <w:i w:val="0"/>
+              <w:iCs w:val="0"/>
+              <w:smallCaps w:val="0"/>
+              <w:strike w:val="0"/>
+              <w:color w:val="000000"/>
               <w:sz w:val="20"/>
               <w:szCs w:val="20"/>
-            </w:rPr>
-            <w:t>Código: P-PSEA-05</w:t>
+              <w:u w:val="none"/>
+              <w:shd w:fill="auto" w:val="clear"/>
+              <w:vertAlign w:val="baseline"/>
+              <w:rtl w:val="0"/>
+            </w:rPr>
+            <w:t xml:space="preserve">LABORATORIO DE CALIDAD DEL AIRE</w:t>
+          </w:r>
+          <w:r>
+            <w:rPr>
+              <w:rtl w:val="0"/>
+            </w:rPr>
+          </w:r>
+        </w:p>
+      </w:tc>
+      <w:tc>
+        <w:tcPr/>
+        <w:p>
+          <w:pPr>
+            <w:keepNext w:val="0"/>
+            <w:keepLines w:val="0"/>
+            <w:pageBreakBefore w:val="0"/>
+            <w:widowControl w:val="0"/>
+            <w:pBdr>
+              <w:top w:space="0" w:sz="0" w:val="nil"/>
+              <w:left w:space="0" w:sz="0" w:val="nil"/>
+              <w:bottom w:space="0" w:sz="0" w:val="nil"/>
+              <w:right w:space="0" w:sz="0" w:val="nil"/>
+              <w:between w:space="0" w:sz="0" w:val="nil"/>
+            </w:pBdr>
+            <w:shd w:fill="auto" w:val="clear"/>
+            <w:spacing w:after="0" w:before="0" w:line="240" w:lineRule="auto"/>
+            <w:ind w:left="0" w:right="0" w:firstLine="0"/>
+            <w:jc w:val="left"/>
+            <w:rPr>
+              <w:rFonts w:ascii="Arial" w:cs="Arial" w:eastAsia="Arial" w:hAnsi="Arial"/>
+              <w:b w:val="0"/>
+              <w:bCs w:val="0"/>
+              <w:i w:val="0"/>
+              <w:iCs w:val="0"/>
+              <w:smallCaps w:val="0"/>
+              <w:strike w:val="0"/>
+              <w:color w:val="000000"/>
+              <w:sz w:val="20"/>
+              <w:szCs w:val="20"/>
+              <w:u w:val="none"/>
+              <w:shd w:fill="auto" w:val="clear"/>
+              <w:vertAlign w:val="baseline"/>
+            </w:rPr>
+          </w:pPr>
+          <w:r>
+            <w:rPr>
+              <w:rFonts w:ascii="Arial" w:cs="Arial" w:eastAsia="Arial" w:hAnsi="Arial"/>
+              <w:b w:val="1"/>
+              <w:bCs w:val="1"/>
+              <w:i w:val="0"/>
+              <w:iCs w:val="0"/>
+              <w:smallCaps w:val="0"/>
+              <w:strike w:val="0"/>
+              <w:color w:val="000000"/>
+              <w:sz w:val="20"/>
+              <w:szCs w:val="20"/>
+              <w:u w:val="none"/>
+              <w:shd w:fill="auto" w:val="clear"/>
+              <w:vertAlign w:val="baseline"/>
+              <w:rtl w:val="0"/>
+            </w:rPr>
+            <w:t xml:space="preserve">Código: M-GCM-01</w:t>
+          </w:r>
+          <w:r>
+            <w:rPr>
+              <w:rtl w:val="0"/>
+            </w:rPr>
           </w:r>
         </w:p>
       </w:tc>
     </w:tr>
     <w:tr>
-      <w:trPr/>
+      <w:trPr>
+        <w:cantSplit w:val="1"/>
+        <w:trHeight w:val="116" w:hRule="atLeast"/>
+        <w:tblHeader w:val="0"/>
+      </w:trPr>
       <w:tc>
         <w:tcPr>
-          <w:tcW w:w="2524" w:type="dxa"/>
           <w:vMerge w:val="continue"/>
-          <w:tcBorders>
-            <w:top w:val="single" w:sz="4" w:space="0" w:color="000000"/>
-            <w:start w:val="single" w:sz="4" w:space="0" w:color="000000"/>
-            <w:bottom w:val="single" w:sz="4" w:space="0" w:color="000000"/>
-            <w:end w:val="single" w:sz="4" w:space="0" w:color="000000"/>
-          </w:tcBorders>
           <w:vAlign w:val="center"/>
         </w:tcPr>
         <w:p>
           <w:pPr>
-            <w:pStyle w:val="Header"/>
-            <w:snapToGrid w:val="false"/>
-            <w:rPr>
-              <w:rFonts w:ascii="Arial" w:hAnsi="Arial" w:cs="Arial"/>
-              <w:b/>
+            <w:keepNext w:val="0"/>
+            <w:keepLines w:val="0"/>
+            <w:pageBreakBefore w:val="0"/>
+            <w:widowControl w:val="0"/>
+            <w:pBdr>
+              <w:top w:space="0" w:sz="0" w:val="nil"/>
+              <w:left w:space="0" w:sz="0" w:val="nil"/>
+              <w:bottom w:space="0" w:sz="0" w:val="nil"/>
+              <w:right w:space="0" w:sz="0" w:val="nil"/>
+              <w:between w:space="0" w:sz="0" w:val="nil"/>
+            </w:pBdr>
+            <w:shd w:fill="auto" w:val="clear"/>
+            <w:spacing w:after="0" w:before="0" w:line="276" w:lineRule="auto"/>
+            <w:ind w:left="0" w:right="0" w:firstLine="0"/>
+            <w:jc w:val="left"/>
+            <w:rPr>
+              <w:rFonts w:ascii="Arial" w:cs="Arial" w:eastAsia="Arial" w:hAnsi="Arial"/>
+              <w:b w:val="0"/>
+              <w:bCs w:val="0"/>
+              <w:i w:val="0"/>
+              <w:iCs w:val="0"/>
+              <w:smallCaps w:val="0"/>
+              <w:strike w:val="0"/>
+              <w:color w:val="000000"/>
               <w:sz w:val="20"/>
               <w:szCs w:val="20"/>
+              <w:u w:val="none"/>
+              <w:shd w:fill="auto" w:val="clear"/>
+              <w:vertAlign w:val="baseline"/>
             </w:rPr>
           </w:pPr>
           <w:r>
             <w:rPr>
-              <w:rFonts w:cs="Arial" w:ascii="Arial" w:hAnsi="Arial"/>
-              <w:b/>
-              <w:sz w:val="20"/>
-              <w:szCs w:val="20"/>
+              <w:rtl w:val="0"/>
             </w:rPr>
           </w:r>
         </w:p>
       </w:tc>
       <w:tc>
         <w:tcPr>
-          <w:tcW w:w="9072" w:type="dxa"/>
           <w:vMerge w:val="continue"/>
-          <w:tcBorders>
-            <w:top w:val="single" w:sz="4" w:space="0" w:color="000000"/>
-            <w:start w:val="single" w:sz="4" w:space="0" w:color="000000"/>
-            <w:bottom w:val="single" w:sz="4" w:space="0" w:color="000000"/>
-            <w:end w:val="single" w:sz="4" w:space="0" w:color="000000"/>
-          </w:tcBorders>
           <w:vAlign w:val="center"/>
         </w:tcPr>
         <w:p>
           <w:pPr>
-            <w:pStyle w:val="Header"/>
-            <w:snapToGrid w:val="false"/>
-            <w:rPr>
-              <w:rFonts w:ascii="Arial" w:hAnsi="Arial" w:cs="Arial"/>
+            <w:keepNext w:val="0"/>
+            <w:keepLines w:val="0"/>
+            <w:pageBreakBefore w:val="0"/>
+            <w:widowControl w:val="0"/>
+            <w:pBdr>
+              <w:top w:space="0" w:sz="0" w:val="nil"/>
+              <w:left w:space="0" w:sz="0" w:val="nil"/>
+              <w:bottom w:space="0" w:sz="0" w:val="nil"/>
+              <w:right w:space="0" w:sz="0" w:val="nil"/>
+              <w:between w:space="0" w:sz="0" w:val="nil"/>
+            </w:pBdr>
+            <w:shd w:fill="auto" w:val="clear"/>
+            <w:spacing w:after="0" w:before="0" w:line="276" w:lineRule="auto"/>
+            <w:ind w:left="0" w:right="0" w:firstLine="0"/>
+            <w:jc w:val="left"/>
+            <w:rPr>
+              <w:rFonts w:ascii="Arial" w:cs="Arial" w:eastAsia="Arial" w:hAnsi="Arial"/>
+              <w:b w:val="0"/>
+              <w:bCs w:val="0"/>
+              <w:i w:val="0"/>
+              <w:iCs w:val="0"/>
+              <w:smallCaps w:val="0"/>
+              <w:strike w:val="0"/>
+              <w:color w:val="000000"/>
               <w:sz w:val="20"/>
               <w:szCs w:val="20"/>
+              <w:u w:val="none"/>
+              <w:shd w:fill="auto" w:val="clear"/>
+              <w:vertAlign w:val="baseline"/>
             </w:rPr>
           </w:pPr>
           <w:r>
             <w:rPr>
-              <w:rFonts w:cs="Arial" w:ascii="Arial" w:hAnsi="Arial"/>
+              <w:rtl w:val="0"/>
+            </w:rPr>
+          </w:r>
+        </w:p>
+      </w:tc>
+      <w:tc>
+        <w:tcPr/>
+        <w:p>
+          <w:pPr>
+            <w:keepNext w:val="0"/>
+            <w:keepLines w:val="0"/>
+            <w:pageBreakBefore w:val="0"/>
+            <w:widowControl w:val="0"/>
+            <w:pBdr>
+              <w:top w:space="0" w:sz="0" w:val="nil"/>
+              <w:left w:space="0" w:sz="0" w:val="nil"/>
+              <w:bottom w:space="0" w:sz="0" w:val="nil"/>
+              <w:right w:space="0" w:sz="0" w:val="nil"/>
+              <w:between w:space="0" w:sz="0" w:val="nil"/>
+            </w:pBdr>
+            <w:shd w:fill="auto" w:val="clear"/>
+            <w:spacing w:after="0" w:before="0" w:line="240" w:lineRule="auto"/>
+            <w:ind w:left="0" w:right="0" w:firstLine="0"/>
+            <w:jc w:val="left"/>
+            <w:rPr>
+              <w:rFonts w:ascii="Arial" w:cs="Arial" w:eastAsia="Arial" w:hAnsi="Arial"/>
+              <w:b w:val="0"/>
+              <w:bCs w:val="0"/>
+              <w:i w:val="0"/>
+              <w:iCs w:val="0"/>
+              <w:smallCaps w:val="0"/>
+              <w:strike w:val="0"/>
+              <w:color w:val="000000"/>
               <w:sz w:val="20"/>
               <w:szCs w:val="20"/>
+              <w:u w:val="none"/>
+              <w:shd w:fill="auto" w:val="clear"/>
+              <w:vertAlign w:val="baseline"/>
+            </w:rPr>
+          </w:pPr>
+          <w:r>
+            <w:rPr>
+              <w:rFonts w:ascii="Arial" w:cs="Arial" w:eastAsia="Arial" w:hAnsi="Arial"/>
+              <w:b w:val="1"/>
+              <w:bCs w:val="1"/>
+              <w:i w:val="0"/>
+              <w:iCs w:val="0"/>
+              <w:smallCaps w:val="0"/>
+              <w:strike w:val="0"/>
+              <w:color w:val="000000"/>
+              <w:sz w:val="20"/>
+              <w:szCs w:val="20"/>
+              <w:u w:val="none"/>
+              <w:shd w:fill="auto" w:val="clear"/>
+              <w:vertAlign w:val="baseline"/>
+              <w:rtl w:val="0"/>
+            </w:rPr>
+            <w:t xml:space="preserve">Versión: 08</w:t>
+          </w:r>
+          <w:r>
+            <w:rPr>
+              <w:rtl w:val="0"/>
+            </w:rPr>
+          </w:r>
+        </w:p>
+      </w:tc>
+    </w:tr>
+    <w:tr>
+      <w:trPr>
+        <w:cantSplit w:val="1"/>
+        <w:trHeight w:val="116" w:hRule="atLeast"/>
+        <w:tblHeader w:val="0"/>
+      </w:trPr>
+      <w:tc>
+        <w:tcPr>
+          <w:vMerge w:val="continue"/>
+          <w:vAlign w:val="center"/>
+        </w:tcPr>
+        <w:p>
+          <w:pPr>
+            <w:keepNext w:val="0"/>
+            <w:keepLines w:val="0"/>
+            <w:pageBreakBefore w:val="0"/>
+            <w:widowControl w:val="0"/>
+            <w:pBdr>
+              <w:top w:space="0" w:sz="0" w:val="nil"/>
+              <w:left w:space="0" w:sz="0" w:val="nil"/>
+              <w:bottom w:space="0" w:sz="0" w:val="nil"/>
+              <w:right w:space="0" w:sz="0" w:val="nil"/>
+              <w:between w:space="0" w:sz="0" w:val="nil"/>
+            </w:pBdr>
+            <w:shd w:fill="auto" w:val="clear"/>
+            <w:spacing w:after="0" w:before="0" w:line="276" w:lineRule="auto"/>
+            <w:ind w:left="0" w:right="0" w:firstLine="0"/>
+            <w:jc w:val="left"/>
+            <w:rPr>
+              <w:rFonts w:ascii="Arial" w:cs="Arial" w:eastAsia="Arial" w:hAnsi="Arial"/>
+              <w:b w:val="0"/>
+              <w:bCs w:val="0"/>
+              <w:i w:val="0"/>
+              <w:iCs w:val="0"/>
+              <w:smallCaps w:val="0"/>
+              <w:strike w:val="0"/>
+              <w:color w:val="000000"/>
+              <w:sz w:val="20"/>
+              <w:szCs w:val="20"/>
+              <w:u w:val="none"/>
+              <w:shd w:fill="auto" w:val="clear"/>
+              <w:vertAlign w:val="baseline"/>
+            </w:rPr>
+          </w:pPr>
+          <w:r>
+            <w:rPr>
+              <w:rtl w:val="0"/>
             </w:rPr>
           </w:r>
         </w:p>
       </w:tc>
       <w:tc>
         <w:tcPr>
-          <w:tcW w:w="3034" w:type="dxa"/>
-          <w:tcBorders>
-            <w:top w:val="single" w:sz="4" w:space="0" w:color="000000"/>
-            <w:start w:val="single" w:sz="4" w:space="0" w:color="000000"/>
-            <w:bottom w:val="single" w:sz="4" w:space="0" w:color="000000"/>
-            <w:end w:val="single" w:sz="4" w:space="0" w:color="000000"/>
-          </w:tcBorders>
-          <w:vAlign w:val="bottom"/>
-        </w:tcPr>
-        <w:p>
-          <w:pPr>
-            <w:pStyle w:val="Header"/>
-            <w:rPr>
-              <w:rFonts w:ascii="Arial" w:hAnsi="Arial" w:cs="Arial"/>
-              <w:b/>
-              <w:sz w:val="20"/>
-              <w:szCs w:val="16"/>
-            </w:rPr>
-          </w:pPr>
-          <w:r>
-            <w:rPr>
-              <w:rFonts w:cs="Arial" w:ascii="Arial" w:hAnsi="Arial"/>
-              <w:b/>
-              <w:sz w:val="20"/>
-              <w:szCs w:val="16"/>
-            </w:rPr>
-            <w:t>Versión: 01</w:t>
-          </w:r>
-        </w:p>
-      </w:tc>
-    </w:tr>
-    <w:tr>
-      <w:trPr/>
-      <w:tc>
-        <w:tcPr>
-          <w:tcW w:w="2524" w:type="dxa"/>
-          <w:vMerge w:val="continue"/>
-          <w:tcBorders>
-            <w:top w:val="single" w:sz="4" w:space="0" w:color="000000"/>
-            <w:start w:val="single" w:sz="4" w:space="0" w:color="000000"/>
-            <w:bottom w:val="single" w:sz="4" w:space="0" w:color="000000"/>
-            <w:end w:val="single" w:sz="4" w:space="0" w:color="000000"/>
-          </w:tcBorders>
           <w:vAlign w:val="center"/>
         </w:tcPr>
         <w:p>
           <w:pPr>
-            <w:pStyle w:val="Header"/>
-            <w:snapToGrid w:val="false"/>
-            <w:rPr>
-              <w:rFonts w:ascii="Arial" w:hAnsi="Arial" w:cs="Arial"/>
-              <w:b/>
+            <w:keepNext w:val="0"/>
+            <w:keepLines w:val="0"/>
+            <w:pageBreakBefore w:val="0"/>
+            <w:widowControl w:val="0"/>
+            <w:pBdr>
+              <w:top w:space="0" w:sz="0" w:val="nil"/>
+              <w:left w:space="0" w:sz="0" w:val="nil"/>
+              <w:bottom w:space="0" w:sz="0" w:val="nil"/>
+              <w:right w:space="0" w:sz="0" w:val="nil"/>
+              <w:between w:space="0" w:sz="0" w:val="nil"/>
+            </w:pBdr>
+            <w:shd w:fill="auto" w:val="clear"/>
+            <w:spacing w:after="120" w:before="120" w:line="240" w:lineRule="auto"/>
+            <w:ind w:left="0" w:right="0" w:firstLine="0"/>
+            <w:jc w:val="center"/>
+            <w:rPr>
+              <w:rFonts w:ascii="Arial" w:cs="Arial" w:eastAsia="Arial" w:hAnsi="Arial"/>
+              <w:b w:val="0"/>
+              <w:bCs w:val="0"/>
+              <w:i w:val="0"/>
+              <w:iCs w:val="0"/>
+              <w:smallCaps w:val="0"/>
+              <w:strike w:val="0"/>
+              <w:color w:val="000000"/>
               <w:sz w:val="20"/>
               <w:szCs w:val="20"/>
+              <w:u w:val="none"/>
+              <w:shd w:fill="auto" w:val="clear"/>
+              <w:vertAlign w:val="baseline"/>
             </w:rPr>
           </w:pPr>
           <w:r>
             <w:rPr>
-              <w:rFonts w:cs="Arial" w:ascii="Arial" w:hAnsi="Arial"/>
-              <w:b/>
+              <w:rFonts w:ascii="Arial" w:cs="Arial" w:eastAsia="Arial" w:hAnsi="Arial"/>
+              <w:b w:val="1"/>
+              <w:bCs w:val="1"/>
+              <w:i w:val="0"/>
+              <w:iCs w:val="0"/>
+              <w:smallCaps w:val="0"/>
+              <w:strike w:val="0"/>
+              <w:color w:val="000000"/>
               <w:sz w:val="20"/>
               <w:szCs w:val="20"/>
+              <w:u w:val="none"/>
+              <w:shd w:fill="auto" w:val="clear"/>
+              <w:vertAlign w:val="baseline"/>
+              <w:rtl w:val="0"/>
+            </w:rPr>
+            <w:t xml:space="preserve">MANUAL DE CALIDAD</w:t>
+          </w:r>
+          <w:r>
+            <w:rPr>
+              <w:rtl w:val="0"/>
             </w:rPr>
           </w:r>
         </w:p>
       </w:tc>
       <w:tc>
         <w:tcPr>
-          <w:tcW w:w="9072" w:type="dxa"/>
-          <w:tcBorders>
-            <w:top w:val="single" w:sz="4" w:space="0" w:color="000000"/>
-            <w:start w:val="single" w:sz="4" w:space="0" w:color="000000"/>
-            <w:bottom w:val="single" w:sz="4" w:space="0" w:color="000000"/>
-            <w:end w:val="single" w:sz="4" w:space="0" w:color="000000"/>
-          </w:tcBorders>
           <w:vAlign w:val="center"/>
         </w:tcPr>
         <w:p>
           <w:pPr>
-            <w:pStyle w:val="Header"/>
-            <w:spacing w:before="120" w:after="120"/>
-            <w:jc w:val="center"/>
-            <w:rPr>
-              <w:rFonts w:ascii="Arial" w:hAnsi="Arial" w:cs="Arial"/>
+            <w:keepNext w:val="0"/>
+            <w:keepLines w:val="0"/>
+            <w:pageBreakBefore w:val="0"/>
+            <w:widowControl w:val="0"/>
+            <w:pBdr>
+              <w:top w:space="0" w:sz="0" w:val="nil"/>
+              <w:left w:space="0" w:sz="0" w:val="nil"/>
+              <w:bottom w:space="0" w:sz="0" w:val="nil"/>
+              <w:right w:space="0" w:sz="0" w:val="nil"/>
+              <w:between w:space="0" w:sz="0" w:val="nil"/>
+            </w:pBdr>
+            <w:shd w:fill="auto" w:val="clear"/>
+            <w:spacing w:after="0" w:before="0" w:line="240" w:lineRule="auto"/>
+            <w:ind w:left="0" w:right="0" w:firstLine="0"/>
+            <w:jc w:val="left"/>
+            <w:rPr>
+              <w:rFonts w:ascii="Arial" w:cs="Arial" w:eastAsia="Arial" w:hAnsi="Arial"/>
+              <w:b w:val="0"/>
+              <w:bCs w:val="0"/>
+              <w:i w:val="0"/>
+              <w:iCs w:val="0"/>
+              <w:smallCaps w:val="0"/>
+              <w:strike w:val="0"/>
+              <w:color w:val="000000"/>
               <w:sz w:val="20"/>
               <w:szCs w:val="20"/>
+              <w:u w:val="none"/>
+              <w:shd w:fill="auto" w:val="clear"/>
+              <w:vertAlign w:val="baseline"/>
             </w:rPr>
           </w:pPr>
           <w:r>
             <w:rPr>
-              <w:rFonts w:cs="Arial" w:ascii="Arial" w:hAnsi="Arial"/>
-              <w:b/>
+              <w:rFonts w:ascii="Arial" w:cs="Arial" w:eastAsia="Arial" w:hAnsi="Arial"/>
+              <w:b w:val="1"/>
+              <w:bCs w:val="1"/>
+              <w:i w:val="0"/>
+              <w:iCs w:val="0"/>
+              <w:smallCaps w:val="0"/>
+              <w:strike w:val="0"/>
+              <w:color w:val="000000"/>
               <w:sz w:val="20"/>
               <w:szCs w:val="20"/>
-            </w:rPr>
-            <w:t>COMUNICACIONES DEL PEA</w:t>
-          </w:r>
-        </w:p>
-      </w:tc>
-      <w:tc>
-        <w:tcPr>
-          <w:tcW w:w="3034" w:type="dxa"/>
-          <w:tcBorders>
-            <w:top w:val="single" w:sz="4" w:space="0" w:color="000000"/>
-            <w:start w:val="single" w:sz="4" w:space="0" w:color="000000"/>
-            <w:bottom w:val="single" w:sz="4" w:space="0" w:color="000000"/>
-            <w:end w:val="single" w:sz="4" w:space="0" w:color="000000"/>
-          </w:tcBorders>
-          <w:vAlign w:val="center"/>
-        </w:tcPr>
-        <w:p>
-          <w:pPr>
-            <w:pStyle w:val="Header"/>
-            <w:rPr>
-              <w:rFonts w:ascii="Arial" w:hAnsi="Arial" w:cs="Arial"/>
-              <w:b/>
-              <w:sz w:val="20"/>
-              <w:szCs w:val="20"/>
-            </w:rPr>
-          </w:pPr>
-          <w:r>
-            <w:rPr>
-              <w:rFonts w:cs="Arial" w:ascii="Arial" w:hAnsi="Arial"/>
-              <w:b/>
-              <w:sz w:val="20"/>
-              <w:szCs w:val="16"/>
+              <w:u w:val="none"/>
+              <w:shd w:fill="auto" w:val="clear"/>
+              <w:vertAlign w:val="baseline"/>
+              <w:rtl w:val="0"/>
             </w:rPr>
             <w:t xml:space="preserve">Página </w:t>
           </w:r>
           <w:r>
             <w:rPr>
-              <w:rFonts w:cs="Arial" w:ascii="Arial" w:hAnsi="Arial"/>
-              <w:b/>
+              <w:rFonts w:ascii="Arial" w:cs="Arial" w:eastAsia="Arial" w:hAnsi="Arial"/>
+              <w:b w:val="1"/>
+              <w:bCs w:val="1"/>
+              <w:i w:val="0"/>
+              <w:iCs w:val="0"/>
+              <w:smallCaps w:val="0"/>
+              <w:strike w:val="0"/>
+              <w:color w:val="000000"/>
               <w:sz w:val="20"/>
-              <w:szCs w:val="16"/>
+              <w:szCs w:val="20"/>
+              <w:u w:val="none"/>
+              <w:shd w:fill="auto" w:val="clear"/>
+              <w:vertAlign w:val="baseline"/>
             </w:rPr>
             <w:fldChar w:fldCharType="begin"/>
-          </w:r>
-          <w:r>
-            <w:rPr>
-              <w:rFonts w:cs="Arial" w:ascii="Arial" w:hAnsi="Arial"/>
-              <w:b/>
-              <w:sz w:val="20"/>
-              <w:szCs w:val="16"/>
-            </w:rPr>
-            <w:instrText xml:space="preserve"> PAGE </w:instrText>
-          </w:r>
-          <w:r>
-            <w:rPr>
-              <w:rFonts w:cs="Arial" w:ascii="Arial" w:hAnsi="Arial"/>
-              <w:b/>
-              <w:sz w:val="20"/>
-              <w:szCs w:val="16"/>
-            </w:rPr>
+            <w:instrText xml:space="preserve">PAGE</w:instrText>
             <w:fldChar w:fldCharType="separate"/>
-          </w:r>
-          <w:r>
-            <w:rPr>
-              <w:rFonts w:cs="Arial" w:ascii="Arial" w:hAnsi="Arial"/>
-              <w:b/>
-              <w:sz w:val="20"/>
-              <w:szCs w:val="16"/>
-            </w:rPr>
-            <w:t>1</w:t>
-          </w:r>
-          <w:r>
-            <w:rPr>
-              <w:rFonts w:cs="Arial" w:ascii="Arial" w:hAnsi="Arial"/>
-              <w:b/>
-              <w:sz w:val="20"/>
-              <w:szCs w:val="16"/>
-            </w:rPr>
             <w:fldChar w:fldCharType="end"/>
           </w:r>
           <w:r>
             <w:rPr>
-              <w:rFonts w:cs="Arial" w:ascii="Arial" w:hAnsi="Arial"/>
-              <w:b/>
+              <w:rFonts w:ascii="Arial" w:cs="Arial" w:eastAsia="Arial" w:hAnsi="Arial"/>
+              <w:b w:val="1"/>
+              <w:bCs w:val="1"/>
+              <w:i w:val="0"/>
+              <w:iCs w:val="0"/>
+              <w:smallCaps w:val="0"/>
+              <w:strike w:val="0"/>
+              <w:color w:val="000000"/>
               <w:sz w:val="20"/>
-              <w:szCs w:val="16"/>
+              <w:szCs w:val="20"/>
+              <w:u w:val="none"/>
+              <w:shd w:fill="auto" w:val="clear"/>
+              <w:vertAlign w:val="baseline"/>
+              <w:rtl w:val="0"/>
             </w:rPr>
             <w:t xml:space="preserve"> de </w:t>
           </w:r>
           <w:r>
             <w:rPr>
-              <w:rFonts w:cs="Arial" w:ascii="Arial" w:hAnsi="Arial"/>
-              <w:b/>
+              <w:rFonts w:ascii="Arial" w:cs="Arial" w:eastAsia="Arial" w:hAnsi="Arial"/>
+              <w:b w:val="1"/>
+              <w:bCs w:val="1"/>
+              <w:i w:val="0"/>
+              <w:iCs w:val="0"/>
+              <w:smallCaps w:val="0"/>
+              <w:strike w:val="0"/>
+              <w:color w:val="000000"/>
               <w:sz w:val="20"/>
-              <w:szCs w:val="16"/>
+              <w:szCs w:val="20"/>
+              <w:u w:val="none"/>
+              <w:shd w:fill="auto" w:val="clear"/>
+              <w:vertAlign w:val="baseline"/>
             </w:rPr>
             <w:fldChar w:fldCharType="begin"/>
+            <w:instrText xml:space="preserve">NUMPAGES</w:instrText>
+            <w:fldChar w:fldCharType="separate"/>
+            <w:fldChar w:fldCharType="end"/>
           </w:r>
           <w:r>
             <w:rPr>
-              <w:rFonts w:cs="Arial" w:ascii="Arial" w:hAnsi="Arial"/>
-              <w:b/>
-              <w:sz w:val="20"/>
-              <w:szCs w:val="16"/>
-            </w:rPr>
-            <w:instrText xml:space="preserve"> NUMPAGES \* ARABIC </w:instrText>
-          </w:r>
-          <w:r>
-            <w:rPr>
-              <w:rFonts w:cs="Arial" w:ascii="Arial" w:hAnsi="Arial"/>
-              <w:b/>
-              <w:sz w:val="20"/>
-              <w:szCs w:val="16"/>
-            </w:rPr>
-            <w:fldChar w:fldCharType="separate"/>
-          </w:r>
-          <w:r>
-            <w:rPr>
-              <w:rFonts w:cs="Arial" w:ascii="Arial" w:hAnsi="Arial"/>
-              <w:b/>
-              <w:sz w:val="20"/>
-              <w:szCs w:val="16"/>
-            </w:rPr>
-            <w:t>1</w:t>
-          </w:r>
-          <w:r>
-            <w:rPr>
-              <w:rFonts w:cs="Arial" w:ascii="Arial" w:hAnsi="Arial"/>
-              <w:b/>
-              <w:sz w:val="20"/>
-              <w:szCs w:val="16"/>
-            </w:rPr>
-            <w:fldChar w:fldCharType="end"/>
+              <w:rtl w:val="0"/>
+            </w:rPr>
           </w:r>
         </w:p>
       </w:tc>
@@ -1843,260 +2088,1554 @@
   </w:tbl>
   <w:p>
     <w:pPr>
-      <w:pStyle w:val="Header"/>
-      <w:rPr/>
+      <w:keepNext w:val="0"/>
+      <w:keepLines w:val="0"/>
+      <w:pageBreakBefore w:val="0"/>
+      <w:widowControl w:val="0"/>
+      <w:pBdr>
+        <w:top w:space="0" w:sz="0" w:val="nil"/>
+        <w:left w:space="0" w:sz="0" w:val="nil"/>
+        <w:bottom w:space="0" w:sz="0" w:val="nil"/>
+        <w:right w:space="0" w:sz="0" w:val="nil"/>
+        <w:between w:space="0" w:sz="0" w:val="nil"/>
+      </w:pBdr>
+      <w:shd w:fill="auto" w:val="clear"/>
+      <w:spacing w:after="0" w:before="0" w:line="240" w:lineRule="auto"/>
+      <w:ind w:left="0" w:right="0" w:firstLine="0"/>
+      <w:jc w:val="left"/>
+      <w:rPr>
+        <w:rFonts w:ascii="Arial" w:cs="Arial" w:eastAsia="Arial" w:hAnsi="Arial"/>
+        <w:b w:val="0"/>
+        <w:bCs w:val="0"/>
+        <w:i w:val="0"/>
+        <w:iCs w:val="0"/>
+        <w:smallCaps w:val="0"/>
+        <w:strike w:val="0"/>
+        <w:color w:val="000000"/>
+        <w:sz w:val="24"/>
+        <w:szCs w:val="24"/>
+        <w:u w:val="none"/>
+        <w:shd w:fill="auto" w:val="clear"/>
+        <w:vertAlign w:val="baseline"/>
+      </w:rPr>
     </w:pPr>
     <w:r>
-      <w:rPr/>
+      <w:rPr>
+        <w:rtl w:val="0"/>
+      </w:rPr>
+    </w:r>
+  </w:p>
+</w:hdr>
+</file>
+
+<file path=word/header2.xml><?xml version="1.0" encoding="utf-8"?>
+<w:hdr xmlns:mc="http://schemas.openxmlformats.org/markup-compatibility/2006" xmlns:o="urn:schemas-microsoft-com:office:office" xmlns:r="http://schemas.openxmlformats.org/officeDocument/2006/relationships" xmlns:m="http://schemas.openxmlformats.org/officeDocument/2006/math" xmlns:v="urn:schemas-microsoft-com:vml" xmlns:wp="http://schemas.openxmlformats.org/drawingml/2006/wordprocessingDrawing" xmlns:w10="urn:schemas-microsoft-com:office:word" xmlns:w="http://schemas.openxmlformats.org/wordprocessingml/2006/main" xmlns:wne="http://schemas.microsoft.com/office/word/2006/wordml" xmlns:sl="http://schemas.openxmlformats.org/schemaLibrary/2006/main" xmlns:a="http://schemas.openxmlformats.org/drawingml/2006/main" xmlns:pic="http://schemas.openxmlformats.org/drawingml/2006/picture" xmlns:c="http://schemas.openxmlformats.org/drawingml/2006/chart" xmlns:lc="http://schemas.openxmlformats.org/drawingml/2006/lockedCanvas" xmlns:dgm="http://schemas.openxmlformats.org/drawingml/2006/diagram" xmlns:wps="http://schemas.microsoft.com/office/word/2010/wordprocessingShape" xmlns:wpg="http://schemas.microsoft.com/office/word/2010/wordprocessingGroup" xmlns:w14="http://schemas.microsoft.com/office/word/2010/wordml" xmlns:w15="http://schemas.microsoft.com/office/word/2012/wordml" xmlns:w16="http://schemas.microsoft.com/office/word/2018/wordml" xmlns:w16cex="http://schemas.microsoft.com/office/word/2018/wordml/cex" xmlns:w16cid="http://schemas.microsoft.com/office/word/2016/wordml/cid" xmlns="http://schemas.microsoft.com/office/tasks/2019/documenttasks" xmlns:cr="http://schemas.microsoft.com/office/comments/2020/reactions">
+  <w:p>
+    <w:pPr>
+      <w:keepNext w:val="0"/>
+      <w:keepLines w:val="0"/>
+      <w:pageBreakBefore w:val="0"/>
+      <w:widowControl w:val="0"/>
+      <w:pBdr>
+        <w:top w:space="0" w:sz="0" w:val="nil"/>
+        <w:left w:space="0" w:sz="0" w:val="nil"/>
+        <w:bottom w:space="0" w:sz="0" w:val="nil"/>
+        <w:right w:space="0" w:sz="0" w:val="nil"/>
+        <w:between w:space="0" w:sz="0" w:val="nil"/>
+      </w:pBdr>
+      <w:shd w:fill="auto" w:val="clear"/>
+      <w:spacing w:after="0" w:before="0" w:line="276" w:lineRule="auto"/>
+      <w:ind w:left="0" w:right="0" w:firstLine="0"/>
+      <w:jc w:val="left"/>
+      <w:rPr>
+        <w:rFonts w:ascii="Arial" w:cs="Arial" w:eastAsia="Arial" w:hAnsi="Arial"/>
+        <w:b w:val="0"/>
+        <w:bCs w:val="0"/>
+        <w:i w:val="0"/>
+        <w:iCs w:val="0"/>
+        <w:smallCaps w:val="0"/>
+        <w:strike w:val="0"/>
+        <w:color w:val="000000"/>
+        <w:sz w:val="24"/>
+        <w:szCs w:val="24"/>
+        <w:u w:val="none"/>
+        <w:shd w:fill="auto" w:val="clear"/>
+        <w:vertAlign w:val="baseline"/>
+      </w:rPr>
+    </w:pPr>
+    <w:r>
+      <w:rPr>
+        <w:rtl w:val="0"/>
+      </w:rPr>
+    </w:r>
+  </w:p>
+  <w:tbl>
+    <w:tblPr>
+      <w:tblStyle w:val="Table3"/>
+      <w:tblW w:w="10893.999999999998" w:type="dxa"/>
+      <w:jc w:val="center"/>
+      <w:tblBorders>
+        <w:top w:color="000000" w:space="0" w:sz="4" w:val="single"/>
+        <w:left w:color="000000" w:space="0" w:sz="4" w:val="single"/>
+        <w:bottom w:color="000000" w:space="0" w:sz="4" w:val="single"/>
+        <w:right w:color="000000" w:space="0" w:sz="4" w:val="single"/>
+        <w:insideH w:color="000000" w:space="0" w:sz="4" w:val="single"/>
+        <w:insideV w:color="000000" w:space="0" w:sz="4" w:val="single"/>
+      </w:tblBorders>
+      <w:tblLayout w:type="fixed"/>
+      <w:tblLook w:val="0000"/>
+    </w:tblPr>
+    <w:tblGrid>
+      <w:gridCol w:w="2214"/>
+      <w:gridCol w:w="5618"/>
+      <w:gridCol w:w="3062"/>
+      <w:tblGridChange w:id="0">
+        <w:tblGrid>
+          <w:gridCol w:w="2214"/>
+          <w:gridCol w:w="5618"/>
+          <w:gridCol w:w="3062"/>
+        </w:tblGrid>
+      </w:tblGridChange>
+    </w:tblGrid>
+    <w:tr>
+      <w:trPr>
+        <w:cantSplit w:val="1"/>
+        <w:trHeight w:val="182" w:hRule="atLeast"/>
+        <w:tblHeader w:val="0"/>
+      </w:trPr>
+      <w:tc>
+        <w:tcPr>
+          <w:vMerge w:val="restart"/>
+          <w:vAlign w:val="center"/>
+        </w:tcPr>
+        <w:p>
+          <w:pPr>
+            <w:keepNext w:val="0"/>
+            <w:keepLines w:val="0"/>
+            <w:pageBreakBefore w:val="0"/>
+            <w:widowControl w:val="0"/>
+            <w:pBdr>
+              <w:top w:space="0" w:sz="0" w:val="nil"/>
+              <w:left w:space="0" w:sz="0" w:val="nil"/>
+              <w:bottom w:space="0" w:sz="0" w:val="nil"/>
+              <w:right w:space="0" w:sz="0" w:val="nil"/>
+              <w:between w:space="0" w:sz="0" w:val="nil"/>
+            </w:pBdr>
+            <w:shd w:fill="auto" w:val="clear"/>
+            <w:spacing w:after="0" w:before="0" w:line="240" w:lineRule="auto"/>
+            <w:ind w:left="0" w:right="0" w:firstLine="0"/>
+            <w:jc w:val="center"/>
+            <w:rPr>
+              <w:rFonts w:ascii="Arial" w:cs="Arial" w:eastAsia="Arial" w:hAnsi="Arial"/>
+              <w:b w:val="0"/>
+              <w:bCs w:val="0"/>
+              <w:i w:val="0"/>
+              <w:iCs w:val="0"/>
+              <w:smallCaps w:val="0"/>
+              <w:strike w:val="0"/>
+              <w:color w:val="000000"/>
+              <w:sz w:val="20"/>
+              <w:szCs w:val="20"/>
+              <w:u w:val="none"/>
+              <w:shd w:fill="auto" w:val="clear"/>
+              <w:vertAlign w:val="baseline"/>
+            </w:rPr>
+          </w:pPr>
+          <w:r>
+            <w:rPr>
+              <w:rFonts w:ascii="Arial" w:cs="Arial" w:eastAsia="Arial" w:hAnsi="Arial"/>
+              <w:b w:val="0"/>
+              <w:bCs w:val="0"/>
+              <w:i w:val="0"/>
+              <w:iCs w:val="0"/>
+              <w:smallCaps w:val="0"/>
+              <w:strike w:val="0"/>
+              <w:color w:val="000000"/>
+              <w:sz w:val="20"/>
+              <w:szCs w:val="20"/>
+              <w:u w:val="none"/>
+              <w:shd w:fill="auto" w:val="clear"/>
+              <w:vertAlign w:val="baseline"/>
+            </w:rPr>
+            <w:drawing>
+              <wp:inline distB="0" distT="0" distL="114300" distR="114300">
+                <wp:extent cx="1232535" cy="558800"/>
+                <wp:effectExtent b="0" l="0" r="0" t="0"/>
+                <wp:docPr id="1030" name="image1.png"/>
+                <a:graphic>
+                  <a:graphicData uri="http://schemas.openxmlformats.org/drawingml/2006/picture">
+                    <pic:pic>
+                      <pic:nvPicPr>
+                        <pic:cNvPr id="0" name="image1.png"/>
+                        <pic:cNvPicPr preferRelativeResize="0"/>
+                      </pic:nvPicPr>
+                      <pic:blipFill>
+                        <a:blip r:embed="rId1"/>
+                        <a:srcRect b="0" l="0" r="0" t="0"/>
+                        <a:stretch>
+                          <a:fillRect/>
+                        </a:stretch>
+                      </pic:blipFill>
+                      <pic:spPr>
+                        <a:xfrm>
+                          <a:off x="0" y="0"/>
+                          <a:ext cx="1232535" cy="558800"/>
+                        </a:xfrm>
+                        <a:prstGeom prst="rect"/>
+                        <a:ln/>
+                      </pic:spPr>
+                    </pic:pic>
+                  </a:graphicData>
+                </a:graphic>
+              </wp:inline>
+            </w:drawing>
+          </w:r>
+          <w:r>
+            <w:rPr>
+              <w:rtl w:val="0"/>
+            </w:rPr>
+          </w:r>
+        </w:p>
+      </w:tc>
+      <w:tc>
+        <w:tcPr>
+          <w:vMerge w:val="restart"/>
+          <w:vAlign w:val="center"/>
+        </w:tcPr>
+        <w:p>
+          <w:pPr>
+            <w:keepNext w:val="0"/>
+            <w:keepLines w:val="0"/>
+            <w:pageBreakBefore w:val="0"/>
+            <w:widowControl w:val="0"/>
+            <w:pBdr>
+              <w:top w:space="0" w:sz="0" w:val="nil"/>
+              <w:left w:space="0" w:sz="0" w:val="nil"/>
+              <w:bottom w:space="0" w:sz="0" w:val="nil"/>
+              <w:right w:space="0" w:sz="0" w:val="nil"/>
+              <w:between w:space="0" w:sz="0" w:val="nil"/>
+            </w:pBdr>
+            <w:shd w:fill="auto" w:val="clear"/>
+            <w:spacing w:after="0" w:before="0" w:line="240" w:lineRule="auto"/>
+            <w:ind w:left="0" w:right="0" w:firstLine="0"/>
+            <w:jc w:val="center"/>
+            <w:rPr>
+              <w:rFonts w:ascii="Arial" w:cs="Arial" w:eastAsia="Arial" w:hAnsi="Arial"/>
+              <w:b w:val="0"/>
+              <w:bCs w:val="0"/>
+              <w:i w:val="0"/>
+              <w:iCs w:val="0"/>
+              <w:smallCaps w:val="0"/>
+              <w:strike w:val="0"/>
+              <w:color w:val="000000"/>
+              <w:sz w:val="20"/>
+              <w:szCs w:val="20"/>
+              <w:u w:val="none"/>
+              <w:shd w:fill="auto" w:val="clear"/>
+              <w:vertAlign w:val="baseline"/>
+            </w:rPr>
+          </w:pPr>
+          <w:r>
+            <w:rPr>
+              <w:rFonts w:ascii="Arial" w:cs="Arial" w:eastAsia="Arial" w:hAnsi="Arial"/>
+              <w:b w:val="1"/>
+              <w:bCs w:val="1"/>
+              <w:i w:val="0"/>
+              <w:iCs w:val="0"/>
+              <w:smallCaps w:val="0"/>
+              <w:strike w:val="0"/>
+              <w:color w:val="000000"/>
+              <w:sz w:val="20"/>
+              <w:szCs w:val="20"/>
+              <w:u w:val="none"/>
+              <w:shd w:fill="auto" w:val="clear"/>
+              <w:vertAlign w:val="baseline"/>
+              <w:rtl w:val="0"/>
+            </w:rPr>
+            <w:t xml:space="preserve">LABORATORIO DE CALIDAD DEL AIRE</w:t>
+          </w:r>
+          <w:r>
+            <w:rPr>
+              <w:rtl w:val="0"/>
+            </w:rPr>
+          </w:r>
+        </w:p>
+      </w:tc>
+      <w:tc>
+        <w:tcPr/>
+        <w:p>
+          <w:pPr>
+            <w:keepNext w:val="0"/>
+            <w:keepLines w:val="0"/>
+            <w:pageBreakBefore w:val="0"/>
+            <w:widowControl w:val="0"/>
+            <w:pBdr>
+              <w:top w:space="0" w:sz="0" w:val="nil"/>
+              <w:left w:space="0" w:sz="0" w:val="nil"/>
+              <w:bottom w:space="0" w:sz="0" w:val="nil"/>
+              <w:right w:space="0" w:sz="0" w:val="nil"/>
+              <w:between w:space="0" w:sz="0" w:val="nil"/>
+            </w:pBdr>
+            <w:shd w:fill="auto" w:val="clear"/>
+            <w:spacing w:after="0" w:before="0" w:line="240" w:lineRule="auto"/>
+            <w:ind w:left="0" w:right="0" w:firstLine="0"/>
+            <w:jc w:val="left"/>
+            <w:rPr>
+              <w:rFonts w:ascii="Arial" w:cs="Arial" w:eastAsia="Arial" w:hAnsi="Arial"/>
+              <w:b w:val="0"/>
+              <w:bCs w:val="0"/>
+              <w:i w:val="0"/>
+              <w:iCs w:val="0"/>
+              <w:smallCaps w:val="0"/>
+              <w:strike w:val="0"/>
+              <w:color w:val="000000"/>
+              <w:sz w:val="20"/>
+              <w:szCs w:val="20"/>
+              <w:u w:val="none"/>
+              <w:shd w:fill="auto" w:val="clear"/>
+              <w:vertAlign w:val="baseline"/>
+            </w:rPr>
+          </w:pPr>
+          <w:r>
+            <w:rPr>
+              <w:rFonts w:ascii="Arial" w:cs="Arial" w:eastAsia="Arial" w:hAnsi="Arial"/>
+              <w:b w:val="1"/>
+              <w:bCs w:val="1"/>
+              <w:i w:val="0"/>
+              <w:iCs w:val="0"/>
+              <w:smallCaps w:val="0"/>
+              <w:strike w:val="0"/>
+              <w:color w:val="000000"/>
+              <w:sz w:val="20"/>
+              <w:szCs w:val="20"/>
+              <w:u w:val="none"/>
+              <w:shd w:fill="auto" w:val="clear"/>
+              <w:vertAlign w:val="baseline"/>
+              <w:rtl w:val="0"/>
+            </w:rPr>
+            <w:t xml:space="preserve">Código: DG-PSEA-01</w:t>
+          </w:r>
+          <w:r>
+            <w:rPr>
+              <w:rtl w:val="0"/>
+            </w:rPr>
+          </w:r>
+        </w:p>
+      </w:tc>
+    </w:tr>
+    <w:tr>
+      <w:trPr>
+        <w:cantSplit w:val="1"/>
+        <w:trHeight w:val="116" w:hRule="atLeast"/>
+        <w:tblHeader w:val="0"/>
+      </w:trPr>
+      <w:tc>
+        <w:tcPr>
+          <w:vMerge w:val="continue"/>
+          <w:vAlign w:val="center"/>
+        </w:tcPr>
+        <w:p>
+          <w:pPr>
+            <w:keepNext w:val="0"/>
+            <w:keepLines w:val="0"/>
+            <w:pageBreakBefore w:val="0"/>
+            <w:widowControl w:val="0"/>
+            <w:pBdr>
+              <w:top w:space="0" w:sz="0" w:val="nil"/>
+              <w:left w:space="0" w:sz="0" w:val="nil"/>
+              <w:bottom w:space="0" w:sz="0" w:val="nil"/>
+              <w:right w:space="0" w:sz="0" w:val="nil"/>
+              <w:between w:space="0" w:sz="0" w:val="nil"/>
+            </w:pBdr>
+            <w:shd w:fill="auto" w:val="clear"/>
+            <w:spacing w:after="0" w:before="0" w:line="276" w:lineRule="auto"/>
+            <w:ind w:left="0" w:right="0" w:firstLine="0"/>
+            <w:jc w:val="left"/>
+            <w:rPr>
+              <w:rFonts w:ascii="Arial" w:cs="Arial" w:eastAsia="Arial" w:hAnsi="Arial"/>
+              <w:b w:val="0"/>
+              <w:bCs w:val="0"/>
+              <w:i w:val="0"/>
+              <w:iCs w:val="0"/>
+              <w:smallCaps w:val="0"/>
+              <w:strike w:val="0"/>
+              <w:color w:val="000000"/>
+              <w:sz w:val="20"/>
+              <w:szCs w:val="20"/>
+              <w:u w:val="none"/>
+              <w:shd w:fill="auto" w:val="clear"/>
+              <w:vertAlign w:val="baseline"/>
+            </w:rPr>
+          </w:pPr>
+          <w:r>
+            <w:rPr>
+              <w:rtl w:val="0"/>
+            </w:rPr>
+          </w:r>
+        </w:p>
+      </w:tc>
+      <w:tc>
+        <w:tcPr>
+          <w:vMerge w:val="continue"/>
+          <w:vAlign w:val="center"/>
+        </w:tcPr>
+        <w:p>
+          <w:pPr>
+            <w:keepNext w:val="0"/>
+            <w:keepLines w:val="0"/>
+            <w:pageBreakBefore w:val="0"/>
+            <w:widowControl w:val="0"/>
+            <w:pBdr>
+              <w:top w:space="0" w:sz="0" w:val="nil"/>
+              <w:left w:space="0" w:sz="0" w:val="nil"/>
+              <w:bottom w:space="0" w:sz="0" w:val="nil"/>
+              <w:right w:space="0" w:sz="0" w:val="nil"/>
+              <w:between w:space="0" w:sz="0" w:val="nil"/>
+            </w:pBdr>
+            <w:shd w:fill="auto" w:val="clear"/>
+            <w:spacing w:after="0" w:before="0" w:line="276" w:lineRule="auto"/>
+            <w:ind w:left="0" w:right="0" w:firstLine="0"/>
+            <w:jc w:val="left"/>
+            <w:rPr>
+              <w:rFonts w:ascii="Arial" w:cs="Arial" w:eastAsia="Arial" w:hAnsi="Arial"/>
+              <w:b w:val="0"/>
+              <w:bCs w:val="0"/>
+              <w:i w:val="0"/>
+              <w:iCs w:val="0"/>
+              <w:smallCaps w:val="0"/>
+              <w:strike w:val="0"/>
+              <w:color w:val="000000"/>
+              <w:sz w:val="20"/>
+              <w:szCs w:val="20"/>
+              <w:u w:val="none"/>
+              <w:shd w:fill="auto" w:val="clear"/>
+              <w:vertAlign w:val="baseline"/>
+            </w:rPr>
+          </w:pPr>
+          <w:r>
+            <w:rPr>
+              <w:rtl w:val="0"/>
+            </w:rPr>
+          </w:r>
+        </w:p>
+      </w:tc>
+      <w:tc>
+        <w:tcPr/>
+        <w:p>
+          <w:pPr>
+            <w:keepNext w:val="0"/>
+            <w:keepLines w:val="0"/>
+            <w:pageBreakBefore w:val="0"/>
+            <w:widowControl w:val="0"/>
+            <w:pBdr>
+              <w:top w:space="0" w:sz="0" w:val="nil"/>
+              <w:left w:space="0" w:sz="0" w:val="nil"/>
+              <w:bottom w:space="0" w:sz="0" w:val="nil"/>
+              <w:right w:space="0" w:sz="0" w:val="nil"/>
+              <w:between w:space="0" w:sz="0" w:val="nil"/>
+            </w:pBdr>
+            <w:shd w:fill="auto" w:val="clear"/>
+            <w:spacing w:after="0" w:before="0" w:line="240" w:lineRule="auto"/>
+            <w:ind w:left="0" w:right="0" w:firstLine="0"/>
+            <w:jc w:val="left"/>
+            <w:rPr>
+              <w:rFonts w:ascii="Arial" w:cs="Arial" w:eastAsia="Arial" w:hAnsi="Arial"/>
+              <w:b w:val="0"/>
+              <w:bCs w:val="0"/>
+              <w:i w:val="0"/>
+              <w:iCs w:val="0"/>
+              <w:smallCaps w:val="0"/>
+              <w:strike w:val="0"/>
+              <w:color w:val="000000"/>
+              <w:sz w:val="20"/>
+              <w:szCs w:val="20"/>
+              <w:u w:val="none"/>
+              <w:shd w:fill="auto" w:val="clear"/>
+              <w:vertAlign w:val="baseline"/>
+            </w:rPr>
+          </w:pPr>
+          <w:r>
+            <w:rPr>
+              <w:rFonts w:ascii="Arial" w:cs="Arial" w:eastAsia="Arial" w:hAnsi="Arial"/>
+              <w:b w:val="1"/>
+              <w:bCs w:val="1"/>
+              <w:i w:val="0"/>
+              <w:iCs w:val="0"/>
+              <w:smallCaps w:val="0"/>
+              <w:strike w:val="0"/>
+              <w:color w:val="000000"/>
+              <w:sz w:val="20"/>
+              <w:szCs w:val="20"/>
+              <w:u w:val="none"/>
+              <w:shd w:fill="auto" w:val="clear"/>
+              <w:vertAlign w:val="baseline"/>
+              <w:rtl w:val="0"/>
+            </w:rPr>
+            <w:t xml:space="preserve">Versión: 01</w:t>
+          </w:r>
+          <w:r>
+            <w:rPr>
+              <w:rtl w:val="0"/>
+            </w:rPr>
+          </w:r>
+        </w:p>
+      </w:tc>
+    </w:tr>
+    <w:tr>
+      <w:trPr>
+        <w:cantSplit w:val="1"/>
+        <w:trHeight w:val="116" w:hRule="atLeast"/>
+        <w:tblHeader w:val="0"/>
+      </w:trPr>
+      <w:tc>
+        <w:tcPr>
+          <w:vMerge w:val="continue"/>
+          <w:vAlign w:val="center"/>
+        </w:tcPr>
+        <w:p>
+          <w:pPr>
+            <w:keepNext w:val="0"/>
+            <w:keepLines w:val="0"/>
+            <w:pageBreakBefore w:val="0"/>
+            <w:widowControl w:val="0"/>
+            <w:pBdr>
+              <w:top w:space="0" w:sz="0" w:val="nil"/>
+              <w:left w:space="0" w:sz="0" w:val="nil"/>
+              <w:bottom w:space="0" w:sz="0" w:val="nil"/>
+              <w:right w:space="0" w:sz="0" w:val="nil"/>
+              <w:between w:space="0" w:sz="0" w:val="nil"/>
+            </w:pBdr>
+            <w:shd w:fill="auto" w:val="clear"/>
+            <w:spacing w:after="0" w:before="0" w:line="276" w:lineRule="auto"/>
+            <w:ind w:left="0" w:right="0" w:firstLine="0"/>
+            <w:jc w:val="left"/>
+            <w:rPr>
+              <w:rFonts w:ascii="Arial" w:cs="Arial" w:eastAsia="Arial" w:hAnsi="Arial"/>
+              <w:b w:val="0"/>
+              <w:bCs w:val="0"/>
+              <w:i w:val="0"/>
+              <w:iCs w:val="0"/>
+              <w:smallCaps w:val="0"/>
+              <w:strike w:val="0"/>
+              <w:color w:val="000000"/>
+              <w:sz w:val="20"/>
+              <w:szCs w:val="20"/>
+              <w:u w:val="none"/>
+              <w:shd w:fill="auto" w:val="clear"/>
+              <w:vertAlign w:val="baseline"/>
+            </w:rPr>
+          </w:pPr>
+          <w:r>
+            <w:rPr>
+              <w:rtl w:val="0"/>
+            </w:rPr>
+          </w:r>
+        </w:p>
+      </w:tc>
+      <w:tc>
+        <w:tcPr>
+          <w:vAlign w:val="center"/>
+        </w:tcPr>
+        <w:p>
+          <w:pPr>
+            <w:keepNext w:val="0"/>
+            <w:keepLines w:val="0"/>
+            <w:pageBreakBefore w:val="0"/>
+            <w:widowControl w:val="0"/>
+            <w:pBdr>
+              <w:top w:space="0" w:sz="0" w:val="nil"/>
+              <w:left w:space="0" w:sz="0" w:val="nil"/>
+              <w:bottom w:space="0" w:sz="0" w:val="nil"/>
+              <w:right w:space="0" w:sz="0" w:val="nil"/>
+              <w:between w:space="0" w:sz="0" w:val="nil"/>
+            </w:pBdr>
+            <w:shd w:fill="auto" w:val="clear"/>
+            <w:spacing w:after="120" w:before="120" w:line="240" w:lineRule="auto"/>
+            <w:ind w:left="0" w:right="0" w:firstLine="0"/>
+            <w:jc w:val="center"/>
+            <w:rPr>
+              <w:rFonts w:ascii="Arial" w:cs="Arial" w:eastAsia="Arial" w:hAnsi="Arial"/>
+              <w:b w:val="0"/>
+              <w:bCs w:val="0"/>
+              <w:i w:val="0"/>
+              <w:iCs w:val="0"/>
+              <w:smallCaps w:val="0"/>
+              <w:strike w:val="0"/>
+              <w:color w:val="000000"/>
+              <w:sz w:val="20"/>
+              <w:szCs w:val="20"/>
+              <w:u w:val="none"/>
+              <w:shd w:fill="auto" w:val="clear"/>
+              <w:vertAlign w:val="baseline"/>
+            </w:rPr>
+          </w:pPr>
+          <w:r>
+            <w:rPr>
+              <w:rFonts w:ascii="Arial" w:cs="Arial" w:eastAsia="Arial" w:hAnsi="Arial"/>
+              <w:b w:val="1"/>
+              <w:bCs w:val="1"/>
+              <w:sz w:val="20"/>
+              <w:szCs w:val="20"/>
+              <w:rtl w:val="0"/>
+            </w:rPr>
+            <w:t xml:space="preserve">DOCUMENTO GENERAL</w:t>
+          </w:r>
+          <w:r>
+            <w:rPr>
+              <w:rtl w:val="0"/>
+            </w:rPr>
+          </w:r>
+        </w:p>
+      </w:tc>
+      <w:tc>
+        <w:tcPr>
+          <w:vAlign w:val="center"/>
+        </w:tcPr>
+        <w:p>
+          <w:pPr>
+            <w:keepNext w:val="0"/>
+            <w:keepLines w:val="0"/>
+            <w:pageBreakBefore w:val="0"/>
+            <w:widowControl w:val="0"/>
+            <w:pBdr>
+              <w:top w:space="0" w:sz="0" w:val="nil"/>
+              <w:left w:space="0" w:sz="0" w:val="nil"/>
+              <w:bottom w:space="0" w:sz="0" w:val="nil"/>
+              <w:right w:space="0" w:sz="0" w:val="nil"/>
+              <w:between w:space="0" w:sz="0" w:val="nil"/>
+            </w:pBdr>
+            <w:shd w:fill="auto" w:val="clear"/>
+            <w:spacing w:after="0" w:before="0" w:line="240" w:lineRule="auto"/>
+            <w:ind w:left="0" w:right="0" w:firstLine="0"/>
+            <w:jc w:val="left"/>
+            <w:rPr>
+              <w:rFonts w:ascii="Arial" w:cs="Arial" w:eastAsia="Arial" w:hAnsi="Arial"/>
+              <w:b w:val="0"/>
+              <w:bCs w:val="0"/>
+              <w:i w:val="0"/>
+              <w:iCs w:val="0"/>
+              <w:smallCaps w:val="0"/>
+              <w:strike w:val="0"/>
+              <w:color w:val="000000"/>
+              <w:sz w:val="20"/>
+              <w:szCs w:val="20"/>
+              <w:u w:val="none"/>
+              <w:shd w:fill="auto" w:val="clear"/>
+              <w:vertAlign w:val="baseline"/>
+            </w:rPr>
+          </w:pPr>
+          <w:r>
+            <w:rPr>
+              <w:rFonts w:ascii="Arial" w:cs="Arial" w:eastAsia="Arial" w:hAnsi="Arial"/>
+              <w:b w:val="1"/>
+              <w:bCs w:val="1"/>
+              <w:i w:val="0"/>
+              <w:iCs w:val="0"/>
+              <w:smallCaps w:val="0"/>
+              <w:strike w:val="0"/>
+              <w:color w:val="000000"/>
+              <w:sz w:val="20"/>
+              <w:szCs w:val="20"/>
+              <w:u w:val="none"/>
+              <w:shd w:fill="auto" w:val="clear"/>
+              <w:vertAlign w:val="baseline"/>
+              <w:rtl w:val="0"/>
+            </w:rPr>
+            <w:t xml:space="preserve">Página </w:t>
+          </w:r>
+          <w:r>
+            <w:rPr>
+              <w:rFonts w:ascii="Arial" w:cs="Arial" w:eastAsia="Arial" w:hAnsi="Arial"/>
+              <w:b w:val="1"/>
+              <w:bCs w:val="1"/>
+              <w:i w:val="0"/>
+              <w:iCs w:val="0"/>
+              <w:smallCaps w:val="0"/>
+              <w:strike w:val="0"/>
+              <w:color w:val="000000"/>
+              <w:sz w:val="20"/>
+              <w:szCs w:val="20"/>
+              <w:u w:val="none"/>
+              <w:shd w:fill="auto" w:val="clear"/>
+              <w:vertAlign w:val="baseline"/>
+            </w:rPr>
+            <w:fldChar w:fldCharType="begin"/>
+            <w:instrText xml:space="preserve">PAGE</w:instrText>
+            <w:fldChar w:fldCharType="separate"/>
+            <w:fldChar w:fldCharType="end"/>
+          </w:r>
+          <w:r>
+            <w:rPr>
+              <w:rFonts w:ascii="Arial" w:cs="Arial" w:eastAsia="Arial" w:hAnsi="Arial"/>
+              <w:b w:val="1"/>
+              <w:bCs w:val="1"/>
+              <w:i w:val="0"/>
+              <w:iCs w:val="0"/>
+              <w:smallCaps w:val="0"/>
+              <w:strike w:val="0"/>
+              <w:color w:val="000000"/>
+              <w:sz w:val="20"/>
+              <w:szCs w:val="20"/>
+              <w:u w:val="none"/>
+              <w:shd w:fill="auto" w:val="clear"/>
+              <w:vertAlign w:val="baseline"/>
+              <w:rtl w:val="0"/>
+            </w:rPr>
+            <w:t xml:space="preserve"> de </w:t>
+          </w:r>
+          <w:r>
+            <w:rPr>
+              <w:rFonts w:ascii="Arial" w:cs="Arial" w:eastAsia="Arial" w:hAnsi="Arial"/>
+              <w:b w:val="1"/>
+              <w:bCs w:val="1"/>
+              <w:i w:val="0"/>
+              <w:iCs w:val="0"/>
+              <w:smallCaps w:val="0"/>
+              <w:strike w:val="0"/>
+              <w:color w:val="000000"/>
+              <w:sz w:val="20"/>
+              <w:szCs w:val="20"/>
+              <w:u w:val="none"/>
+              <w:shd w:fill="auto" w:val="clear"/>
+              <w:vertAlign w:val="baseline"/>
+            </w:rPr>
+            <w:fldChar w:fldCharType="begin"/>
+            <w:instrText xml:space="preserve">NUMPAGES</w:instrText>
+            <w:fldChar w:fldCharType="separate"/>
+            <w:fldChar w:fldCharType="end"/>
+          </w:r>
+          <w:r>
+            <w:rPr>
+              <w:rtl w:val="0"/>
+            </w:rPr>
+          </w:r>
+        </w:p>
+      </w:tc>
+    </w:tr>
+  </w:tbl>
+  <w:p>
+    <w:pPr>
+      <w:keepNext w:val="0"/>
+      <w:keepLines w:val="0"/>
+      <w:pageBreakBefore w:val="0"/>
+      <w:widowControl w:val="0"/>
+      <w:pBdr>
+        <w:top w:space="0" w:sz="0" w:val="nil"/>
+        <w:left w:space="0" w:sz="0" w:val="nil"/>
+        <w:bottom w:space="0" w:sz="0" w:val="nil"/>
+        <w:right w:space="0" w:sz="0" w:val="nil"/>
+        <w:between w:space="0" w:sz="0" w:val="nil"/>
+      </w:pBdr>
+      <w:shd w:fill="auto" w:val="clear"/>
+      <w:spacing w:after="0" w:before="0" w:line="240" w:lineRule="auto"/>
+      <w:ind w:left="0" w:right="0" w:firstLine="0"/>
+      <w:jc w:val="left"/>
+      <w:rPr>
+        <w:rFonts w:ascii="Arial" w:cs="Arial" w:eastAsia="Arial" w:hAnsi="Arial"/>
+        <w:b w:val="0"/>
+        <w:bCs w:val="0"/>
+        <w:i w:val="0"/>
+        <w:iCs w:val="0"/>
+        <w:smallCaps w:val="0"/>
+        <w:strike w:val="0"/>
+        <w:color w:val="000000"/>
+        <w:sz w:val="24"/>
+        <w:szCs w:val="24"/>
+        <w:u w:val="none"/>
+        <w:shd w:fill="auto" w:val="clear"/>
+        <w:vertAlign w:val="baseline"/>
+      </w:rPr>
+    </w:pPr>
+    <w:r>
+      <w:rPr>
+        <w:rtl w:val="0"/>
+      </w:rPr>
+    </w:r>
+  </w:p>
+</w:hdr>
+</file>
+
+<file path=word/header3.xml><?xml version="1.0" encoding="utf-8"?>
+<w:hdr xmlns:mc="http://schemas.openxmlformats.org/markup-compatibility/2006" xmlns:o="urn:schemas-microsoft-com:office:office" xmlns:r="http://schemas.openxmlformats.org/officeDocument/2006/relationships" xmlns:m="http://schemas.openxmlformats.org/officeDocument/2006/math" xmlns:v="urn:schemas-microsoft-com:vml" xmlns:wp="http://schemas.openxmlformats.org/drawingml/2006/wordprocessingDrawing" xmlns:w10="urn:schemas-microsoft-com:office:word" xmlns:w="http://schemas.openxmlformats.org/wordprocessingml/2006/main" xmlns:wne="http://schemas.microsoft.com/office/word/2006/wordml" xmlns:sl="http://schemas.openxmlformats.org/schemaLibrary/2006/main" xmlns:a="http://schemas.openxmlformats.org/drawingml/2006/main" xmlns:pic="http://schemas.openxmlformats.org/drawingml/2006/picture" xmlns:c="http://schemas.openxmlformats.org/drawingml/2006/chart" xmlns:lc="http://schemas.openxmlformats.org/drawingml/2006/lockedCanvas" xmlns:dgm="http://schemas.openxmlformats.org/drawingml/2006/diagram" xmlns:wps="http://schemas.microsoft.com/office/word/2010/wordprocessingShape" xmlns:wpg="http://schemas.microsoft.com/office/word/2010/wordprocessingGroup" xmlns:w14="http://schemas.microsoft.com/office/word/2010/wordml" xmlns:w15="http://schemas.microsoft.com/office/word/2012/wordml" xmlns:w16="http://schemas.microsoft.com/office/word/2018/wordml" xmlns:w16cex="http://schemas.microsoft.com/office/word/2018/wordml/cex" xmlns:w16cid="http://schemas.microsoft.com/office/word/2016/wordml/cid" xmlns="http://schemas.microsoft.com/office/tasks/2019/documenttasks" xmlns:cr="http://schemas.microsoft.com/office/comments/2020/reactions">
+  <w:p>
+    <w:pPr>
+      <w:keepNext w:val="0"/>
+      <w:keepLines w:val="0"/>
+      <w:pageBreakBefore w:val="0"/>
+      <w:widowControl w:val="0"/>
+      <w:pBdr>
+        <w:top w:space="0" w:sz="0" w:val="nil"/>
+        <w:left w:space="0" w:sz="0" w:val="nil"/>
+        <w:bottom w:space="0" w:sz="0" w:val="nil"/>
+        <w:right w:space="0" w:sz="0" w:val="nil"/>
+        <w:between w:space="0" w:sz="0" w:val="nil"/>
+      </w:pBdr>
+      <w:shd w:fill="auto" w:val="clear"/>
+      <w:spacing w:after="0" w:before="0" w:line="276" w:lineRule="auto"/>
+      <w:ind w:left="0" w:right="0" w:firstLine="0"/>
+      <w:jc w:val="left"/>
+      <w:rPr>
+        <w:rFonts w:ascii="Arial" w:cs="Arial" w:eastAsia="Arial" w:hAnsi="Arial"/>
+        <w:b w:val="0"/>
+        <w:bCs w:val="0"/>
+        <w:i w:val="0"/>
+        <w:iCs w:val="0"/>
+        <w:smallCaps w:val="0"/>
+        <w:strike w:val="0"/>
+        <w:color w:val="000000"/>
+        <w:sz w:val="24"/>
+        <w:szCs w:val="24"/>
+        <w:u w:val="none"/>
+        <w:shd w:fill="auto" w:val="clear"/>
+        <w:vertAlign w:val="baseline"/>
+      </w:rPr>
+    </w:pPr>
+    <w:r>
+      <w:rPr>
+        <w:rtl w:val="0"/>
+      </w:rPr>
+    </w:r>
+  </w:p>
+  <w:tbl>
+    <w:tblPr>
+      <w:tblStyle w:val="Table4"/>
+      <w:tblW w:w="10893.999999999998" w:type="dxa"/>
+      <w:jc w:val="center"/>
+      <w:tblBorders>
+        <w:top w:color="000000" w:space="0" w:sz="4" w:val="single"/>
+        <w:left w:color="000000" w:space="0" w:sz="4" w:val="single"/>
+        <w:bottom w:color="000000" w:space="0" w:sz="4" w:val="single"/>
+        <w:right w:color="000000" w:space="0" w:sz="4" w:val="single"/>
+        <w:insideH w:color="000000" w:space="0" w:sz="4" w:val="single"/>
+        <w:insideV w:color="000000" w:space="0" w:sz="4" w:val="single"/>
+      </w:tblBorders>
+      <w:tblLayout w:type="fixed"/>
+      <w:tblLook w:val="0000"/>
+    </w:tblPr>
+    <w:tblGrid>
+      <w:gridCol w:w="2214"/>
+      <w:gridCol w:w="5618"/>
+      <w:gridCol w:w="3062"/>
+      <w:tblGridChange w:id="0">
+        <w:tblGrid>
+          <w:gridCol w:w="2214"/>
+          <w:gridCol w:w="5618"/>
+          <w:gridCol w:w="3062"/>
+        </w:tblGrid>
+      </w:tblGridChange>
+    </w:tblGrid>
+    <w:tr>
+      <w:trPr>
+        <w:cantSplit w:val="1"/>
+        <w:trHeight w:val="182" w:hRule="atLeast"/>
+        <w:tblHeader w:val="0"/>
+      </w:trPr>
+      <w:tc>
+        <w:tcPr>
+          <w:vMerge w:val="restart"/>
+          <w:vAlign w:val="center"/>
+        </w:tcPr>
+        <w:p>
+          <w:pPr>
+            <w:keepNext w:val="0"/>
+            <w:keepLines w:val="0"/>
+            <w:pageBreakBefore w:val="0"/>
+            <w:widowControl w:val="0"/>
+            <w:pBdr>
+              <w:top w:space="0" w:sz="0" w:val="nil"/>
+              <w:left w:space="0" w:sz="0" w:val="nil"/>
+              <w:bottom w:space="0" w:sz="0" w:val="nil"/>
+              <w:right w:space="0" w:sz="0" w:val="nil"/>
+              <w:between w:space="0" w:sz="0" w:val="nil"/>
+            </w:pBdr>
+            <w:shd w:fill="auto" w:val="clear"/>
+            <w:spacing w:after="0" w:before="0" w:line="240" w:lineRule="auto"/>
+            <w:ind w:left="0" w:right="0" w:firstLine="0"/>
+            <w:jc w:val="center"/>
+            <w:rPr>
+              <w:rFonts w:ascii="Arial" w:cs="Arial" w:eastAsia="Arial" w:hAnsi="Arial"/>
+              <w:b w:val="0"/>
+              <w:bCs w:val="0"/>
+              <w:i w:val="0"/>
+              <w:iCs w:val="0"/>
+              <w:smallCaps w:val="0"/>
+              <w:strike w:val="0"/>
+              <w:color w:val="000000"/>
+              <w:sz w:val="20"/>
+              <w:szCs w:val="20"/>
+              <w:u w:val="none"/>
+              <w:shd w:fill="auto" w:val="clear"/>
+              <w:vertAlign w:val="baseline"/>
+            </w:rPr>
+          </w:pPr>
+          <w:r>
+            <w:rPr>
+              <w:rFonts w:ascii="Arial" w:cs="Arial" w:eastAsia="Arial" w:hAnsi="Arial"/>
+              <w:b w:val="0"/>
+              <w:bCs w:val="0"/>
+              <w:i w:val="0"/>
+              <w:iCs w:val="0"/>
+              <w:smallCaps w:val="0"/>
+              <w:strike w:val="0"/>
+              <w:color w:val="000000"/>
+              <w:sz w:val="20"/>
+              <w:szCs w:val="20"/>
+              <w:u w:val="none"/>
+              <w:shd w:fill="auto" w:val="clear"/>
+              <w:vertAlign w:val="baseline"/>
+            </w:rPr>
+            <w:drawing>
+              <wp:inline distB="0" distT="0" distL="114300" distR="114300">
+                <wp:extent cx="1258570" cy="533400"/>
+                <wp:effectExtent b="0" l="0" r="0" t="0"/>
+                <wp:docPr descr="Escudo PowerPoint" id="1029" name="image2.png"/>
+                <a:graphic>
+                  <a:graphicData uri="http://schemas.openxmlformats.org/drawingml/2006/picture">
+                    <pic:pic>
+                      <pic:nvPicPr>
+                        <pic:cNvPr descr="Escudo PowerPoint" id="0" name="image2.png"/>
+                        <pic:cNvPicPr preferRelativeResize="0"/>
+                      </pic:nvPicPr>
+                      <pic:blipFill>
+                        <a:blip r:embed="rId1"/>
+                        <a:srcRect b="0" l="0" r="0" t="0"/>
+                        <a:stretch>
+                          <a:fillRect/>
+                        </a:stretch>
+                      </pic:blipFill>
+                      <pic:spPr>
+                        <a:xfrm>
+                          <a:off x="0" y="0"/>
+                          <a:ext cx="1258570" cy="533400"/>
+                        </a:xfrm>
+                        <a:prstGeom prst="rect"/>
+                        <a:ln/>
+                      </pic:spPr>
+                    </pic:pic>
+                  </a:graphicData>
+                </a:graphic>
+              </wp:inline>
+            </w:drawing>
+          </w:r>
+          <w:r>
+            <w:rPr>
+              <w:rtl w:val="0"/>
+            </w:rPr>
+          </w:r>
+        </w:p>
+      </w:tc>
+      <w:tc>
+        <w:tcPr>
+          <w:vMerge w:val="restart"/>
+          <w:vAlign w:val="center"/>
+        </w:tcPr>
+        <w:p>
+          <w:pPr>
+            <w:keepNext w:val="0"/>
+            <w:keepLines w:val="0"/>
+            <w:pageBreakBefore w:val="0"/>
+            <w:widowControl w:val="0"/>
+            <w:pBdr>
+              <w:top w:space="0" w:sz="0" w:val="nil"/>
+              <w:left w:space="0" w:sz="0" w:val="nil"/>
+              <w:bottom w:space="0" w:sz="0" w:val="nil"/>
+              <w:right w:space="0" w:sz="0" w:val="nil"/>
+              <w:between w:space="0" w:sz="0" w:val="nil"/>
+            </w:pBdr>
+            <w:shd w:fill="auto" w:val="clear"/>
+            <w:spacing w:after="0" w:before="0" w:line="240" w:lineRule="auto"/>
+            <w:ind w:left="0" w:right="0" w:firstLine="0"/>
+            <w:jc w:val="center"/>
+            <w:rPr>
+              <w:rFonts w:ascii="Arial" w:cs="Arial" w:eastAsia="Arial" w:hAnsi="Arial"/>
+              <w:b w:val="0"/>
+              <w:bCs w:val="0"/>
+              <w:i w:val="0"/>
+              <w:iCs w:val="0"/>
+              <w:smallCaps w:val="0"/>
+              <w:strike w:val="0"/>
+              <w:color w:val="000000"/>
+              <w:sz w:val="20"/>
+              <w:szCs w:val="20"/>
+              <w:u w:val="none"/>
+              <w:shd w:fill="auto" w:val="clear"/>
+              <w:vertAlign w:val="baseline"/>
+            </w:rPr>
+          </w:pPr>
+          <w:r>
+            <w:rPr>
+              <w:rFonts w:ascii="Arial" w:cs="Arial" w:eastAsia="Arial" w:hAnsi="Arial"/>
+              <w:b w:val="1"/>
+              <w:bCs w:val="1"/>
+              <w:i w:val="0"/>
+              <w:iCs w:val="0"/>
+              <w:smallCaps w:val="0"/>
+              <w:strike w:val="0"/>
+              <w:color w:val="000000"/>
+              <w:sz w:val="20"/>
+              <w:szCs w:val="20"/>
+              <w:u w:val="none"/>
+              <w:shd w:fill="auto" w:val="clear"/>
+              <w:vertAlign w:val="baseline"/>
+              <w:rtl w:val="0"/>
+            </w:rPr>
+            <w:t xml:space="preserve">LABORATORIO DE CALIDAD DEL AIRE</w:t>
+          </w:r>
+          <w:r>
+            <w:rPr>
+              <w:rtl w:val="0"/>
+            </w:rPr>
+          </w:r>
+        </w:p>
+      </w:tc>
+      <w:tc>
+        <w:tcPr/>
+        <w:p>
+          <w:pPr>
+            <w:keepNext w:val="0"/>
+            <w:keepLines w:val="0"/>
+            <w:pageBreakBefore w:val="0"/>
+            <w:widowControl w:val="0"/>
+            <w:pBdr>
+              <w:top w:space="0" w:sz="0" w:val="nil"/>
+              <w:left w:space="0" w:sz="0" w:val="nil"/>
+              <w:bottom w:space="0" w:sz="0" w:val="nil"/>
+              <w:right w:space="0" w:sz="0" w:val="nil"/>
+              <w:between w:space="0" w:sz="0" w:val="nil"/>
+            </w:pBdr>
+            <w:shd w:fill="auto" w:val="clear"/>
+            <w:spacing w:after="0" w:before="0" w:line="240" w:lineRule="auto"/>
+            <w:ind w:left="0" w:right="0" w:firstLine="0"/>
+            <w:jc w:val="left"/>
+            <w:rPr>
+              <w:rFonts w:ascii="Arial" w:cs="Arial" w:eastAsia="Arial" w:hAnsi="Arial"/>
+              <w:b w:val="0"/>
+              <w:bCs w:val="0"/>
+              <w:i w:val="0"/>
+              <w:iCs w:val="0"/>
+              <w:smallCaps w:val="0"/>
+              <w:strike w:val="0"/>
+              <w:color w:val="000000"/>
+              <w:sz w:val="20"/>
+              <w:szCs w:val="20"/>
+              <w:u w:val="none"/>
+              <w:shd w:fill="auto" w:val="clear"/>
+              <w:vertAlign w:val="baseline"/>
+            </w:rPr>
+          </w:pPr>
+          <w:r>
+            <w:rPr>
+              <w:rFonts w:ascii="Arial" w:cs="Arial" w:eastAsia="Arial" w:hAnsi="Arial"/>
+              <w:b w:val="1"/>
+              <w:bCs w:val="1"/>
+              <w:i w:val="0"/>
+              <w:iCs w:val="0"/>
+              <w:smallCaps w:val="0"/>
+              <w:strike w:val="0"/>
+              <w:color w:val="000000"/>
+              <w:sz w:val="20"/>
+              <w:szCs w:val="20"/>
+              <w:u w:val="none"/>
+              <w:shd w:fill="auto" w:val="clear"/>
+              <w:vertAlign w:val="baseline"/>
+              <w:rtl w:val="0"/>
+            </w:rPr>
+            <w:t xml:space="preserve">Código: M-GCM-01</w:t>
+          </w:r>
+          <w:r>
+            <w:rPr>
+              <w:rtl w:val="0"/>
+            </w:rPr>
+          </w:r>
+        </w:p>
+      </w:tc>
+    </w:tr>
+    <w:tr>
+      <w:trPr>
+        <w:cantSplit w:val="1"/>
+        <w:trHeight w:val="116" w:hRule="atLeast"/>
+        <w:tblHeader w:val="0"/>
+      </w:trPr>
+      <w:tc>
+        <w:tcPr>
+          <w:vMerge w:val="continue"/>
+          <w:vAlign w:val="center"/>
+        </w:tcPr>
+        <w:p>
+          <w:pPr>
+            <w:keepNext w:val="0"/>
+            <w:keepLines w:val="0"/>
+            <w:pageBreakBefore w:val="0"/>
+            <w:widowControl w:val="0"/>
+            <w:pBdr>
+              <w:top w:space="0" w:sz="0" w:val="nil"/>
+              <w:left w:space="0" w:sz="0" w:val="nil"/>
+              <w:bottom w:space="0" w:sz="0" w:val="nil"/>
+              <w:right w:space="0" w:sz="0" w:val="nil"/>
+              <w:between w:space="0" w:sz="0" w:val="nil"/>
+            </w:pBdr>
+            <w:shd w:fill="auto" w:val="clear"/>
+            <w:spacing w:after="0" w:before="0" w:line="276" w:lineRule="auto"/>
+            <w:ind w:left="0" w:right="0" w:firstLine="0"/>
+            <w:jc w:val="left"/>
+            <w:rPr>
+              <w:rFonts w:ascii="Arial" w:cs="Arial" w:eastAsia="Arial" w:hAnsi="Arial"/>
+              <w:b w:val="0"/>
+              <w:bCs w:val="0"/>
+              <w:i w:val="0"/>
+              <w:iCs w:val="0"/>
+              <w:smallCaps w:val="0"/>
+              <w:strike w:val="0"/>
+              <w:color w:val="000000"/>
+              <w:sz w:val="20"/>
+              <w:szCs w:val="20"/>
+              <w:u w:val="none"/>
+              <w:shd w:fill="auto" w:val="clear"/>
+              <w:vertAlign w:val="baseline"/>
+            </w:rPr>
+          </w:pPr>
+          <w:r>
+            <w:rPr>
+              <w:rtl w:val="0"/>
+            </w:rPr>
+          </w:r>
+        </w:p>
+      </w:tc>
+      <w:tc>
+        <w:tcPr>
+          <w:vMerge w:val="continue"/>
+          <w:vAlign w:val="center"/>
+        </w:tcPr>
+        <w:p>
+          <w:pPr>
+            <w:keepNext w:val="0"/>
+            <w:keepLines w:val="0"/>
+            <w:pageBreakBefore w:val="0"/>
+            <w:widowControl w:val="0"/>
+            <w:pBdr>
+              <w:top w:space="0" w:sz="0" w:val="nil"/>
+              <w:left w:space="0" w:sz="0" w:val="nil"/>
+              <w:bottom w:space="0" w:sz="0" w:val="nil"/>
+              <w:right w:space="0" w:sz="0" w:val="nil"/>
+              <w:between w:space="0" w:sz="0" w:val="nil"/>
+            </w:pBdr>
+            <w:shd w:fill="auto" w:val="clear"/>
+            <w:spacing w:after="0" w:before="0" w:line="276" w:lineRule="auto"/>
+            <w:ind w:left="0" w:right="0" w:firstLine="0"/>
+            <w:jc w:val="left"/>
+            <w:rPr>
+              <w:rFonts w:ascii="Arial" w:cs="Arial" w:eastAsia="Arial" w:hAnsi="Arial"/>
+              <w:b w:val="0"/>
+              <w:bCs w:val="0"/>
+              <w:i w:val="0"/>
+              <w:iCs w:val="0"/>
+              <w:smallCaps w:val="0"/>
+              <w:strike w:val="0"/>
+              <w:color w:val="000000"/>
+              <w:sz w:val="20"/>
+              <w:szCs w:val="20"/>
+              <w:u w:val="none"/>
+              <w:shd w:fill="auto" w:val="clear"/>
+              <w:vertAlign w:val="baseline"/>
+            </w:rPr>
+          </w:pPr>
+          <w:r>
+            <w:rPr>
+              <w:rtl w:val="0"/>
+            </w:rPr>
+          </w:r>
+        </w:p>
+      </w:tc>
+      <w:tc>
+        <w:tcPr/>
+        <w:p>
+          <w:pPr>
+            <w:keepNext w:val="0"/>
+            <w:keepLines w:val="0"/>
+            <w:pageBreakBefore w:val="0"/>
+            <w:widowControl w:val="0"/>
+            <w:pBdr>
+              <w:top w:space="0" w:sz="0" w:val="nil"/>
+              <w:left w:space="0" w:sz="0" w:val="nil"/>
+              <w:bottom w:space="0" w:sz="0" w:val="nil"/>
+              <w:right w:space="0" w:sz="0" w:val="nil"/>
+              <w:between w:space="0" w:sz="0" w:val="nil"/>
+            </w:pBdr>
+            <w:shd w:fill="auto" w:val="clear"/>
+            <w:spacing w:after="0" w:before="0" w:line="240" w:lineRule="auto"/>
+            <w:ind w:left="0" w:right="0" w:firstLine="0"/>
+            <w:jc w:val="left"/>
+            <w:rPr>
+              <w:rFonts w:ascii="Arial" w:cs="Arial" w:eastAsia="Arial" w:hAnsi="Arial"/>
+              <w:b w:val="0"/>
+              <w:bCs w:val="0"/>
+              <w:i w:val="0"/>
+              <w:iCs w:val="0"/>
+              <w:smallCaps w:val="0"/>
+              <w:strike w:val="0"/>
+              <w:color w:val="000000"/>
+              <w:sz w:val="20"/>
+              <w:szCs w:val="20"/>
+              <w:u w:val="none"/>
+              <w:shd w:fill="auto" w:val="clear"/>
+              <w:vertAlign w:val="baseline"/>
+            </w:rPr>
+          </w:pPr>
+          <w:r>
+            <w:rPr>
+              <w:rFonts w:ascii="Arial" w:cs="Arial" w:eastAsia="Arial" w:hAnsi="Arial"/>
+              <w:b w:val="1"/>
+              <w:bCs w:val="1"/>
+              <w:i w:val="0"/>
+              <w:iCs w:val="0"/>
+              <w:smallCaps w:val="0"/>
+              <w:strike w:val="0"/>
+              <w:color w:val="000000"/>
+              <w:sz w:val="20"/>
+              <w:szCs w:val="20"/>
+              <w:u w:val="none"/>
+              <w:shd w:fill="auto" w:val="clear"/>
+              <w:vertAlign w:val="baseline"/>
+              <w:rtl w:val="0"/>
+            </w:rPr>
+            <w:t xml:space="preserve">Versión: 01</w:t>
+          </w:r>
+          <w:r>
+            <w:rPr>
+              <w:rtl w:val="0"/>
+            </w:rPr>
+          </w:r>
+        </w:p>
+      </w:tc>
+    </w:tr>
+    <w:tr>
+      <w:trPr>
+        <w:cantSplit w:val="1"/>
+        <w:trHeight w:val="116" w:hRule="atLeast"/>
+        <w:tblHeader w:val="0"/>
+      </w:trPr>
+      <w:tc>
+        <w:tcPr>
+          <w:vMerge w:val="continue"/>
+          <w:vAlign w:val="center"/>
+        </w:tcPr>
+        <w:p>
+          <w:pPr>
+            <w:keepNext w:val="0"/>
+            <w:keepLines w:val="0"/>
+            <w:pageBreakBefore w:val="0"/>
+            <w:widowControl w:val="0"/>
+            <w:pBdr>
+              <w:top w:space="0" w:sz="0" w:val="nil"/>
+              <w:left w:space="0" w:sz="0" w:val="nil"/>
+              <w:bottom w:space="0" w:sz="0" w:val="nil"/>
+              <w:right w:space="0" w:sz="0" w:val="nil"/>
+              <w:between w:space="0" w:sz="0" w:val="nil"/>
+            </w:pBdr>
+            <w:shd w:fill="auto" w:val="clear"/>
+            <w:spacing w:after="0" w:before="0" w:line="276" w:lineRule="auto"/>
+            <w:ind w:left="0" w:right="0" w:firstLine="0"/>
+            <w:jc w:val="left"/>
+            <w:rPr>
+              <w:rFonts w:ascii="Arial" w:cs="Arial" w:eastAsia="Arial" w:hAnsi="Arial"/>
+              <w:b w:val="0"/>
+              <w:bCs w:val="0"/>
+              <w:i w:val="0"/>
+              <w:iCs w:val="0"/>
+              <w:smallCaps w:val="0"/>
+              <w:strike w:val="0"/>
+              <w:color w:val="000000"/>
+              <w:sz w:val="20"/>
+              <w:szCs w:val="20"/>
+              <w:u w:val="none"/>
+              <w:shd w:fill="auto" w:val="clear"/>
+              <w:vertAlign w:val="baseline"/>
+            </w:rPr>
+          </w:pPr>
+          <w:r>
+            <w:rPr>
+              <w:rtl w:val="0"/>
+            </w:rPr>
+          </w:r>
+        </w:p>
+      </w:tc>
+      <w:tc>
+        <w:tcPr>
+          <w:vAlign w:val="center"/>
+        </w:tcPr>
+        <w:p>
+          <w:pPr>
+            <w:keepNext w:val="0"/>
+            <w:keepLines w:val="0"/>
+            <w:pageBreakBefore w:val="0"/>
+            <w:widowControl w:val="0"/>
+            <w:pBdr>
+              <w:top w:space="0" w:sz="0" w:val="nil"/>
+              <w:left w:space="0" w:sz="0" w:val="nil"/>
+              <w:bottom w:space="0" w:sz="0" w:val="nil"/>
+              <w:right w:space="0" w:sz="0" w:val="nil"/>
+              <w:between w:space="0" w:sz="0" w:val="nil"/>
+            </w:pBdr>
+            <w:shd w:fill="auto" w:val="clear"/>
+            <w:spacing w:after="120" w:before="120" w:line="240" w:lineRule="auto"/>
+            <w:ind w:left="0" w:right="0" w:firstLine="0"/>
+            <w:jc w:val="center"/>
+            <w:rPr>
+              <w:rFonts w:ascii="Arial" w:cs="Arial" w:eastAsia="Arial" w:hAnsi="Arial"/>
+              <w:b w:val="0"/>
+              <w:bCs w:val="0"/>
+              <w:i w:val="0"/>
+              <w:iCs w:val="0"/>
+              <w:smallCaps w:val="0"/>
+              <w:strike w:val="0"/>
+              <w:color w:val="000000"/>
+              <w:sz w:val="20"/>
+              <w:szCs w:val="20"/>
+              <w:u w:val="none"/>
+              <w:shd w:fill="auto" w:val="clear"/>
+              <w:vertAlign w:val="baseline"/>
+            </w:rPr>
+          </w:pPr>
+          <w:r>
+            <w:rPr>
+              <w:rFonts w:ascii="Arial" w:cs="Arial" w:eastAsia="Arial" w:hAnsi="Arial"/>
+              <w:b w:val="1"/>
+              <w:bCs w:val="1"/>
+              <w:i w:val="0"/>
+              <w:iCs w:val="0"/>
+              <w:smallCaps w:val="0"/>
+              <w:strike w:val="0"/>
+              <w:color w:val="000000"/>
+              <w:sz w:val="20"/>
+              <w:szCs w:val="20"/>
+              <w:u w:val="none"/>
+              <w:shd w:fill="auto" w:val="clear"/>
+              <w:vertAlign w:val="baseline"/>
+              <w:rtl w:val="0"/>
+            </w:rPr>
+            <w:t xml:space="preserve">MANUAL DE CALIDAD</w:t>
+          </w:r>
+          <w:r>
+            <w:rPr>
+              <w:rtl w:val="0"/>
+            </w:rPr>
+          </w:r>
+        </w:p>
+      </w:tc>
+      <w:tc>
+        <w:tcPr>
+          <w:vAlign w:val="center"/>
+        </w:tcPr>
+        <w:p>
+          <w:pPr>
+            <w:keepNext w:val="0"/>
+            <w:keepLines w:val="0"/>
+            <w:pageBreakBefore w:val="0"/>
+            <w:widowControl w:val="0"/>
+            <w:pBdr>
+              <w:top w:space="0" w:sz="0" w:val="nil"/>
+              <w:left w:space="0" w:sz="0" w:val="nil"/>
+              <w:bottom w:space="0" w:sz="0" w:val="nil"/>
+              <w:right w:space="0" w:sz="0" w:val="nil"/>
+              <w:between w:space="0" w:sz="0" w:val="nil"/>
+            </w:pBdr>
+            <w:shd w:fill="auto" w:val="clear"/>
+            <w:spacing w:after="0" w:before="0" w:line="240" w:lineRule="auto"/>
+            <w:ind w:left="0" w:right="0" w:firstLine="0"/>
+            <w:jc w:val="left"/>
+            <w:rPr>
+              <w:rFonts w:ascii="Arial" w:cs="Arial" w:eastAsia="Arial" w:hAnsi="Arial"/>
+              <w:b w:val="0"/>
+              <w:bCs w:val="0"/>
+              <w:i w:val="0"/>
+              <w:iCs w:val="0"/>
+              <w:smallCaps w:val="0"/>
+              <w:strike w:val="0"/>
+              <w:color w:val="000000"/>
+              <w:sz w:val="20"/>
+              <w:szCs w:val="20"/>
+              <w:u w:val="none"/>
+              <w:shd w:fill="auto" w:val="clear"/>
+              <w:vertAlign w:val="baseline"/>
+            </w:rPr>
+          </w:pPr>
+          <w:r>
+            <w:rPr>
+              <w:rFonts w:ascii="Arial" w:cs="Arial" w:eastAsia="Arial" w:hAnsi="Arial"/>
+              <w:b w:val="1"/>
+              <w:bCs w:val="1"/>
+              <w:i w:val="0"/>
+              <w:iCs w:val="0"/>
+              <w:smallCaps w:val="0"/>
+              <w:strike w:val="0"/>
+              <w:color w:val="000000"/>
+              <w:sz w:val="20"/>
+              <w:szCs w:val="20"/>
+              <w:u w:val="none"/>
+              <w:shd w:fill="auto" w:val="clear"/>
+              <w:vertAlign w:val="baseline"/>
+              <w:rtl w:val="0"/>
+            </w:rPr>
+            <w:t xml:space="preserve">Página </w:t>
+          </w:r>
+          <w:r>
+            <w:rPr>
+              <w:rFonts w:ascii="Arial" w:cs="Arial" w:eastAsia="Arial" w:hAnsi="Arial"/>
+              <w:b w:val="1"/>
+              <w:bCs w:val="1"/>
+              <w:i w:val="0"/>
+              <w:iCs w:val="0"/>
+              <w:smallCaps w:val="0"/>
+              <w:strike w:val="0"/>
+              <w:color w:val="000000"/>
+              <w:sz w:val="20"/>
+              <w:szCs w:val="20"/>
+              <w:u w:val="none"/>
+              <w:shd w:fill="auto" w:val="clear"/>
+              <w:vertAlign w:val="baseline"/>
+            </w:rPr>
+            <w:fldChar w:fldCharType="begin"/>
+            <w:instrText xml:space="preserve">PAGE</w:instrText>
+            <w:fldChar w:fldCharType="separate"/>
+            <w:fldChar w:fldCharType="end"/>
+          </w:r>
+          <w:r>
+            <w:rPr>
+              <w:rFonts w:ascii="Arial" w:cs="Arial" w:eastAsia="Arial" w:hAnsi="Arial"/>
+              <w:b w:val="1"/>
+              <w:bCs w:val="1"/>
+              <w:i w:val="0"/>
+              <w:iCs w:val="0"/>
+              <w:smallCaps w:val="0"/>
+              <w:strike w:val="0"/>
+              <w:color w:val="000000"/>
+              <w:sz w:val="20"/>
+              <w:szCs w:val="20"/>
+              <w:u w:val="none"/>
+              <w:shd w:fill="auto" w:val="clear"/>
+              <w:vertAlign w:val="baseline"/>
+              <w:rtl w:val="0"/>
+            </w:rPr>
+            <w:t xml:space="preserve"> de </w:t>
+          </w:r>
+          <w:r>
+            <w:rPr>
+              <w:rFonts w:ascii="Arial" w:cs="Arial" w:eastAsia="Arial" w:hAnsi="Arial"/>
+              <w:b w:val="1"/>
+              <w:bCs w:val="1"/>
+              <w:i w:val="0"/>
+              <w:iCs w:val="0"/>
+              <w:smallCaps w:val="0"/>
+              <w:strike w:val="0"/>
+              <w:color w:val="000000"/>
+              <w:sz w:val="20"/>
+              <w:szCs w:val="20"/>
+              <w:u w:val="none"/>
+              <w:shd w:fill="auto" w:val="clear"/>
+              <w:vertAlign w:val="baseline"/>
+            </w:rPr>
+            <w:fldChar w:fldCharType="begin"/>
+            <w:instrText xml:space="preserve">NUMPAGES</w:instrText>
+            <w:fldChar w:fldCharType="separate"/>
+            <w:fldChar w:fldCharType="end"/>
+          </w:r>
+          <w:r>
+            <w:rPr>
+              <w:rtl w:val="0"/>
+            </w:rPr>
+          </w:r>
+        </w:p>
+      </w:tc>
+    </w:tr>
+  </w:tbl>
+  <w:p>
+    <w:pPr>
+      <w:keepNext w:val="0"/>
+      <w:keepLines w:val="0"/>
+      <w:pageBreakBefore w:val="0"/>
+      <w:widowControl w:val="0"/>
+      <w:pBdr>
+        <w:top w:space="0" w:sz="0" w:val="nil"/>
+        <w:left w:space="0" w:sz="0" w:val="nil"/>
+        <w:bottom w:space="0" w:sz="0" w:val="nil"/>
+        <w:right w:space="0" w:sz="0" w:val="nil"/>
+        <w:between w:space="0" w:sz="0" w:val="nil"/>
+      </w:pBdr>
+      <w:shd w:fill="auto" w:val="clear"/>
+      <w:spacing w:after="0" w:before="0" w:line="240" w:lineRule="auto"/>
+      <w:ind w:left="0" w:right="0" w:firstLine="0"/>
+      <w:jc w:val="left"/>
+      <w:rPr>
+        <w:rFonts w:ascii="Arial" w:cs="Arial" w:eastAsia="Arial" w:hAnsi="Arial"/>
+        <w:b w:val="0"/>
+        <w:bCs w:val="0"/>
+        <w:i w:val="0"/>
+        <w:iCs w:val="0"/>
+        <w:smallCaps w:val="0"/>
+        <w:strike w:val="0"/>
+        <w:color w:val="000000"/>
+        <w:sz w:val="24"/>
+        <w:szCs w:val="24"/>
+        <w:u w:val="none"/>
+        <w:shd w:fill="auto" w:val="clear"/>
+        <w:vertAlign w:val="baseline"/>
+      </w:rPr>
+    </w:pPr>
+    <w:r>
+      <w:rPr>
+        <w:rtl w:val="0"/>
+      </w:rPr>
+    </w:r>
+  </w:p>
+</w:hdr>
+</file>
+
+<file path=word/header4.xml><?xml version="1.0" encoding="utf-8"?>
+<w:hdr xmlns:mc="http://schemas.openxmlformats.org/markup-compatibility/2006" xmlns:o="urn:schemas-microsoft-com:office:office" xmlns:r="http://schemas.openxmlformats.org/officeDocument/2006/relationships" xmlns:m="http://schemas.openxmlformats.org/officeDocument/2006/math" xmlns:v="urn:schemas-microsoft-com:vml" xmlns:wp="http://schemas.openxmlformats.org/drawingml/2006/wordprocessingDrawing" xmlns:w10="urn:schemas-microsoft-com:office:word" xmlns:w="http://schemas.openxmlformats.org/wordprocessingml/2006/main" xmlns:wne="http://schemas.microsoft.com/office/word/2006/wordml" xmlns:sl="http://schemas.openxmlformats.org/schemaLibrary/2006/main" xmlns:a="http://schemas.openxmlformats.org/drawingml/2006/main" xmlns:pic="http://schemas.openxmlformats.org/drawingml/2006/picture" xmlns:c="http://schemas.openxmlformats.org/drawingml/2006/chart" xmlns:lc="http://schemas.openxmlformats.org/drawingml/2006/lockedCanvas" xmlns:dgm="http://schemas.openxmlformats.org/drawingml/2006/diagram" xmlns:wps="http://schemas.microsoft.com/office/word/2010/wordprocessingShape" xmlns:wpg="http://schemas.microsoft.com/office/word/2010/wordprocessingGroup" xmlns:w14="http://schemas.microsoft.com/office/word/2010/wordml" xmlns:w15="http://schemas.microsoft.com/office/word/2012/wordml" xmlns:w16="http://schemas.microsoft.com/office/word/2018/wordml" xmlns:w16cex="http://schemas.microsoft.com/office/word/2018/wordml/cex" xmlns:w16cid="http://schemas.microsoft.com/office/word/2016/wordml/cid" xmlns="http://schemas.microsoft.com/office/tasks/2019/documenttasks" xmlns:cr="http://schemas.microsoft.com/office/comments/2020/reactions">
+  <w:p>
+    <w:pPr>
+      <w:keepNext w:val="0"/>
+      <w:keepLines w:val="0"/>
+      <w:pageBreakBefore w:val="0"/>
+      <w:widowControl w:val="0"/>
+      <w:pBdr>
+        <w:top w:space="0" w:sz="0" w:val="nil"/>
+        <w:left w:space="0" w:sz="0" w:val="nil"/>
+        <w:bottom w:space="0" w:sz="0" w:val="nil"/>
+        <w:right w:space="0" w:sz="0" w:val="nil"/>
+        <w:between w:space="0" w:sz="0" w:val="nil"/>
+      </w:pBdr>
+      <w:shd w:fill="auto" w:val="clear"/>
+      <w:spacing w:after="0" w:before="0" w:line="240" w:lineRule="auto"/>
+      <w:ind w:left="0" w:right="0" w:firstLine="0"/>
+      <w:jc w:val="left"/>
+      <w:rPr>
+        <w:rFonts w:ascii="Arial" w:cs="Arial" w:eastAsia="Arial" w:hAnsi="Arial"/>
+        <w:b w:val="0"/>
+        <w:bCs w:val="0"/>
+        <w:i w:val="0"/>
+        <w:iCs w:val="0"/>
+        <w:smallCaps w:val="0"/>
+        <w:strike w:val="0"/>
+        <w:color w:val="000000"/>
+        <w:sz w:val="24"/>
+        <w:szCs w:val="24"/>
+        <w:u w:val="none"/>
+        <w:shd w:fill="auto" w:val="clear"/>
+        <w:vertAlign w:val="baseline"/>
+      </w:rPr>
+    </w:pPr>
+    <w:r>
+      <w:rPr>
+        <w:rtl w:val="0"/>
+      </w:rPr>
     </w:r>
   </w:p>
 </w:hdr>
 </file>
 
 <file path=word/numbering.xml><?xml version="1.0" encoding="utf-8"?>
-<w:numbering xmlns:mc="http://schemas.openxmlformats.org/markup-compatibility/2006" xmlns:o="urn:schemas-microsoft-com:office:office" xmlns:r="http://schemas.openxmlformats.org/officeDocument/2006/relationships" xmlns:v="urn:schemas-microsoft-com:vml" xmlns:w="http://schemas.openxmlformats.org/wordprocessingml/2006/main" xmlns:w14="http://schemas.microsoft.com/office/word/2010/wordml" mc:Ignorable="w14">
-  <w:abstractNum w:abstractNumId="1">
-    <w:lvl w:ilvl="0">
-      <w:start w:val="1"/>
-      <w:numFmt w:val="none"/>
-      <w:pStyle w:val="Heading1"/>
-      <w:suff w:val="nothing"/>
-      <w:lvlText w:val=""/>
-      <w:lvlJc w:val="start"/>
-      <w:pPr>
-        <w:tabs>
-          <w:tab w:pos="0" w:val="num"/>
-        </w:tabs>
-        <w:ind w:hanging="0" w:start="0"/>
-      </w:pPr>
-    </w:lvl>
-    <w:lvl w:ilvl="1">
-      <w:start w:val="1"/>
-      <w:numFmt w:val="none"/>
-      <w:pStyle w:val="Heading2"/>
-      <w:suff w:val="nothing"/>
-      <w:lvlText w:val=""/>
-      <w:lvlJc w:val="start"/>
-      <w:pPr>
-        <w:tabs>
-          <w:tab w:pos="0" w:val="num"/>
-        </w:tabs>
-        <w:ind w:hanging="0" w:start="0"/>
-      </w:pPr>
-    </w:lvl>
-    <w:lvl w:ilvl="2">
-      <w:start w:val="1"/>
-      <w:numFmt w:val="none"/>
-      <w:pStyle w:val="Heading3"/>
-      <w:suff w:val="nothing"/>
-      <w:lvlText w:val=""/>
-      <w:lvlJc w:val="start"/>
-      <w:pPr>
-        <w:tabs>
-          <w:tab w:pos="0" w:val="num"/>
-        </w:tabs>
-        <w:ind w:hanging="0" w:start="0"/>
-      </w:pPr>
-    </w:lvl>
-    <w:lvl w:ilvl="3">
-      <w:start w:val="1"/>
-      <w:numFmt w:val="none"/>
-      <w:suff w:val="nothing"/>
-      <w:lvlText w:val=""/>
-      <w:lvlJc w:val="start"/>
-      <w:pPr>
-        <w:tabs>
-          <w:tab w:pos="0" w:val="num"/>
-        </w:tabs>
-        <w:ind w:hanging="0" w:start="0"/>
-      </w:pPr>
-    </w:lvl>
-    <w:lvl w:ilvl="4">
-      <w:start w:val="1"/>
-      <w:numFmt w:val="none"/>
-      <w:suff w:val="nothing"/>
-      <w:lvlText w:val=""/>
-      <w:lvlJc w:val="start"/>
-      <w:pPr>
-        <w:tabs>
-          <w:tab w:pos="0" w:val="num"/>
-        </w:tabs>
-        <w:ind w:hanging="0" w:start="0"/>
-      </w:pPr>
-    </w:lvl>
-    <w:lvl w:ilvl="5">
-      <w:start w:val="1"/>
-      <w:numFmt w:val="none"/>
-      <w:suff w:val="nothing"/>
-      <w:lvlText w:val=""/>
-      <w:lvlJc w:val="start"/>
-      <w:pPr>
-        <w:tabs>
-          <w:tab w:pos="0" w:val="num"/>
-        </w:tabs>
-        <w:ind w:hanging="0" w:start="0"/>
-      </w:pPr>
-    </w:lvl>
-    <w:lvl w:ilvl="6">
-      <w:start w:val="1"/>
-      <w:numFmt w:val="none"/>
-      <w:suff w:val="nothing"/>
-      <w:lvlText w:val=""/>
-      <w:lvlJc w:val="start"/>
-      <w:pPr>
-        <w:tabs>
-          <w:tab w:pos="0" w:val="num"/>
-        </w:tabs>
-        <w:ind w:hanging="0" w:start="0"/>
-      </w:pPr>
-    </w:lvl>
-    <w:lvl w:ilvl="7">
-      <w:start w:val="1"/>
-      <w:numFmt w:val="none"/>
-      <w:suff w:val="nothing"/>
-      <w:lvlText w:val=""/>
-      <w:lvlJc w:val="start"/>
-      <w:pPr>
-        <w:tabs>
-          <w:tab w:pos="0" w:val="num"/>
-        </w:tabs>
-        <w:ind w:hanging="0" w:start="0"/>
-      </w:pPr>
-    </w:lvl>
-    <w:lvl w:ilvl="8">
-      <w:start w:val="1"/>
-      <w:numFmt w:val="none"/>
-      <w:suff w:val="nothing"/>
-      <w:lvlText w:val=""/>
-      <w:lvlJc w:val="start"/>
-      <w:pPr>
-        <w:tabs>
-          <w:tab w:pos="0" w:val="num"/>
-        </w:tabs>
-        <w:ind w:hanging="0" w:start="0"/>
-      </w:pPr>
-    </w:lvl>
-  </w:abstractNum>
-  <w:abstractNum w:abstractNumId="2">
-    <w:lvl w:ilvl="0">
-      <w:start w:val="1"/>
-      <w:numFmt w:val="decimal"/>
-      <w:lvlText w:val="%1."/>
-      <w:lvlJc w:val="start"/>
-      <w:pPr>
-        <w:tabs>
-          <w:tab w:pos="0" w:val="num"/>
-        </w:tabs>
-        <w:ind w:hanging="360" w:start="360"/>
-      </w:pPr>
-      <w:rPr>
-        <w:b/>
-        <w:i w:val="false"/>
-      </w:rPr>
-    </w:lvl>
-    <w:lvl w:ilvl="1">
-      <w:start w:val="1"/>
-      <w:numFmt w:val="decimal"/>
-      <w:lvlText w:val="%1.%2."/>
-      <w:lvlJc w:val="start"/>
-      <w:pPr>
-        <w:tabs>
-          <w:tab w:pos="0" w:val="num"/>
-        </w:tabs>
-        <w:ind w:hanging="432" w:start="792"/>
-      </w:pPr>
-      <w:rPr>
-        <w:b/>
-      </w:rPr>
-    </w:lvl>
-    <w:lvl w:ilvl="2">
-      <w:start w:val="1"/>
-      <w:numFmt w:val="decimal"/>
-      <w:lvlText w:val="%1.%2.%3."/>
-      <w:lvlJc w:val="start"/>
-      <w:pPr>
-        <w:tabs>
-          <w:tab w:pos="0" w:val="num"/>
-        </w:tabs>
-        <w:ind w:hanging="504" w:start="1224"/>
-      </w:pPr>
-      <w:rPr>
-        <w:b/>
-      </w:rPr>
-    </w:lvl>
-    <w:lvl w:ilvl="3">
-      <w:start w:val="1"/>
-      <w:numFmt w:val="decimal"/>
-      <w:lvlText w:val="%1.%2.%3.%4."/>
-      <w:lvlJc w:val="start"/>
-      <w:pPr>
-        <w:tabs>
-          <w:tab w:pos="0" w:val="num"/>
-        </w:tabs>
-        <w:ind w:hanging="648" w:start="1728"/>
-      </w:pPr>
-    </w:lvl>
-    <w:lvl w:ilvl="4">
-      <w:start w:val="1"/>
-      <w:numFmt w:val="decimal"/>
-      <w:lvlText w:val="%1.%2.%3.%4.%5."/>
-      <w:lvlJc w:val="start"/>
-      <w:pPr>
-        <w:tabs>
-          <w:tab w:pos="0" w:val="num"/>
-        </w:tabs>
-        <w:ind w:hanging="792" w:start="2232"/>
-      </w:pPr>
-    </w:lvl>
-    <w:lvl w:ilvl="5">
-      <w:start w:val="1"/>
-      <w:numFmt w:val="decimal"/>
-      <w:lvlText w:val="%1.%2.%3.%4.%5.%6."/>
-      <w:lvlJc w:val="start"/>
-      <w:pPr>
-        <w:tabs>
-          <w:tab w:pos="0" w:val="num"/>
-        </w:tabs>
-        <w:ind w:hanging="936" w:start="2736"/>
-      </w:pPr>
-    </w:lvl>
-    <w:lvl w:ilvl="6">
-      <w:start w:val="1"/>
-      <w:numFmt w:val="decimal"/>
-      <w:lvlText w:val="%1.%2.%3.%4.%5.%6.%7."/>
-      <w:lvlJc w:val="start"/>
-      <w:pPr>
-        <w:tabs>
-          <w:tab w:pos="0" w:val="num"/>
-        </w:tabs>
-        <w:ind w:hanging="1080" w:start="3240"/>
-      </w:pPr>
-    </w:lvl>
-    <w:lvl w:ilvl="7">
-      <w:start w:val="1"/>
-      <w:numFmt w:val="decimal"/>
-      <w:lvlText w:val="%1.%2.%3.%4.%5.%6.%7.%8."/>
-      <w:lvlJc w:val="start"/>
-      <w:pPr>
-        <w:tabs>
-          <w:tab w:pos="0" w:val="num"/>
-        </w:tabs>
-        <w:ind w:hanging="1224" w:start="3744"/>
-      </w:pPr>
-    </w:lvl>
-    <w:lvl w:ilvl="8">
-      <w:start w:val="1"/>
-      <w:numFmt w:val="decimal"/>
-      <w:lvlText w:val="%1.%2.%3.%4.%5.%6.%7.%8.%9."/>
-      <w:lvlJc w:val="start"/>
-      <w:pPr>
-        <w:tabs>
-          <w:tab w:pos="0" w:val="num"/>
-        </w:tabs>
-        <w:ind w:hanging="1440" w:start="4320"/>
-      </w:pPr>
-    </w:lvl>
-  </w:abstractNum>
+<w:numbering xmlns="http://schemas.microsoft.com/office/tasks/2019/documenttasks" xmlns:a="http://schemas.openxmlformats.org/drawingml/2006/main" xmlns:c="http://schemas.openxmlformats.org/drawingml/2006/chart" xmlns:cr="http://schemas.microsoft.com/office/comments/2020/reactions" xmlns:dgm="http://schemas.openxmlformats.org/drawingml/2006/diagram" xmlns:lc="http://schemas.openxmlformats.org/drawingml/2006/lockedCanvas" xmlns:m="http://schemas.openxmlformats.org/officeDocument/2006/math" xmlns:mc="http://schemas.openxmlformats.org/markup-compatibility/2006" xmlns:o="urn:schemas-microsoft-com:office:office" xmlns:pic="http://schemas.openxmlformats.org/drawingml/2006/picture" xmlns:r="http://schemas.openxmlformats.org/officeDocument/2006/relationships" xmlns:sl="http://schemas.openxmlformats.org/schemaLibrary/2006/main" xmlns:v="urn:schemas-microsoft-com:vml" xmlns:w="http://schemas.openxmlformats.org/wordprocessingml/2006/main" xmlns:w10="urn:schemas-microsoft-com:office:word" xmlns:w14="http://schemas.microsoft.com/office/word/2010/wordml" xmlns:w15="http://schemas.microsoft.com/office/word/2012/wordml" xmlns:w16="http://schemas.microsoft.com/office/word/2018/wordml" xmlns:w16cex="http://schemas.microsoft.com/office/word/2018/wordml/cex" xmlns:w16cid="http://schemas.microsoft.com/office/word/2016/wordml/cid" xmlns:wne="http://schemas.microsoft.com/office/word/2006/wordml" xmlns:wp="http://schemas.openxmlformats.org/drawingml/2006/wordprocessingDrawing" xmlns:wpg="http://schemas.microsoft.com/office/word/2010/wordprocessingGroup" xmlns:wps="http://schemas.microsoft.com/office/word/2010/wordprocessingShape">
   <w:abstractNum w:abstractNumId="990">
     <w:nsid w:val="0000A990"/>
     <w:multiLevelType w:val="multilevel"/>
@@ -2361,12 +3900,6 @@
       </w:pPr>
     </w:lvl>
   </w:abstractNum>
-  <w:num w:numId="1">
-    <w:abstractNumId w:val="1"/>
-  </w:num>
-  <w:num w:numId="2">
-    <w:abstractNumId w:val="2"/>
-  </w:num>
   <w:num w:numId="1000">
     <w:abstractNumId w:val="990"/>
   </w:num>
@@ -2422,1241 +3955,2244 @@
 </file>
 
 <file path=word/styles.xml><?xml version="1.0" encoding="utf-8"?>
-<w:styles xmlns:mc="http://schemas.openxmlformats.org/markup-compatibility/2006" xmlns:w="http://schemas.openxmlformats.org/wordprocessingml/2006/main" xmlns:w14="http://schemas.microsoft.com/office/word/2010/wordml" mc:Ignorable="w14">
+<w:styles xmlns="http://schemas.microsoft.com/office/tasks/2019/documenttasks" xmlns:a="http://schemas.openxmlformats.org/drawingml/2006/main" xmlns:c="http://schemas.openxmlformats.org/drawingml/2006/chart" xmlns:cr="http://schemas.microsoft.com/office/comments/2020/reactions" xmlns:dgm="http://schemas.openxmlformats.org/drawingml/2006/diagram" xmlns:lc="http://schemas.openxmlformats.org/drawingml/2006/lockedCanvas" xmlns:m="http://schemas.openxmlformats.org/officeDocument/2006/math" xmlns:mc="http://schemas.openxmlformats.org/markup-compatibility/2006" xmlns:o="urn:schemas-microsoft-com:office:office" xmlns:pic="http://schemas.openxmlformats.org/drawingml/2006/picture" xmlns:r="http://schemas.openxmlformats.org/officeDocument/2006/relationships" xmlns:sl="http://schemas.openxmlformats.org/schemaLibrary/2006/main" xmlns:v="urn:schemas-microsoft-com:vml" xmlns:w="http://schemas.openxmlformats.org/wordprocessingml/2006/main" xmlns:w10="urn:schemas-microsoft-com:office:word" xmlns:w14="http://schemas.microsoft.com/office/word/2010/wordml" xmlns:w15="http://schemas.microsoft.com/office/word/2012/wordml" xmlns:w16="http://schemas.microsoft.com/office/word/2018/wordml" xmlns:w16cex="http://schemas.microsoft.com/office/word/2018/wordml/cex" xmlns:w16cid="http://schemas.microsoft.com/office/word/2016/wordml/cid" xmlns:wne="http://schemas.microsoft.com/office/word/2006/wordml" xmlns:wp="http://schemas.openxmlformats.org/drawingml/2006/wordprocessingDrawing" xmlns:wpg="http://schemas.microsoft.com/office/word/2010/wordprocessingGroup" xmlns:wps="http://schemas.microsoft.com/office/word/2010/wordprocessingShape">
   <w:docDefaults>
     <w:rPrDefault>
       <w:rPr>
-        <w:rFonts w:ascii="Liberation Serif" w:cs="Liberation Sans" w:eastAsia="Noto Serif CJK SC" w:hAnsi="Liberation Serif"/>
+        <w:rFonts w:ascii="Tahoma" w:cs="Tahoma" w:eastAsia="Tahoma" w:hAnsi="Tahoma"/>
         <w:sz w:val="24"/>
         <w:szCs w:val="24"/>
-        <w:lang w:bidi="hi-IN" w:eastAsia="zh-CN" w:val="en-US"/>
+        <w:lang w:val="es"/>
       </w:rPr>
     </w:rPrDefault>
     <w:pPrDefault>
-      <w:pPr>
-        <w:suppressAutoHyphens w:val="true"/>
-      </w:pPr>
+      <w:pPr/>
     </w:pPrDefault>
   </w:docDefaults>
-  <w:style w:styleId="Normal" w:type="paragraph">
-    <w:name w:val="Normal"/>
-    <w:qFormat/>
-    <w:pPr>
-      <w:widowControl/>
-      <w:bidi w:val="0"/>
-    </w:pPr>
-    <w:rPr>
-      <w:rFonts w:ascii="Times New Roman" w:cs="Times New Roman" w:eastAsia="Times New Roman" w:hAnsi="Times New Roman"/>
-      <w:color w:val="auto"/>
-      <w:sz w:val="24"/>
-      <w:szCs w:val="24"/>
-      <w:lang w:bidi="ar-SA" w:eastAsia="zh-CN" w:val="es-ES"/>
-    </w:rPr>
+  <w:style w:default="1" w:styleId="TableNormal" w:type="table">
+    <w:name w:val="TableNormal"/>
+    <w:tblPr>
+      <w:tblCellMar>
+        <w:top w:type="dxa" w:w="100.0"/>
+        <w:left w:type="dxa" w:w="100.0"/>
+        <w:bottom w:type="dxa" w:w="100.0"/>
+        <w:right w:type="dxa" w:w="100.0"/>
+      </w:tblCellMar>
+    </w:tblPr>
+  </w:style>
+  <w:style w:default="1" w:styleId="Normal" w:type="paragraph">
+    <w:name w:val="normal"/>
   </w:style>
   <w:style w:styleId="Heading1" w:type="paragraph">
     <w:name w:val="heading 1"/>
     <w:basedOn w:val="Normal"/>
     <w:next w:val="Normal"/>
-    <w:qFormat/>
     <w:pPr>
-      <w:keepNext w:val="true"/>
+      <w:keepNext w:val="1"/>
+      <w:keepLines w:val="1"/>
+      <w:pageBreakBefore w:val="0"/>
+      <w:spacing w:after="120" w:before="480" w:lineRule="auto"/>
+    </w:pPr>
+    <w:rPr>
+      <w:b w:val="1"/>
+      <w:bCs w:val="1"/>
+      <w:sz w:val="48"/>
+      <w:szCs w:val="48"/>
+    </w:rPr>
+  </w:style>
+  <w:style w:styleId="Heading2" w:type="paragraph">
+    <w:name w:val="heading 2"/>
+    <w:basedOn w:val="Normal"/>
+    <w:next w:val="Normal"/>
+    <w:pPr>
+      <w:keepNext w:val="1"/>
+      <w:keepLines w:val="1"/>
+      <w:pageBreakBefore w:val="0"/>
+      <w:spacing w:after="80" w:before="360" w:lineRule="auto"/>
+    </w:pPr>
+    <w:rPr>
+      <w:b w:val="1"/>
+      <w:bCs w:val="1"/>
+      <w:sz w:val="36"/>
+      <w:szCs w:val="36"/>
+    </w:rPr>
+  </w:style>
+  <w:style w:styleId="Heading3" w:type="paragraph">
+    <w:name w:val="heading 3"/>
+    <w:basedOn w:val="Normal"/>
+    <w:next w:val="Normal"/>
+    <w:pPr>
+      <w:keepNext w:val="1"/>
+      <w:keepLines w:val="1"/>
+      <w:pageBreakBefore w:val="0"/>
+      <w:spacing w:after="80" w:before="280" w:lineRule="auto"/>
+    </w:pPr>
+    <w:rPr>
+      <w:b w:val="1"/>
+      <w:bCs w:val="1"/>
+      <w:sz w:val="28"/>
+      <w:szCs w:val="28"/>
+    </w:rPr>
+  </w:style>
+  <w:style w:styleId="Heading4" w:type="paragraph">
+    <w:name w:val="heading 4"/>
+    <w:basedOn w:val="Normal"/>
+    <w:next w:val="Normal"/>
+    <w:pPr>
+      <w:keepNext w:val="1"/>
+      <w:keepLines w:val="1"/>
+      <w:pageBreakBefore w:val="0"/>
+      <w:spacing w:after="40" w:before="240" w:lineRule="auto"/>
+    </w:pPr>
+    <w:rPr>
+      <w:b w:val="1"/>
+      <w:bCs w:val="1"/>
+      <w:sz w:val="24"/>
+      <w:szCs w:val="24"/>
+    </w:rPr>
+  </w:style>
+  <w:style w:styleId="Heading5" w:type="paragraph">
+    <w:name w:val="heading 5"/>
+    <w:basedOn w:val="Normal"/>
+    <w:next w:val="Normal"/>
+    <w:pPr>
+      <w:keepNext w:val="1"/>
+      <w:keepLines w:val="1"/>
+      <w:pageBreakBefore w:val="0"/>
+      <w:spacing w:after="40" w:before="220" w:lineRule="auto"/>
+    </w:pPr>
+    <w:rPr>
+      <w:b w:val="1"/>
+      <w:bCs w:val="1"/>
+      <w:sz w:val="22"/>
+      <w:szCs w:val="22"/>
+    </w:rPr>
+  </w:style>
+  <w:style w:styleId="Heading6" w:type="paragraph">
+    <w:name w:val="heading 6"/>
+    <w:basedOn w:val="Normal"/>
+    <w:next w:val="Normal"/>
+    <w:pPr>
+      <w:keepNext w:val="1"/>
+      <w:keepLines w:val="1"/>
+      <w:pageBreakBefore w:val="0"/>
+      <w:spacing w:after="40" w:before="200" w:lineRule="auto"/>
+    </w:pPr>
+    <w:rPr>
+      <w:b w:val="1"/>
+      <w:bCs w:val="1"/>
+      <w:sz w:val="20"/>
+      <w:szCs w:val="20"/>
+    </w:rPr>
+  </w:style>
+  <w:style w:styleId="Title" w:type="paragraph">
+    <w:name w:val="Title"/>
+    <w:basedOn w:val="Normal"/>
+    <w:next w:val="Normal"/>
+    <w:pPr>
+      <w:keepNext w:val="1"/>
+      <w:keepLines w:val="1"/>
+      <w:pageBreakBefore w:val="0"/>
+      <w:spacing w:after="120" w:before="480" w:lineRule="auto"/>
+    </w:pPr>
+    <w:rPr>
+      <w:b w:val="1"/>
+      <w:bCs w:val="1"/>
+      <w:sz w:val="72"/>
+      <w:szCs w:val="72"/>
+    </w:rPr>
+  </w:style>
+  <w:style w:styleId="Título1" w:type="paragraph">
+    <w:name w:val="Título 1"/>
+    <w:basedOn w:val="Normal"/>
+    <w:next w:val="Normal"/>
+    <w:autoRedefine w:val="0"/>
+    <w:hidden w:val="0"/>
+    <w:qFormat w:val="0"/>
+    <w:pPr>
+      <w:keepNext w:val="1"/>
+      <w:widowControl w:val="0"/>
+      <w:suppressAutoHyphens w:val="1"/>
+      <w:spacing w:line="1" w:lineRule="atLeast"/>
+      <w:ind w:firstLineChars="-1" w:leftChars="-1" w:rightChars="0"/>
+      <w:textDirection w:val="btLr"/>
+      <w:textAlignment w:val="top"/>
+      <w:outlineLvl w:val="0"/>
+    </w:pPr>
+    <w:rPr>
+      <w:rFonts w:ascii="Arial" w:eastAsia="Times New Roman" w:hAnsi="Arial"/>
+      <w:b w:val="1"/>
+      <w:w w:val="100"/>
+      <w:position w:val="-1"/>
+      <w:sz w:val="18"/>
+      <w:szCs w:val="24"/>
+      <w:effect w:val="none"/>
+      <w:vertAlign w:val="baseline"/>
+      <w:cs w:val="0"/>
+      <w:em w:val="none"/>
+      <w:lang w:bidi="ar-SA" w:eastAsia="zh-TW" w:val="es-ES"/>
+    </w:rPr>
+  </w:style>
+  <w:style w:styleId="Título2" w:type="paragraph">
+    <w:name w:val="Título 2"/>
+    <w:basedOn w:val="Normal"/>
+    <w:next w:val="Normal"/>
+    <w:autoRedefine w:val="0"/>
+    <w:hidden w:val="0"/>
+    <w:qFormat w:val="0"/>
+    <w:pPr>
+      <w:keepNext w:val="1"/>
+      <w:suppressAutoHyphens w:val="1"/>
+      <w:spacing w:after="60" w:before="240" w:line="1" w:lineRule="atLeast"/>
+      <w:ind w:firstLineChars="-1" w:leftChars="-1" w:rightChars="0"/>
+      <w:textDirection w:val="btLr"/>
+      <w:textAlignment w:val="top"/>
+      <w:outlineLvl w:val="1"/>
+    </w:pPr>
+    <w:rPr>
+      <w:rFonts w:ascii="Arial" w:hAnsi="Arial"/>
+      <w:b w:val="1"/>
+      <w:bCs w:val="1"/>
+      <w:i w:val="1"/>
+      <w:iCs w:val="1"/>
+      <w:w w:val="100"/>
+      <w:position w:val="-1"/>
+      <w:sz w:val="28"/>
+      <w:szCs w:val="28"/>
+      <w:effect w:val="none"/>
+      <w:vertAlign w:val="baseline"/>
+      <w:cs w:val="0"/>
+      <w:em w:val="none"/>
+      <w:lang w:bidi="ar-SA" w:eastAsia="zh-TW" w:val="und"/>
+    </w:rPr>
+  </w:style>
+  <w:style w:styleId="Título3" w:type="paragraph">
+    <w:name w:val="Título 3"/>
+    <w:basedOn w:val="Normal"/>
+    <w:next w:val="Normal"/>
+    <w:autoRedefine w:val="0"/>
+    <w:hidden w:val="0"/>
+    <w:qFormat w:val="0"/>
+    <w:pPr>
+      <w:keepNext w:val="1"/>
+      <w:suppressAutoHyphens w:val="1"/>
+      <w:spacing w:after="60" w:before="240" w:line="1" w:lineRule="atLeast"/>
+      <w:ind w:firstLineChars="-1" w:leftChars="-1" w:rightChars="0"/>
+      <w:textDirection w:val="btLr"/>
+      <w:textAlignment w:val="top"/>
+      <w:outlineLvl w:val="2"/>
+    </w:pPr>
+    <w:rPr>
+      <w:rFonts w:ascii="Cambria" w:eastAsia="Times New Roman" w:hAnsi="Cambria"/>
+      <w:b w:val="1"/>
+      <w:bCs w:val="1"/>
+      <w:w w:val="100"/>
+      <w:position w:val="-1"/>
+      <w:sz w:val="26"/>
+      <w:szCs w:val="26"/>
+      <w:effect w:val="none"/>
+      <w:vertAlign w:val="baseline"/>
+      <w:cs w:val="0"/>
+      <w:em w:val="none"/>
+      <w:lang w:bidi="ar-SA" w:eastAsia="zh-TW" w:val="und"/>
+    </w:rPr>
+  </w:style>
+  <w:style w:styleId="Título4" w:type="paragraph">
+    <w:name w:val="Título 4"/>
+    <w:basedOn w:val="Normal"/>
+    <w:next w:val="Normal"/>
+    <w:autoRedefine w:val="0"/>
+    <w:hidden w:val="0"/>
+    <w:qFormat w:val="0"/>
+    <w:pPr>
+      <w:keepNext w:val="1"/>
+      <w:suppressAutoHyphens w:val="1"/>
+      <w:spacing w:after="60" w:before="240" w:line="1" w:lineRule="atLeast"/>
+      <w:ind w:firstLineChars="-1" w:leftChars="-1" w:rightChars="0"/>
+      <w:textDirection w:val="btLr"/>
+      <w:textAlignment w:val="top"/>
+      <w:outlineLvl w:val="3"/>
+    </w:pPr>
+    <w:rPr>
+      <w:rFonts w:ascii="Times New Roman" w:hAnsi="Times New Roman"/>
+      <w:b w:val="1"/>
+      <w:bCs w:val="1"/>
+      <w:w w:val="100"/>
+      <w:position w:val="-1"/>
+      <w:sz w:val="28"/>
+      <w:szCs w:val="28"/>
+      <w:effect w:val="none"/>
+      <w:vertAlign w:val="baseline"/>
+      <w:cs w:val="0"/>
+      <w:em w:val="none"/>
+      <w:lang w:bidi="ar-SA" w:eastAsia="zh-TW" w:val="und"/>
+    </w:rPr>
+  </w:style>
+  <w:style w:styleId="Título5" w:type="paragraph">
+    <w:name w:val="Título 5"/>
+    <w:basedOn w:val="Normal"/>
+    <w:next w:val="Normal"/>
+    <w:autoRedefine w:val="0"/>
+    <w:hidden w:val="0"/>
+    <w:qFormat w:val="0"/>
+    <w:pPr>
+      <w:keepNext w:val="1"/>
+      <w:widowControl w:val="0"/>
+      <w:suppressAutoHyphens w:val="1"/>
+      <w:spacing w:line="1" w:lineRule="atLeast"/>
+      <w:ind w:firstLineChars="-1" w:leftChars="-1" w:rightChars="0"/>
+      <w:jc w:val="center"/>
+      <w:textDirection w:val="btLr"/>
+      <w:textAlignment w:val="top"/>
+      <w:outlineLvl w:val="4"/>
+    </w:pPr>
+    <w:rPr>
+      <w:rFonts w:ascii="Arial" w:cs="Arial" w:eastAsia="Times New Roman" w:hAnsi="Arial"/>
+      <w:b w:val="1"/>
+      <w:color w:val="000080"/>
+      <w:w w:val="100"/>
+      <w:position w:val="-1"/>
+      <w:sz w:val="20"/>
+      <w:szCs w:val="24"/>
+      <w:effect w:val="none"/>
+      <w:vertAlign w:val="baseline"/>
+      <w:cs w:val="0"/>
+      <w:em w:val="none"/>
+      <w:lang w:bidi="ar-SA" w:eastAsia="zh-TW" w:val="es-ES"/>
+    </w:rPr>
+  </w:style>
+  <w:style w:styleId="Título6" w:type="paragraph">
+    <w:name w:val="Título 6"/>
+    <w:basedOn w:val="Normal"/>
+    <w:next w:val="Normal"/>
+    <w:autoRedefine w:val="0"/>
+    <w:hidden w:val="0"/>
+    <w:qFormat w:val="0"/>
+    <w:pPr>
+      <w:keepNext w:val="1"/>
+      <w:suppressAutoHyphens w:val="1"/>
+      <w:spacing w:after="100" w:before="100" w:line="1" w:lineRule="atLeast"/>
+      <w:ind w:firstLineChars="-1" w:leftChars="-1" w:rightChars="0"/>
+      <w:textDirection w:val="btLr"/>
+      <w:textAlignment w:val="top"/>
+      <w:outlineLvl w:val="5"/>
+    </w:pPr>
+    <w:rPr>
+      <w:rFonts w:ascii="Arial" w:cs="Arial" w:eastAsia="Times New Roman" w:hAnsi="Arial"/>
+      <w:i w:val="1"/>
+      <w:color w:val="0000ff"/>
+      <w:w w:val="100"/>
+      <w:position w:val="-1"/>
+      <w:sz w:val="24"/>
+      <w:szCs w:val="24"/>
+      <w:effect w:val="none"/>
+      <w:vertAlign w:val="baseline"/>
+      <w:cs w:val="0"/>
+      <w:em w:val="none"/>
+      <w:lang w:bidi="ar-SA" w:eastAsia="zh-TW" w:val="es-ES"/>
+    </w:rPr>
+  </w:style>
+  <w:style w:styleId="Título9" w:type="paragraph">
+    <w:name w:val="Título 9"/>
+    <w:basedOn w:val="Normal"/>
+    <w:next w:val="Normal"/>
+    <w:autoRedefine w:val="0"/>
+    <w:hidden w:val="0"/>
+    <w:qFormat w:val="0"/>
+    <w:pPr>
+      <w:tabs>
+        <w:tab w:leader="none" w:pos="1800" w:val="num"/>
+      </w:tabs>
+      <w:suppressAutoHyphens w:val="0"/>
+      <w:spacing w:after="60" w:before="240" w:line="1" w:lineRule="atLeast"/>
+      <w:ind w:firstLineChars="-1" w:hanging="1800" w:left="1800" w:leftChars="-1" w:rightChars="0"/>
+      <w:textDirection w:val="btLr"/>
+      <w:textAlignment w:val="top"/>
+      <w:outlineLvl w:val="8"/>
+    </w:pPr>
+    <w:rPr>
+      <w:rFonts w:ascii="Arial" w:eastAsia="Times New Roman" w:hAnsi="Arial"/>
+      <w:b w:val="1"/>
+      <w:i w:val="1"/>
+      <w:w w:val="100"/>
+      <w:position w:val="-1"/>
+      <w:sz w:val="18"/>
+      <w:szCs w:val="20"/>
+      <w:effect w:val="none"/>
+      <w:vertAlign w:val="baseline"/>
+      <w:cs w:val="0"/>
+      <w:em w:val="none"/>
+      <w:lang w:bidi="ar-SA" w:eastAsia="zh-TW" w:val="und"/>
+    </w:rPr>
+  </w:style>
+  <w:style w:styleId="Fuentedepárrafopredeter." w:type="character">
+    <w:name w:val="Fuente de párrafo predeter."/>
+    <w:next w:val="Fuentedepárrafopredeter."/>
+    <w:autoRedefine w:val="0"/>
+    <w:hidden w:val="0"/>
+    <w:qFormat w:val="1"/>
+    <w:rPr>
+      <w:w w:val="100"/>
+      <w:position w:val="-1"/>
+      <w:effect w:val="none"/>
+      <w:vertAlign w:val="baseline"/>
+      <w:cs w:val="0"/>
+      <w:em w:val="none"/>
+      <w:lang/>
+    </w:rPr>
+  </w:style>
+  <w:style w:styleId="Tablanormal" w:type="table">
+    <w:name w:val="Tabla normal"/>
+    <w:next w:val="Tablanormal"/>
+    <w:autoRedefine w:val="0"/>
+    <w:hidden w:val="0"/>
+    <w:qFormat w:val="1"/>
+    <w:pPr>
+      <w:suppressAutoHyphens w:val="1"/>
+      <w:spacing w:line="1" w:lineRule="atLeast"/>
+      <w:ind w:firstLineChars="-1" w:leftChars="-1" w:rightChars="0"/>
+      <w:textDirection w:val="btLr"/>
+      <w:textAlignment w:val="top"/>
+      <w:outlineLvl w:val="0"/>
+    </w:pPr>
+    <w:rPr>
+      <w:w w:val="100"/>
+      <w:position w:val="-1"/>
+      <w:effect w:val="none"/>
+      <w:vertAlign w:val="baseline"/>
+      <w:cs w:val="0"/>
+      <w:em w:val="none"/>
+      <w:lang/>
+    </w:rPr>
+    <w:tblPr>
+      <w:jc w:val="left"/>
+      <w:tblInd w:type="dxa" w:w="0.0"/>
+      <w:tblCellMar>
+        <w:top w:type="dxa" w:w="0.0"/>
+        <w:left w:type="dxa" w:w="108.0"/>
+        <w:bottom w:type="dxa" w:w="0.0"/>
+        <w:right w:type="dxa" w:w="108.0"/>
+      </w:tblCellMar>
+    </w:tblPr>
+  </w:style>
+  <w:style w:styleId="Sinlista" w:type="numbering">
+    <w:name w:val="Sin lista"/>
+    <w:next w:val="Sinlista"/>
+    <w:autoRedefine w:val="0"/>
+    <w:hidden w:val="0"/>
+    <w:qFormat w:val="1"/>
+    <w:pPr>
+      <w:suppressAutoHyphens w:val="1"/>
+      <w:spacing w:line="1" w:lineRule="atLeast"/>
+      <w:ind w:firstLineChars="-1" w:leftChars="-1" w:rightChars="0"/>
+      <w:textDirection w:val="btLr"/>
+      <w:textAlignment w:val="top"/>
+      <w:outlineLvl w:val="0"/>
+    </w:pPr>
+  </w:style>
+  <w:style w:styleId="Título,Puesto,Título1,Puesto1,Título11,Puesto11,Título111,Puesto111,Título1111,Puesto1111,Título11111" w:type="paragraph">
+    <w:name w:val="Título,Puesto,Título1,Puesto1,Título11,Puesto11,Título111,Puesto111,Título1111,Puesto1111,Título11111"/>
+    <w:basedOn w:val="Normal"/>
+    <w:next w:val="Título,Puesto,Título1,Puesto1,Título11,Puesto11,Título111,Puesto111,Título1111,Puesto1111,Título11111"/>
+    <w:autoRedefine w:val="0"/>
+    <w:hidden w:val="0"/>
+    <w:qFormat w:val="0"/>
+    <w:pPr>
+      <w:suppressAutoHyphens w:val="1"/>
+      <w:spacing w:line="1" w:lineRule="atLeast"/>
+      <w:ind w:firstLineChars="-1" w:leftChars="-1" w:rightChars="0"/>
+      <w:jc w:val="center"/>
+      <w:textDirection w:val="btLr"/>
+      <w:textAlignment w:val="top"/>
+      <w:outlineLvl w:val="0"/>
+    </w:pPr>
+    <w:rPr>
+      <w:rFonts w:ascii="Times New Roman" w:eastAsia="Times New Roman" w:hAnsi="Times New Roman"/>
+      <w:b w:val="1"/>
+      <w:w w:val="100"/>
+      <w:position w:val="-1"/>
+      <w:sz w:val="20"/>
+      <w:szCs w:val="20"/>
+      <w:effect w:val="none"/>
+      <w:vertAlign w:val="baseline"/>
+      <w:cs w:val="0"/>
+      <w:em w:val="none"/>
+      <w:lang w:bidi="ar-SA" w:eastAsia="zh-TW" w:val="es-CO"/>
+    </w:rPr>
+  </w:style>
+  <w:style w:styleId="Textoindependiente" w:type="paragraph">
+    <w:name w:val="Texto independiente"/>
+    <w:basedOn w:val="Normal"/>
+    <w:next w:val="Textoindependiente"/>
+    <w:autoRedefine w:val="0"/>
+    <w:hidden w:val="0"/>
+    <w:qFormat w:val="0"/>
+    <w:pPr>
+      <w:widowControl w:val="0"/>
+      <w:suppressAutoHyphens w:val="1"/>
+      <w:spacing w:line="1" w:lineRule="atLeast"/>
+      <w:ind w:firstLineChars="-1" w:leftChars="-1" w:rightChars="0"/>
+      <w:jc w:val="center"/>
+      <w:textDirection w:val="btLr"/>
+      <w:textAlignment w:val="top"/>
+      <w:outlineLvl w:val="0"/>
+    </w:pPr>
+    <w:rPr>
+      <w:rFonts w:ascii="Arial" w:cs="Arial" w:eastAsia="Times New Roman" w:hAnsi="Arial"/>
+      <w:b w:val="1"/>
+      <w:w w:val="100"/>
+      <w:position w:val="-1"/>
+      <w:sz w:val="23"/>
+      <w:szCs w:val="24"/>
+      <w:effect w:val="none"/>
+      <w:vertAlign w:val="baseline"/>
+      <w:cs w:val="0"/>
+      <w:em w:val="none"/>
+      <w:lang w:bidi="ar-SA" w:eastAsia="zh-TW" w:val="es-ES"/>
+    </w:rPr>
+  </w:style>
+  <w:style w:styleId="Textoennegrita" w:type="character">
+    <w:name w:val="Texto en negrita"/>
+    <w:next w:val="Textoennegrita"/>
+    <w:autoRedefine w:val="0"/>
+    <w:hidden w:val="0"/>
+    <w:qFormat w:val="0"/>
+    <w:rPr>
+      <w:b w:val="1"/>
+      <w:bCs w:val="1"/>
+      <w:w w:val="100"/>
+      <w:position w:val="-1"/>
+      <w:effect w:val="none"/>
+      <w:vertAlign w:val="baseline"/>
+      <w:cs w:val="0"/>
+      <w:em w:val="none"/>
+      <w:lang/>
+    </w:rPr>
+  </w:style>
+  <w:style w:styleId="Encabezado" w:type="paragraph">
+    <w:name w:val="Encabezado"/>
+    <w:basedOn w:val="Normal"/>
+    <w:next w:val="Encabezado"/>
+    <w:autoRedefine w:val="0"/>
+    <w:hidden w:val="0"/>
+    <w:qFormat w:val="0"/>
+    <w:pPr>
+      <w:widowControl w:val="0"/>
+      <w:suppressAutoHyphens w:val="1"/>
+      <w:spacing w:line="1" w:lineRule="atLeast"/>
+      <w:ind w:firstLineChars="-1" w:leftChars="-1" w:rightChars="0"/>
+      <w:textDirection w:val="btLr"/>
+      <w:textAlignment w:val="top"/>
+      <w:outlineLvl w:val="0"/>
+    </w:pPr>
+    <w:rPr>
+      <w:rFonts w:ascii="Arial" w:eastAsia="Times New Roman" w:hAnsi="Arial"/>
+      <w:w w:val="100"/>
+      <w:position w:val="-1"/>
+      <w:sz w:val="24"/>
+      <w:szCs w:val="24"/>
+      <w:effect w:val="none"/>
+      <w:vertAlign w:val="baseline"/>
+      <w:cs w:val="0"/>
+      <w:em w:val="none"/>
+      <w:lang w:bidi="ar-SA" w:eastAsia="zh-TW" w:val="es-ES"/>
+    </w:rPr>
+  </w:style>
+  <w:style w:styleId="Textoindependiente2" w:type="paragraph">
+    <w:name w:val="Texto independiente 2"/>
+    <w:basedOn w:val="Normal"/>
+    <w:next w:val="Textoindependiente2"/>
+    <w:autoRedefine w:val="0"/>
+    <w:hidden w:val="0"/>
+    <w:qFormat w:val="0"/>
+    <w:pPr>
+      <w:widowControl w:val="0"/>
+      <w:suppressAutoHyphens w:val="1"/>
+      <w:spacing w:line="1" w:lineRule="atLeast"/>
+      <w:ind w:firstLineChars="-1" w:leftChars="-1" w:rightChars="0"/>
+      <w:textDirection w:val="btLr"/>
+      <w:textAlignment w:val="top"/>
+      <w:outlineLvl w:val="0"/>
+    </w:pPr>
+    <w:rPr>
+      <w:rFonts w:ascii="Arial" w:cs="Arial" w:eastAsia="Times New Roman" w:hAnsi="Arial"/>
+      <w:w w:val="100"/>
+      <w:position w:val="-1"/>
+      <w:sz w:val="18"/>
+      <w:szCs w:val="24"/>
+      <w:effect w:val="none"/>
+      <w:vertAlign w:val="baseline"/>
+      <w:cs w:val="0"/>
+      <w:em w:val="none"/>
+      <w:lang w:bidi="ar-SA" w:eastAsia="zh-TW" w:val="es-ES"/>
+    </w:rPr>
+  </w:style>
+  <w:style w:styleId="Piedepágina" w:type="paragraph">
+    <w:name w:val="Pie de página"/>
+    <w:basedOn w:val="Normal"/>
+    <w:next w:val="Piedepágina"/>
+    <w:autoRedefine w:val="0"/>
+    <w:hidden w:val="0"/>
+    <w:qFormat w:val="0"/>
+    <w:pPr>
+      <w:suppressAutoHyphens w:val="1"/>
+      <w:spacing w:line="1" w:lineRule="atLeast"/>
+      <w:ind w:firstLineChars="-1" w:leftChars="-1" w:rightChars="0"/>
+      <w:textDirection w:val="btLr"/>
+      <w:textAlignment w:val="top"/>
+      <w:outlineLvl w:val="0"/>
+    </w:pPr>
+    <w:rPr>
+      <w:rFonts w:ascii="Tahoma" w:hAnsi="Tahoma"/>
+      <w:w w:val="100"/>
+      <w:position w:val="-1"/>
+      <w:sz w:val="24"/>
+      <w:szCs w:val="24"/>
+      <w:effect w:val="none"/>
+      <w:vertAlign w:val="baseline"/>
+      <w:cs w:val="0"/>
+      <w:em w:val="none"/>
+      <w:lang w:bidi="ar-SA" w:eastAsia="zh-TW" w:val="es-ES"/>
+    </w:rPr>
+  </w:style>
+  <w:style w:styleId="Tablaconcuadrícula" w:type="table">
+    <w:name w:val="Tabla con cuadrícula"/>
+    <w:basedOn w:val="Tablanormal"/>
+    <w:next w:val="Tablaconcuadrícula"/>
+    <w:autoRedefine w:val="0"/>
+    <w:hidden w:val="0"/>
+    <w:qFormat w:val="0"/>
+    <w:pPr>
+      <w:suppressAutoHyphens w:val="1"/>
+      <w:spacing w:line="1" w:lineRule="atLeast"/>
+      <w:ind w:firstLineChars="-1" w:leftChars="-1" w:rightChars="0"/>
+      <w:textDirection w:val="btLr"/>
+      <w:textAlignment w:val="top"/>
+      <w:outlineLvl w:val="0"/>
+    </w:pPr>
+    <w:rPr>
+      <w:w w:val="100"/>
+      <w:position w:val="-1"/>
+      <w:effect w:val="none"/>
+      <w:vertAlign w:val="baseline"/>
+      <w:cs w:val="0"/>
+      <w:em w:val="none"/>
+      <w:lang/>
+    </w:rPr>
+    <w:tblPr>
+      <w:tblStyle w:val="Tablaconcuadrícula"/>
+      <w:jc w:val="left"/>
+      <w:tblBorders>
+        <w:top w:color="auto" w:space="0" w:sz="4" w:val="single"/>
+        <w:left w:color="auto" w:space="0" w:sz="4" w:val="single"/>
+        <w:bottom w:color="auto" w:space="0" w:sz="4" w:val="single"/>
+        <w:right w:color="auto" w:space="0" w:sz="4" w:val="single"/>
+        <w:insideH w:color="auto" w:space="0" w:sz="4" w:val="single"/>
+        <w:insideV w:color="auto" w:space="0" w:sz="4" w:val="single"/>
+      </w:tblBorders>
+    </w:tblPr>
+  </w:style>
+  <w:style w:styleId="TDC1" w:type="paragraph">
+    <w:name w:val="TDC 1"/>
+    <w:basedOn w:val="Normal"/>
+    <w:next w:val="Normal"/>
+    <w:autoRedefine w:val="0"/>
+    <w:hidden w:val="0"/>
+    <w:qFormat w:val="0"/>
+    <w:pPr>
+      <w:tabs>
+        <w:tab w:leader="none" w:pos="480" w:val="left"/>
+        <w:tab w:leader="none" w:pos="9360" w:val="left"/>
+        <w:tab w:leader="dot" w:pos="10890" w:val="right"/>
+      </w:tabs>
+      <w:suppressAutoHyphens w:val="1"/>
+      <w:spacing w:before="360" w:line="1" w:lineRule="atLeast"/>
+      <w:ind w:firstLineChars="-1" w:leftChars="-1" w:right="-41" w:rightChars="0"/>
+      <w:textDirection w:val="btLr"/>
+      <w:textAlignment w:val="top"/>
+      <w:outlineLvl w:val="0"/>
+    </w:pPr>
+    <w:rPr>
+      <w:rFonts w:ascii="Cambria" w:hAnsi="Cambria"/>
+      <w:b w:val="1"/>
+      <w:bCs w:val="1"/>
+      <w:caps w:val="1"/>
+      <w:w w:val="100"/>
+      <w:position w:val="-1"/>
+      <w:sz w:val="24"/>
+      <w:szCs w:val="24"/>
+      <w:effect w:val="none"/>
+      <w:vertAlign w:val="baseline"/>
+      <w:cs w:val="0"/>
+      <w:em w:val="none"/>
+      <w:lang w:bidi="ar-SA" w:eastAsia="zh-TW" w:val="es-ES"/>
+    </w:rPr>
+  </w:style>
+  <w:style w:styleId="Textoindependiente3" w:type="paragraph">
+    <w:name w:val="Texto independiente 3"/>
+    <w:basedOn w:val="Normal"/>
+    <w:next w:val="Textoindependiente3"/>
+    <w:autoRedefine w:val="0"/>
+    <w:hidden w:val="0"/>
+    <w:qFormat w:val="0"/>
+    <w:pPr>
+      <w:suppressAutoHyphens w:val="1"/>
+      <w:spacing w:after="120" w:line="1" w:lineRule="atLeast"/>
+      <w:ind w:firstLineChars="-1" w:leftChars="-1" w:rightChars="0"/>
+      <w:textDirection w:val="btLr"/>
+      <w:textAlignment w:val="top"/>
+      <w:outlineLvl w:val="0"/>
+    </w:pPr>
+    <w:rPr>
+      <w:rFonts w:ascii="Tahoma" w:hAnsi="Tahoma"/>
+      <w:w w:val="100"/>
+      <w:position w:val="-1"/>
+      <w:sz w:val="16"/>
+      <w:szCs w:val="16"/>
+      <w:effect w:val="none"/>
+      <w:vertAlign w:val="baseline"/>
+      <w:cs w:val="0"/>
+      <w:em w:val="none"/>
+      <w:lang w:bidi="ar-SA" w:eastAsia="zh-TW" w:val="es-ES"/>
+    </w:rPr>
+  </w:style>
+  <w:style w:styleId="Sangría2det.independiente" w:type="paragraph">
+    <w:name w:val="Sangría 2 de t. independiente"/>
+    <w:basedOn w:val="Normal"/>
+    <w:next w:val="Sangría2det.independiente"/>
+    <w:autoRedefine w:val="0"/>
+    <w:hidden w:val="0"/>
+    <w:qFormat w:val="0"/>
+    <w:pPr>
+      <w:suppressAutoHyphens w:val="1"/>
+      <w:spacing w:after="120" w:line="480" w:lineRule="auto"/>
+      <w:ind w:firstLineChars="-1" w:left="283" w:leftChars="-1" w:rightChars="0"/>
+      <w:textDirection w:val="btLr"/>
+      <w:textAlignment w:val="top"/>
+      <w:outlineLvl w:val="0"/>
+    </w:pPr>
+    <w:rPr>
+      <w:rFonts w:ascii="Tahoma" w:hAnsi="Tahoma"/>
+      <w:w w:val="100"/>
+      <w:position w:val="-1"/>
+      <w:sz w:val="24"/>
+      <w:szCs w:val="24"/>
+      <w:effect w:val="none"/>
+      <w:vertAlign w:val="baseline"/>
+      <w:cs w:val="0"/>
+      <w:em w:val="none"/>
+      <w:lang w:bidi="ar-SA" w:eastAsia="zh-TW" w:val="es-ES"/>
+    </w:rPr>
+  </w:style>
+  <w:style w:styleId="Normal(Web)" w:type="paragraph">
+    <w:name w:val="Normal (Web)"/>
+    <w:basedOn w:val="Normal"/>
+    <w:next w:val="Normal(Web)"/>
+    <w:autoRedefine w:val="0"/>
+    <w:hidden w:val="0"/>
+    <w:qFormat w:val="0"/>
+    <w:pPr>
+      <w:suppressAutoHyphens w:val="1"/>
+      <w:spacing w:after="100" w:before="100" w:line="1" w:lineRule="atLeast"/>
+      <w:ind w:firstLineChars="-1" w:leftChars="-1" w:rightChars="0"/>
+      <w:textDirection w:val="btLr"/>
+      <w:textAlignment w:val="top"/>
+      <w:outlineLvl w:val="0"/>
+    </w:pPr>
+    <w:rPr>
+      <w:rFonts w:ascii="Arial Unicode MS" w:eastAsia="Arial Unicode MS" w:hAnsi="Arial Unicode MS"/>
+      <w:w w:val="100"/>
+      <w:position w:val="-1"/>
+      <w:sz w:val="24"/>
+      <w:szCs w:val="20"/>
+      <w:effect w:val="none"/>
+      <w:vertAlign w:val="baseline"/>
+      <w:cs w:val="0"/>
+      <w:em w:val="none"/>
+      <w:lang w:bidi="ar-SA" w:eastAsia="zh-TW" w:val="es-ES"/>
+    </w:rPr>
+  </w:style>
+  <w:style w:styleId="Epígrafe,Descripción,Epígrafe1,Descripción1,Epígrafe11,Descripción11,Epígrafe111,Descripción111,Epígrafe1111,Descripción1111,Epígrafe11111" w:type="paragraph">
+    <w:name w:val="Epígrafe,Descripción,Epígrafe1,Descripción1,Epígrafe11,Descripción11,Epígrafe111,Descripción111,Epígrafe1111,Descripción1111,Epígrafe11111"/>
+    <w:basedOn w:val="Normal"/>
+    <w:next w:val="Normal"/>
+    <w:autoRedefine w:val="0"/>
+    <w:hidden w:val="0"/>
+    <w:qFormat w:val="0"/>
+    <w:pPr>
+      <w:suppressAutoHyphens w:val="1"/>
+      <w:spacing w:line="1" w:lineRule="atLeast"/>
+      <w:ind w:firstLineChars="-1" w:leftChars="-1" w:rightChars="0"/>
+      <w:jc w:val="center"/>
+      <w:textDirection w:val="btLr"/>
+      <w:textAlignment w:val="top"/>
+      <w:outlineLvl w:val="0"/>
+    </w:pPr>
+    <w:rPr>
+      <w:rFonts w:ascii="Times New Roman" w:eastAsia="Times New Roman" w:hAnsi="Times New Roman"/>
+      <w:b w:val="1"/>
+      <w:bCs w:val="1"/>
+      <w:w w:val="100"/>
+      <w:position w:val="-1"/>
+      <w:sz w:val="28"/>
+      <w:szCs w:val="24"/>
+      <w:effect w:val="none"/>
+      <w:vertAlign w:val="baseline"/>
+      <w:cs w:val="0"/>
+      <w:em w:val="none"/>
+      <w:lang w:bidi="ar-SA" w:eastAsia="zh-TW" w:val="es-ES"/>
+    </w:rPr>
+  </w:style>
+  <w:style w:styleId="Númerodepágina" w:type="character">
+    <w:name w:val="Número de página"/>
+    <w:basedOn w:val="Fuentedepárrafopredeter."/>
+    <w:next w:val="Númerodepágina"/>
+    <w:autoRedefine w:val="0"/>
+    <w:hidden w:val="0"/>
+    <w:qFormat w:val="0"/>
+    <w:rPr>
+      <w:w w:val="100"/>
+      <w:position w:val="-1"/>
+      <w:effect w:val="none"/>
+      <w:vertAlign w:val="baseline"/>
+      <w:cs w:val="0"/>
+      <w:em w:val="none"/>
+      <w:lang/>
+    </w:rPr>
+  </w:style>
+  <w:style w:styleId="Listaactual1" w:type="numbering">
+    <w:name w:val="Lista actual1"/>
+    <w:next w:val="Listaactual1"/>
+    <w:autoRedefine w:val="0"/>
+    <w:hidden w:val="0"/>
+    <w:qFormat w:val="0"/>
+    <w:pPr>
       <w:numPr>
         <w:ilvl w:val="0"/>
         <w:numId w:val="1"/>
       </w:numPr>
-      <w:spacing w:after="60" w:before="240"/>
+      <w:suppressAutoHyphens w:val="1"/>
+      <w:spacing w:line="1" w:lineRule="atLeast"/>
+      <w:ind w:firstLineChars="-1" w:leftChars="-1" w:rightChars="0"/>
+      <w:textDirection w:val="btLr"/>
+      <w:textAlignment w:val="top"/>
       <w:outlineLvl w:val="0"/>
     </w:pPr>
-    <w:rPr>
-      <w:rFonts w:ascii="Arial" w:cs="Arial" w:hAnsi="Arial"/>
-      <w:b/>
-      <w:bCs/>
-      <w:kern w:val="2"/>
-      <w:sz w:val="32"/>
-      <w:szCs w:val="32"/>
-    </w:rPr>
-  </w:style>
-  <w:style w:styleId="Heading2" w:type="paragraph">
-    <w:name w:val="heading 2"/>
+  </w:style>
+  <w:style w:styleId="1/1.1/1.1.1" w:type="numbering">
+    <w:name w:val="1 / 1.1 / 1.1.1"/>
+    <w:basedOn w:val="Sinlista"/>
+    <w:next w:val="1/1.1/1.1.1"/>
+    <w:autoRedefine w:val="0"/>
+    <w:hidden w:val="0"/>
+    <w:qFormat w:val="0"/>
+    <w:pPr>
+      <w:numPr>
+        <w:ilvl w:val="0"/>
+        <w:numId w:val="2"/>
+      </w:numPr>
+      <w:suppressAutoHyphens w:val="1"/>
+      <w:spacing w:line="1" w:lineRule="atLeast"/>
+      <w:ind w:firstLineChars="-1" w:leftChars="-1" w:rightChars="0"/>
+      <w:textDirection w:val="btLr"/>
+      <w:textAlignment w:val="top"/>
+      <w:outlineLvl w:val="0"/>
+    </w:pPr>
+  </w:style>
+  <w:style w:styleId="Listaactual2" w:type="numbering">
+    <w:name w:val="Lista actual2"/>
+    <w:next w:val="Listaactual2"/>
+    <w:autoRedefine w:val="0"/>
+    <w:hidden w:val="0"/>
+    <w:qFormat w:val="0"/>
+    <w:pPr>
+      <w:numPr>
+        <w:ilvl w:val="0"/>
+        <w:numId w:val="3"/>
+      </w:numPr>
+      <w:suppressAutoHyphens w:val="1"/>
+      <w:spacing w:line="1" w:lineRule="atLeast"/>
+      <w:ind w:firstLineChars="-1" w:leftChars="-1" w:rightChars="0"/>
+      <w:textDirection w:val="btLr"/>
+      <w:textAlignment w:val="top"/>
+      <w:outlineLvl w:val="0"/>
+    </w:pPr>
+  </w:style>
+  <w:style w:styleId="Sangría3det.independiente" w:type="paragraph">
+    <w:name w:val="Sangría 3 de t. independiente"/>
     <w:basedOn w:val="Normal"/>
-    <w:next w:val="Normal"/>
-    <w:qFormat/>
+    <w:next w:val="Sangría3det.independiente"/>
+    <w:autoRedefine w:val="0"/>
+    <w:hidden w:val="0"/>
+    <w:qFormat w:val="0"/>
     <w:pPr>
-      <w:keepNext w:val="true"/>
-      <w:numPr>
-        <w:ilvl w:val="1"/>
-        <w:numId w:val="1"/>
-      </w:numPr>
-      <w:spacing w:after="60" w:before="240"/>
-      <w:outlineLvl w:val="1"/>
+      <w:suppressAutoHyphens w:val="1"/>
+      <w:spacing w:after="120" w:line="1" w:lineRule="atLeast"/>
+      <w:ind w:firstLineChars="-1" w:left="283" w:leftChars="-1" w:rightChars="0"/>
+      <w:textDirection w:val="btLr"/>
+      <w:textAlignment w:val="top"/>
+      <w:outlineLvl w:val="0"/>
     </w:pPr>
     <w:rPr>
-      <w:rFonts w:ascii="Aptos Display" w:cs="Times New Roman" w:eastAsia="Times New Roman" w:hAnsi="Aptos Display"/>
-      <w:b/>
-      <w:bCs/>
-      <w:i/>
-      <w:iCs/>
-      <w:sz w:val="28"/>
-      <w:szCs w:val="28"/>
-    </w:rPr>
-  </w:style>
-  <w:style w:styleId="Heading3" w:type="paragraph">
-    <w:name w:val="heading 3"/>
-    <w:basedOn w:val="Normal"/>
-    <w:next w:val="Normal"/>
-    <w:qFormat/>
-    <w:pPr>
-      <w:keepNext w:val="true"/>
-      <w:numPr>
-        <w:ilvl w:val="2"/>
-        <w:numId w:val="1"/>
-      </w:numPr>
-      <w:spacing w:after="60" w:before="240"/>
-      <w:outlineLvl w:val="2"/>
-    </w:pPr>
-    <w:rPr>
-      <w:rFonts w:ascii="Calibri Light" w:cs="Times New Roman" w:eastAsia="Times New Roman" w:hAnsi="Calibri Light"/>
-      <w:b/>
-      <w:bCs/>
-      <w:sz w:val="26"/>
-      <w:szCs w:val="26"/>
-    </w:rPr>
-  </w:style>
-  <w:style w:styleId="WW8Num1z0" w:type="character">
-    <w:name w:val="WW8Num1z0"/>
-    <w:qFormat/>
-    <w:rPr>
-      <w:rFonts w:ascii="Symbol" w:cs="Symbol" w:hAnsi="Symbol"/>
-    </w:rPr>
-  </w:style>
-  <w:style w:styleId="WW8Num1z2" w:type="character">
-    <w:name w:val="WW8Num1z2"/>
-    <w:qFormat/>
-    <w:rPr>
-      <w:rFonts w:ascii="Courier New" w:cs="Courier New" w:hAnsi="Courier New"/>
-    </w:rPr>
-  </w:style>
-  <w:style w:styleId="WW8Num1z3" w:type="character">
-    <w:name w:val="WW8Num1z3"/>
-    <w:qFormat/>
-    <w:rPr>
-      <w:rFonts w:ascii="Wingdings" w:cs="Wingdings" w:hAnsi="Wingdings"/>
-    </w:rPr>
-  </w:style>
-  <w:style w:styleId="WW8Num2z0" w:type="character">
-    <w:name w:val="WW8Num2z0"/>
-    <w:qFormat/>
-    <w:rPr>
-      <w:rFonts w:ascii="Symbol" w:cs="Symbol" w:hAnsi="Symbol"/>
-    </w:rPr>
-  </w:style>
-  <w:style w:styleId="WW8Num2z1" w:type="character">
-    <w:name w:val="WW8Num2z1"/>
-    <w:qFormat/>
-    <w:rPr>
-      <w:rFonts w:ascii="Courier New" w:cs="Courier New" w:hAnsi="Courier New"/>
-    </w:rPr>
-  </w:style>
-  <w:style w:styleId="WW8Num2z2" w:type="character">
-    <w:name w:val="WW8Num2z2"/>
-    <w:qFormat/>
-    <w:rPr>
-      <w:rFonts w:ascii="Wingdings" w:cs="Wingdings" w:hAnsi="Wingdings"/>
-    </w:rPr>
-  </w:style>
-  <w:style w:styleId="WW8Num3z0" w:type="character">
-    <w:name w:val="WW8Num3z0"/>
-    <w:qFormat/>
-    <w:rPr>
-      <w:rFonts w:ascii="Symbol" w:cs="Symbol" w:hAnsi="Symbol"/>
-    </w:rPr>
-  </w:style>
-  <w:style w:styleId="WW8Num3z1" w:type="character">
-    <w:name w:val="WW8Num3z1"/>
-    <w:qFormat/>
-    <w:rPr>
-      <w:rFonts w:ascii="Courier New" w:cs="Courier New" w:hAnsi="Courier New"/>
-    </w:rPr>
-  </w:style>
-  <w:style w:styleId="WW8Num3z2" w:type="character">
-    <w:name w:val="WW8Num3z2"/>
-    <w:qFormat/>
-    <w:rPr>
-      <w:rFonts w:ascii="Wingdings" w:cs="Wingdings" w:hAnsi="Wingdings"/>
-    </w:rPr>
-  </w:style>
-  <w:style w:styleId="WW8Num4z0" w:type="character">
-    <w:name w:val="WW8Num4z0"/>
-    <w:qFormat/>
-    <w:rPr>
-      <w:b/>
-    </w:rPr>
-  </w:style>
-  <w:style w:styleId="WW8Num6z1" w:type="character">
-    <w:name w:val="WW8Num6z1"/>
-    <w:qFormat/>
-    <w:rPr>
-      <w:b w:val="false"/>
-    </w:rPr>
-  </w:style>
-  <w:style w:styleId="WW8Num7z0" w:type="character">
-    <w:name w:val="WW8Num7z0"/>
-    <w:qFormat/>
-    <w:rPr>
-      <w:b/>
-    </w:rPr>
-  </w:style>
-  <w:style w:styleId="WW8Num8z0" w:type="character">
-    <w:name w:val="WW8Num8z0"/>
-    <w:qFormat/>
-    <w:rPr>
-      <w:rFonts w:ascii="Symbol" w:cs="Symbol" w:hAnsi="Symbol"/>
-    </w:rPr>
-  </w:style>
-  <w:style w:styleId="WW8Num8z1" w:type="character">
-    <w:name w:val="WW8Num8z1"/>
-    <w:qFormat/>
-    <w:rPr>
-      <w:rFonts w:ascii="Courier New" w:cs="Courier New" w:hAnsi="Courier New"/>
-    </w:rPr>
-  </w:style>
-  <w:style w:styleId="WW8Num8z2" w:type="character">
-    <w:name w:val="WW8Num8z2"/>
-    <w:qFormat/>
-    <w:rPr>
-      <w:rFonts w:ascii="Wingdings" w:cs="Wingdings" w:hAnsi="Wingdings"/>
-    </w:rPr>
-  </w:style>
-  <w:style w:styleId="WW8Num9z0" w:type="character">
-    <w:name w:val="WW8Num9z0"/>
-    <w:qFormat/>
-    <w:rPr>
-      <w:rFonts w:ascii="Symbol" w:cs="Symbol" w:hAnsi="Symbol"/>
-    </w:rPr>
-  </w:style>
-  <w:style w:styleId="WW8Num9z1" w:type="character">
-    <w:name w:val="WW8Num9z1"/>
-    <w:qFormat/>
-    <w:rPr>
-      <w:rFonts w:ascii="Courier New" w:cs="Courier New" w:hAnsi="Courier New"/>
-    </w:rPr>
-  </w:style>
-  <w:style w:styleId="WW8Num9z2" w:type="character">
-    <w:name w:val="WW8Num9z2"/>
-    <w:qFormat/>
-    <w:rPr>
-      <w:rFonts w:ascii="Wingdings" w:cs="Wingdings" w:hAnsi="Wingdings"/>
-    </w:rPr>
-  </w:style>
-  <w:style w:styleId="WW8Num11z0" w:type="character">
-    <w:name w:val="WW8Num11z0"/>
-    <w:qFormat/>
-    <w:rPr>
-      <w:b/>
-    </w:rPr>
-  </w:style>
-  <w:style w:styleId="WW8Num12z0" w:type="character">
-    <w:name w:val="WW8Num12z0"/>
-    <w:qFormat/>
-    <w:rPr>
-      <w:b w:val="false"/>
-    </w:rPr>
-  </w:style>
-  <w:style w:styleId="WW8Num13z0" w:type="character">
-    <w:name w:val="WW8Num13z0"/>
-    <w:qFormat/>
-    <w:rPr>
-      <w:b/>
-    </w:rPr>
-  </w:style>
-  <w:style w:styleId="WW8Num14z0" w:type="character">
-    <w:name w:val="WW8Num14z0"/>
-    <w:qFormat/>
-    <w:rPr>
-      <w:rFonts w:ascii="Symbol" w:cs="Symbol" w:hAnsi="Symbol"/>
-    </w:rPr>
-  </w:style>
-  <w:style w:styleId="WW8Num14z1" w:type="character">
-    <w:name w:val="WW8Num14z1"/>
-    <w:qFormat/>
-    <w:rPr>
-      <w:rFonts w:ascii="Courier New" w:cs="Courier New" w:hAnsi="Courier New"/>
-    </w:rPr>
-  </w:style>
-  <w:style w:styleId="WW8Num14z5" w:type="character">
-    <w:name w:val="WW8Num14z5"/>
-    <w:qFormat/>
-    <w:rPr>
-      <w:rFonts w:ascii="Wingdings" w:cs="Wingdings" w:hAnsi="Wingdings"/>
-    </w:rPr>
-  </w:style>
-  <w:style w:styleId="WW8Num15z0" w:type="character">
-    <w:name w:val="WW8Num15z0"/>
-    <w:qFormat/>
-    <w:rPr>
-      <w:rFonts w:ascii="Symbol" w:cs="Symbol" w:hAnsi="Symbol"/>
-    </w:rPr>
-  </w:style>
-  <w:style w:styleId="WW8Num15z1" w:type="character">
-    <w:name w:val="WW8Num15z1"/>
-    <w:qFormat/>
-    <w:rPr>
-      <w:rFonts w:ascii="Courier New" w:cs="Courier New" w:hAnsi="Courier New"/>
-    </w:rPr>
-  </w:style>
-  <w:style w:styleId="WW8Num15z2" w:type="character">
-    <w:name w:val="WW8Num15z2"/>
-    <w:qFormat/>
-    <w:rPr>
-      <w:rFonts w:ascii="Wingdings" w:cs="Wingdings" w:hAnsi="Wingdings"/>
-    </w:rPr>
-  </w:style>
-  <w:style w:styleId="WW8Num16z0" w:type="character">
-    <w:name w:val="WW8Num16z0"/>
-    <w:qFormat/>
-    <w:rPr>
-      <w:rFonts w:ascii="Symbol" w:cs="Symbol" w:hAnsi="Symbol"/>
-    </w:rPr>
-  </w:style>
-  <w:style w:styleId="WW8Num16z1" w:type="character">
-    <w:name w:val="WW8Num16z1"/>
-    <w:qFormat/>
-    <w:rPr>
-      <w:rFonts w:ascii="Courier New" w:cs="Courier New" w:hAnsi="Courier New"/>
-    </w:rPr>
-  </w:style>
-  <w:style w:styleId="WW8Num16z2" w:type="character">
-    <w:name w:val="WW8Num16z2"/>
-    <w:qFormat/>
-    <w:rPr>
-      <w:rFonts w:ascii="Wingdings" w:cs="Wingdings" w:hAnsi="Wingdings"/>
-    </w:rPr>
-  </w:style>
-  <w:style w:styleId="WW8Num17z0" w:type="character">
-    <w:name w:val="WW8Num17z0"/>
-    <w:qFormat/>
-    <w:rPr>
-      <w:rFonts w:ascii="Symbol" w:cs="Symbol" w:hAnsi="Symbol"/>
-    </w:rPr>
-  </w:style>
-  <w:style w:styleId="WW8Num17z1" w:type="character">
-    <w:name w:val="WW8Num17z1"/>
-    <w:qFormat/>
-    <w:rPr>
-      <w:rFonts w:ascii="Courier New" w:cs="Courier New" w:hAnsi="Courier New"/>
-    </w:rPr>
-  </w:style>
-  <w:style w:styleId="WW8Num17z2" w:type="character">
-    <w:name w:val="WW8Num17z2"/>
-    <w:qFormat/>
-    <w:rPr>
-      <w:rFonts w:ascii="Wingdings" w:cs="Wingdings" w:hAnsi="Wingdings"/>
-    </w:rPr>
-  </w:style>
-  <w:style w:styleId="WW8Num18z0" w:type="character">
-    <w:name w:val="WW8Num18z0"/>
-    <w:qFormat/>
-    <w:rPr>
-      <w:b/>
-      <w:i w:val="false"/>
-    </w:rPr>
-  </w:style>
-  <w:style w:styleId="WW8Num19z0" w:type="character">
-    <w:name w:val="WW8Num19z0"/>
-    <w:qFormat/>
-    <w:rPr>
-      <w:rFonts w:ascii="Symbol" w:cs="Symbol" w:hAnsi="Symbol"/>
-    </w:rPr>
-  </w:style>
-  <w:style w:styleId="WW8Num19z1" w:type="character">
-    <w:name w:val="WW8Num19z1"/>
-    <w:qFormat/>
-    <w:rPr>
-      <w:rFonts w:ascii="Courier New" w:cs="Courier New" w:hAnsi="Courier New"/>
-    </w:rPr>
-  </w:style>
-  <w:style w:styleId="WW8Num19z2" w:type="character">
-    <w:name w:val="WW8Num19z2"/>
-    <w:qFormat/>
-    <w:rPr>
-      <w:rFonts w:ascii="Wingdings" w:cs="Wingdings" w:hAnsi="Wingdings"/>
-    </w:rPr>
-  </w:style>
-  <w:style w:styleId="WW8Num20z0" w:type="character">
-    <w:name w:val="WW8Num20z0"/>
-    <w:qFormat/>
-    <w:rPr>
-      <w:rFonts w:ascii="Symbol" w:cs="Symbol" w:hAnsi="Symbol"/>
-      <w:b/>
-    </w:rPr>
-  </w:style>
-  <w:style w:styleId="WW8Num20z1" w:type="character">
-    <w:name w:val="WW8Num20z1"/>
-    <w:qFormat/>
-    <w:rPr>
-      <w:rFonts w:ascii="Arial" w:cs="Arial" w:eastAsia="Times New Roman" w:hAnsi="Arial"/>
-    </w:rPr>
-  </w:style>
-  <w:style w:styleId="WW8Num22z0" w:type="character">
-    <w:name w:val="WW8Num22z0"/>
-    <w:qFormat/>
-    <w:rPr>
-      <w:rFonts w:ascii="Symbol" w:cs="Symbol" w:hAnsi="Symbol"/>
-      <w:color w:val="000000"/>
-    </w:rPr>
-  </w:style>
-  <w:style w:styleId="WW8Num23z0" w:type="character">
-    <w:name w:val="WW8Num23z0"/>
-    <w:qFormat/>
-    <w:rPr>
-      <w:b/>
-    </w:rPr>
-  </w:style>
-  <w:style w:styleId="WW8Num24z0" w:type="character">
-    <w:name w:val="WW8Num24z0"/>
-    <w:qFormat/>
-    <w:rPr>
-      <w:b w:val="false"/>
-    </w:rPr>
-  </w:style>
-  <w:style w:styleId="WW8Num25z0" w:type="character">
-    <w:name w:val="WW8Num25z0"/>
-    <w:qFormat/>
-    <w:rPr>
-      <w:b/>
-    </w:rPr>
-  </w:style>
-  <w:style w:styleId="WW8Num26z0" w:type="character">
-    <w:name w:val="WW8Num26z0"/>
-    <w:qFormat/>
-    <w:rPr>
-      <w:rFonts w:ascii="Symbol" w:cs="Symbol" w:hAnsi="Symbol"/>
-    </w:rPr>
-  </w:style>
-  <w:style w:styleId="WW8Num26z1" w:type="character">
-    <w:name w:val="WW8Num26z1"/>
-    <w:qFormat/>
-    <w:rPr>
-      <w:rFonts w:ascii="Courier New" w:cs="Courier New" w:hAnsi="Courier New"/>
-    </w:rPr>
-  </w:style>
-  <w:style w:styleId="WW8Num26z2" w:type="character">
-    <w:name w:val="WW8Num26z2"/>
-    <w:qFormat/>
-    <w:rPr>
-      <w:rFonts w:ascii="Wingdings" w:cs="Wingdings" w:hAnsi="Wingdings"/>
-    </w:rPr>
-  </w:style>
-  <w:style w:styleId="WW8Num27z0" w:type="character">
-    <w:name w:val="WW8Num27z0"/>
-    <w:qFormat/>
-    <w:rPr>
-      <w:rFonts w:ascii="Symbol" w:cs="Symbol" w:hAnsi="Symbol"/>
-      <w:color w:val="000000"/>
-    </w:rPr>
-  </w:style>
-  <w:style w:styleId="WW8Num27z1" w:type="character">
-    <w:name w:val="WW8Num27z1"/>
-    <w:qFormat/>
-    <w:rPr>
-      <w:rFonts w:ascii="Courier New" w:cs="Courier New" w:hAnsi="Courier New"/>
-    </w:rPr>
-  </w:style>
-  <w:style w:styleId="WW8Num27z2" w:type="character">
-    <w:name w:val="WW8Num27z2"/>
-    <w:qFormat/>
-    <w:rPr>
-      <w:rFonts w:ascii="Wingdings" w:cs="Wingdings" w:hAnsi="Wingdings"/>
-    </w:rPr>
-  </w:style>
-  <w:style w:styleId="WW8Num27z3" w:type="character">
-    <w:name w:val="WW8Num27z3"/>
-    <w:qFormat/>
-    <w:rPr>
-      <w:rFonts w:ascii="Symbol" w:cs="Symbol" w:hAnsi="Symbol"/>
-    </w:rPr>
-  </w:style>
-  <w:style w:styleId="WW8Num28z0" w:type="character">
-    <w:name w:val="WW8Num28z0"/>
-    <w:qFormat/>
-    <w:rPr>
-      <w:b/>
-    </w:rPr>
-  </w:style>
-  <w:style w:styleId="WW8Num28z1" w:type="character">
-    <w:name w:val="WW8Num28z1"/>
-    <w:qFormat/>
-    <w:rPr/>
-  </w:style>
-  <w:style w:styleId="WW8Num29z0" w:type="character">
-    <w:name w:val="WW8Num29z0"/>
-    <w:qFormat/>
-    <w:rPr>
-      <w:b/>
-      <w:i w:val="false"/>
-    </w:rPr>
-  </w:style>
-  <w:style w:styleId="WW8Num30z0" w:type="character">
-    <w:name w:val="WW8Num30z0"/>
-    <w:qFormat/>
-    <w:rPr>
-      <w:rFonts w:ascii="Symbol" w:cs="Symbol" w:hAnsi="Symbol"/>
-    </w:rPr>
-  </w:style>
-  <w:style w:styleId="WW8Num30z1" w:type="character">
-    <w:name w:val="WW8Num30z1"/>
-    <w:qFormat/>
-    <w:rPr>
-      <w:rFonts w:ascii="Courier New" w:cs="Courier New" w:hAnsi="Courier New"/>
-    </w:rPr>
-  </w:style>
-  <w:style w:styleId="WW8Num30z2" w:type="character">
-    <w:name w:val="WW8Num30z2"/>
-    <w:qFormat/>
-    <w:rPr>
-      <w:rFonts w:ascii="Wingdings" w:cs="Wingdings" w:hAnsi="Wingdings"/>
-    </w:rPr>
-  </w:style>
-  <w:style w:styleId="WW8Num31z0" w:type="character">
-    <w:name w:val="WW8Num31z0"/>
-    <w:qFormat/>
-    <w:rPr/>
-  </w:style>
-  <w:style w:styleId="WW8Num32z0" w:type="character">
-    <w:name w:val="WW8Num32z0"/>
-    <w:qFormat/>
-    <w:rPr>
-      <w:rFonts w:ascii="Symbol" w:cs="Symbol" w:hAnsi="Symbol"/>
-    </w:rPr>
-  </w:style>
-  <w:style w:styleId="WW8Num32z1" w:type="character">
-    <w:name w:val="WW8Num32z1"/>
-    <w:qFormat/>
-    <w:rPr>
-      <w:rFonts w:ascii="Courier New" w:cs="Courier New" w:hAnsi="Courier New"/>
-    </w:rPr>
-  </w:style>
-  <w:style w:styleId="WW8Num32z2" w:type="character">
-    <w:name w:val="WW8Num32z2"/>
-    <w:qFormat/>
-    <w:rPr>
-      <w:rFonts w:ascii="Wingdings" w:cs="Wingdings" w:hAnsi="Wingdings"/>
-    </w:rPr>
-  </w:style>
-  <w:style w:styleId="WW8Num33z0" w:type="character">
-    <w:name w:val="WW8Num33z0"/>
-    <w:qFormat/>
-    <w:rPr>
-      <w:b/>
-    </w:rPr>
-  </w:style>
-  <w:style w:styleId="WW8Num33z1" w:type="character">
-    <w:name w:val="WW8Num33z1"/>
-    <w:qFormat/>
-    <w:rPr>
-      <w:rFonts w:ascii="Arial" w:cs="Arial" w:eastAsia="Times New Roman" w:hAnsi="Arial"/>
-    </w:rPr>
-  </w:style>
-  <w:style w:styleId="WW8Num34z0" w:type="character">
-    <w:name w:val="WW8Num34z0"/>
-    <w:qFormat/>
-    <w:rPr>
-      <w:b/>
-    </w:rPr>
-  </w:style>
-  <w:style w:styleId="WW8Num34z1" w:type="character">
-    <w:name w:val="WW8Num34z1"/>
-    <w:qFormat/>
-    <w:rPr>
-      <w:rFonts w:ascii="Arial" w:cs="Arial" w:eastAsia="Times New Roman" w:hAnsi="Arial"/>
-    </w:rPr>
-  </w:style>
-  <w:style w:styleId="WW8Num35z0" w:type="character">
-    <w:name w:val="WW8Num35z0"/>
-    <w:qFormat/>
-    <w:rPr>
-      <w:rFonts w:ascii="Symbol" w:cs="Symbol" w:hAnsi="Symbol"/>
-    </w:rPr>
-  </w:style>
-  <w:style w:styleId="WW8Num35z1" w:type="character">
-    <w:name w:val="WW8Num35z1"/>
-    <w:qFormat/>
-    <w:rPr>
-      <w:rFonts w:ascii="Courier New" w:cs="Courier New" w:hAnsi="Courier New"/>
-    </w:rPr>
-  </w:style>
-  <w:style w:styleId="WW8Num35z2" w:type="character">
-    <w:name w:val="WW8Num35z2"/>
-    <w:qFormat/>
-    <w:rPr>
-      <w:rFonts w:ascii="Wingdings" w:cs="Wingdings" w:hAnsi="Wingdings"/>
-    </w:rPr>
-  </w:style>
-  <w:style w:styleId="WW8Num36z0" w:type="character">
-    <w:name w:val="WW8Num36z0"/>
-    <w:qFormat/>
-    <w:rPr>
-      <w:rFonts w:ascii="Symbol" w:cs="Symbol" w:hAnsi="Symbol"/>
-    </w:rPr>
-  </w:style>
-  <w:style w:styleId="WW8Num36z1" w:type="character">
-    <w:name w:val="WW8Num36z1"/>
-    <w:qFormat/>
-    <w:rPr>
-      <w:rFonts w:ascii="Courier New" w:cs="Courier New" w:hAnsi="Courier New"/>
-    </w:rPr>
-  </w:style>
-  <w:style w:styleId="WW8Num36z2" w:type="character">
-    <w:name w:val="WW8Num36z2"/>
-    <w:qFormat/>
-    <w:rPr>
-      <w:rFonts w:ascii="Wingdings" w:cs="Wingdings" w:hAnsi="Wingdings"/>
-    </w:rPr>
-  </w:style>
-  <w:style w:styleId="WW8Num38z0" w:type="character">
-    <w:name w:val="WW8Num38z0"/>
-    <w:qFormat/>
-    <w:rPr>
-      <w:rFonts w:ascii="Symbol" w:cs="Symbol" w:hAnsi="Symbol"/>
-    </w:rPr>
-  </w:style>
-  <w:style w:styleId="WW8Num38z1" w:type="character">
-    <w:name w:val="WW8Num38z1"/>
-    <w:qFormat/>
-    <w:rPr>
-      <w:rFonts w:ascii="Courier New" w:cs="Courier New" w:hAnsi="Courier New"/>
-    </w:rPr>
-  </w:style>
-  <w:style w:styleId="WW8Num38z2" w:type="character">
-    <w:name w:val="WW8Num38z2"/>
-    <w:qFormat/>
-    <w:rPr>
-      <w:rFonts w:ascii="Wingdings" w:cs="Wingdings" w:hAnsi="Wingdings"/>
-    </w:rPr>
-  </w:style>
-  <w:style w:styleId="WW8Num39z0" w:type="character">
-    <w:name w:val="WW8Num39z0"/>
-    <w:qFormat/>
-    <w:rPr>
-      <w:b/>
-      <w:i w:val="false"/>
-    </w:rPr>
-  </w:style>
-  <w:style w:styleId="WW8Num40z0" w:type="character">
-    <w:name w:val="WW8Num40z0"/>
-    <w:qFormat/>
-    <w:rPr>
-      <w:rFonts w:ascii="Symbol" w:cs="Symbol" w:hAnsi="Symbol"/>
-    </w:rPr>
-  </w:style>
-  <w:style w:styleId="WW8Num40z1" w:type="character">
-    <w:name w:val="WW8Num40z1"/>
-    <w:qFormat/>
-    <w:rPr>
-      <w:rFonts w:ascii="Courier New" w:cs="Courier New" w:hAnsi="Courier New"/>
-    </w:rPr>
-  </w:style>
-  <w:style w:styleId="WW8Num40z2" w:type="character">
-    <w:name w:val="WW8Num40z2"/>
-    <w:qFormat/>
-    <w:rPr>
-      <w:rFonts w:ascii="Wingdings" w:cs="Wingdings" w:hAnsi="Wingdings"/>
-    </w:rPr>
-  </w:style>
-  <w:style w:styleId="WW8Num41z0" w:type="character">
-    <w:name w:val="WW8Num41z0"/>
-    <w:qFormat/>
-    <w:rPr>
-      <w:b/>
-      <w:i w:val="false"/>
-    </w:rPr>
-  </w:style>
-  <w:style w:styleId="WW8Num41z1" w:type="character">
-    <w:name w:val="WW8Num41z1"/>
-    <w:qFormat/>
-    <w:rPr>
-      <w:b/>
-    </w:rPr>
-  </w:style>
-  <w:style w:styleId="WW8Num42z0" w:type="character">
-    <w:name w:val="WW8Num42z0"/>
-    <w:qFormat/>
-    <w:rPr>
-      <w:b/>
-    </w:rPr>
-  </w:style>
-  <w:style w:styleId="WW8Num43z0" w:type="character">
-    <w:name w:val="WW8Num43z0"/>
-    <w:qFormat/>
-    <w:rPr>
-      <w:rFonts w:ascii="Symbol" w:cs="Symbol" w:hAnsi="Symbol"/>
-    </w:rPr>
-  </w:style>
-  <w:style w:styleId="WW8Num43z1" w:type="character">
-    <w:name w:val="WW8Num43z1"/>
-    <w:qFormat/>
-    <w:rPr>
-      <w:rFonts w:ascii="Courier New" w:cs="Courier New" w:hAnsi="Courier New"/>
-    </w:rPr>
-  </w:style>
-  <w:style w:styleId="WW8Num43z2" w:type="character">
-    <w:name w:val="WW8Num43z2"/>
-    <w:qFormat/>
-    <w:rPr>
-      <w:rFonts w:ascii="Wingdings" w:cs="Wingdings" w:hAnsi="Wingdings"/>
-    </w:rPr>
-  </w:style>
-  <w:style w:styleId="WW8Num44z0" w:type="character">
-    <w:name w:val="WW8Num44z0"/>
-    <w:qFormat/>
-    <w:rPr/>
-  </w:style>
-  <w:style w:styleId="WW8Num45z0" w:type="character">
-    <w:name w:val="WW8Num45z0"/>
-    <w:qFormat/>
-    <w:rPr>
-      <w:b/>
-    </w:rPr>
-  </w:style>
-  <w:style w:styleId="WW8Num46z0" w:type="character">
-    <w:name w:val="WW8Num46z0"/>
-    <w:qFormat/>
-    <w:rPr>
-      <w:b w:val="false"/>
-    </w:rPr>
-  </w:style>
-  <w:style w:styleId="Fuentedeprrafopredeter" w:type="character">
-    <w:name w:val="Fuente de párrafo predeter."/>
-    <w:qFormat/>
-    <w:rPr/>
-  </w:style>
-  <w:style w:styleId="Refdecomentario" w:type="character">
-    <w:name w:val="Ref. de comentario"/>
-    <w:qFormat/>
-    <w:rPr>
+      <w:rFonts w:ascii="Tahoma" w:hAnsi="Tahoma"/>
+      <w:w w:val="100"/>
+      <w:position w:val="-1"/>
       <w:sz w:val="16"/>
       <w:szCs w:val="16"/>
-    </w:rPr>
-  </w:style>
-  <w:style w:styleId="estilo101" w:type="character">
-    <w:name w:val="estilo101"/>
-    <w:qFormat/>
-    <w:rPr>
-      <w:rFonts w:ascii="Georgia" w:cs="Georgia" w:hAnsi="Georgia"/>
-    </w:rPr>
-  </w:style>
-  <w:style w:styleId="TextoindependienteCar" w:type="character">
-    <w:name w:val="Texto independiente Car"/>
-    <w:qFormat/>
-    <w:rPr>
+      <w:effect w:val="none"/>
+      <w:vertAlign w:val="baseline"/>
+      <w:cs w:val="0"/>
+      <w:em w:val="none"/>
+      <w:lang w:bidi="ar-SA" w:eastAsia="zh-TW" w:val="es-ES"/>
+    </w:rPr>
+  </w:style>
+  <w:style w:styleId="Listavistosa-Énfasis11" w:type="paragraph">
+    <w:name w:val="Lista vistosa - Énfasis 11"/>
+    <w:basedOn w:val="Normal"/>
+    <w:next w:val="Listavistosa-Énfasis11"/>
+    <w:autoRedefine w:val="0"/>
+    <w:hidden w:val="0"/>
+    <w:qFormat w:val="0"/>
+    <w:pPr>
+      <w:suppressAutoHyphens w:val="1"/>
+      <w:spacing w:after="200" w:line="276" w:lineRule="auto"/>
+      <w:ind w:firstLineChars="-1" w:left="720" w:leftChars="-1" w:rightChars="0"/>
+      <w:contextualSpacing w:val="1"/>
+      <w:textDirection w:val="btLr"/>
+      <w:textAlignment w:val="top"/>
+      <w:outlineLvl w:val="0"/>
+    </w:pPr>
+    <w:rPr>
+      <w:rFonts w:ascii="Calibri" w:eastAsia="Calibri" w:hAnsi="Calibri"/>
+      <w:w w:val="100"/>
+      <w:position w:val="-1"/>
+      <w:sz w:val="22"/>
+      <w:szCs w:val="22"/>
+      <w:effect w:val="none"/>
+      <w:vertAlign w:val="baseline"/>
+      <w:cs w:val="0"/>
+      <w:em w:val="none"/>
+      <w:lang w:bidi="ar-SA" w:eastAsia="zh-TW" w:val="es-CO"/>
+    </w:rPr>
+  </w:style>
+  <w:style w:styleId="Sangríadetextonormal" w:type="paragraph">
+    <w:name w:val="Sangría de texto normal"/>
+    <w:basedOn w:val="Normal"/>
+    <w:next w:val="Sangríadetextonormal"/>
+    <w:autoRedefine w:val="0"/>
+    <w:hidden w:val="0"/>
+    <w:qFormat w:val="0"/>
+    <w:pPr>
+      <w:suppressAutoHyphens w:val="1"/>
+      <w:spacing w:after="120" w:line="1" w:lineRule="atLeast"/>
+      <w:ind w:firstLineChars="-1" w:left="283" w:leftChars="-1" w:rightChars="0"/>
+      <w:textDirection w:val="btLr"/>
+      <w:textAlignment w:val="top"/>
+      <w:outlineLvl w:val="0"/>
+    </w:pPr>
+    <w:rPr>
+      <w:rFonts w:ascii="Tahoma" w:hAnsi="Tahoma"/>
+      <w:w w:val="100"/>
+      <w:position w:val="-1"/>
       <w:sz w:val="24"/>
       <w:szCs w:val="24"/>
-      <w:lang w:val="es-MX"/>
-    </w:rPr>
-  </w:style>
-  <w:style w:styleId="eacep1" w:type="character">
-    <w:name w:val="eacep1"/>
-    <w:qFormat/>
-    <w:rPr>
-      <w:color w:val="000000"/>
-    </w:rPr>
-  </w:style>
-  <w:style w:styleId="Sangra3detindependienteCar" w:type="character">
-    <w:name w:val="Sangría 3 de t. independiente Car"/>
-    <w:qFormat/>
-    <w:rPr>
-      <w:sz w:val="16"/>
-      <w:szCs w:val="16"/>
-    </w:rPr>
-  </w:style>
-  <w:style w:styleId="SangradetextonormalCar" w:type="character">
+      <w:effect w:val="none"/>
+      <w:vertAlign w:val="baseline"/>
+      <w:cs w:val="0"/>
+      <w:em w:val="none"/>
+      <w:lang w:bidi="ar-SA" w:eastAsia="zh-TW" w:val="es-ES"/>
+    </w:rPr>
+  </w:style>
+  <w:style w:styleId="SangríadetextonormalCar" w:type="character">
     <w:name w:val="Sangría de texto normal Car"/>
-    <w:qFormat/>
-    <w:rPr>
-      <w:rFonts w:ascii="Arial" w:cs="Arial" w:hAnsi="Arial"/>
-      <w:bCs/>
-      <w:sz w:val="22"/>
-      <w:szCs w:val="22"/>
-      <w:lang w:val="es-ES"/>
-    </w:rPr>
-  </w:style>
-  <w:style w:styleId="Hyperlink" w:type="character">
-    <w:name w:val="Hyperlink"/>
-    <w:rPr>
-      <w:color w:val="0563C1"/>
-      <w:u w:val="single"/>
-    </w:rPr>
-  </w:style>
-  <w:style w:styleId="Mencinsinresolver" w:type="character">
-    <w:name w:val="Mención sin resolver"/>
-    <w:qFormat/>
-    <w:rPr>
-      <w:color w:val="605E5C"/>
-      <w:shd w:fill="E1DFDD" w:val="clear"/>
-    </w:rPr>
-  </w:style>
-  <w:style w:styleId="Emphasis" w:type="character">
-    <w:name w:val="Emphasis"/>
-    <w:qFormat/>
-    <w:rPr>
-      <w:i/>
-      <w:iCs/>
-    </w:rPr>
-  </w:style>
-  <w:style w:styleId="Ttulo2Car" w:type="character">
-    <w:name w:val="Título 2 Car"/>
-    <w:qFormat/>
-    <w:rPr>
-      <w:rFonts w:ascii="Aptos Display" w:cs="Times New Roman" w:eastAsia="Times New Roman" w:hAnsi="Aptos Display"/>
-      <w:b/>
-      <w:bCs/>
-      <w:i/>
-      <w:iCs/>
-      <w:sz w:val="28"/>
-      <w:szCs w:val="28"/>
-      <w:lang w:val="es-ES"/>
-    </w:rPr>
-  </w:style>
-  <w:style w:styleId="Ttulo3Car" w:type="character">
-    <w:name w:val="Título 3 Car"/>
-    <w:qFormat/>
-    <w:rPr>
-      <w:rFonts w:ascii="Calibri Light" w:cs="Times New Roman" w:eastAsia="Times New Roman" w:hAnsi="Calibri Light"/>
-      <w:b/>
-      <w:bCs/>
-      <w:sz w:val="26"/>
-      <w:szCs w:val="26"/>
-      <w:lang w:val="es-ES"/>
-    </w:rPr>
-  </w:style>
-  <w:style w:styleId="Heading" w:type="paragraph">
-    <w:name w:val="Heading"/>
-    <w:basedOn w:val="Normal"/>
-    <w:next w:val="BodyText"/>
-    <w:qFormat/>
-    <w:pPr>
-      <w:keepNext w:val="true"/>
-      <w:spacing w:after="120" w:before="240"/>
-    </w:pPr>
-    <w:rPr>
-      <w:rFonts w:ascii="Liberation Sans" w:cs="Liberation Sans" w:eastAsia="Noto Sans CJK SC" w:hAnsi="Liberation Sans"/>
-      <w:sz w:val="28"/>
-      <w:szCs w:val="28"/>
-    </w:rPr>
-  </w:style>
-  <w:style w:styleId="BodyText" w:type="paragraph">
-    <w:name w:val="Body Text"/>
-    <w:basedOn w:val="Normal"/>
-    <w:pPr>
-      <w:spacing w:after="120" w:before="0"/>
-    </w:pPr>
-    <w:rPr>
-      <w:lang w:val="es-MX"/>
-    </w:rPr>
-  </w:style>
-  <w:style w:styleId="List" w:type="paragraph">
-    <w:name w:val="List"/>
-    <w:basedOn w:val="BodyText"/>
-    <w:pPr/>
-    <w:rPr>
-      <w:rFonts w:cs="Liberation Sans"/>
-    </w:rPr>
-  </w:style>
-  <w:style w:styleId="Caption" w:type="paragraph">
-    <w:name w:val="caption"/>
-    <w:basedOn w:val="Normal"/>
-    <w:qFormat/>
-    <w:pPr>
-      <w:suppressLineNumbers/>
-      <w:spacing w:after="120" w:before="120"/>
-    </w:pPr>
-    <w:rPr>
-      <w:rFonts w:cs="Liberation Sans"/>
-      <w:i/>
-      <w:iCs/>
+    <w:next w:val="SangríadetextonormalCar"/>
+    <w:autoRedefine w:val="0"/>
+    <w:hidden w:val="0"/>
+    <w:qFormat w:val="0"/>
+    <w:rPr>
+      <w:rFonts w:ascii="Tahoma" w:hAnsi="Tahoma"/>
+      <w:w w:val="100"/>
+      <w:position w:val="-1"/>
       <w:sz w:val="24"/>
       <w:szCs w:val="24"/>
-    </w:rPr>
-  </w:style>
-  <w:style w:styleId="Index" w:type="paragraph">
-    <w:name w:val="Index"/>
-    <w:basedOn w:val="Normal"/>
-    <w:qFormat/>
-    <w:pPr>
-      <w:suppressLineNumbers/>
-    </w:pPr>
-    <w:rPr>
-      <w:rFonts w:cs="Liberation Sans"/>
-    </w:rPr>
-  </w:style>
-  <w:style w:styleId="HeaderandFooter" w:type="paragraph">
-    <w:name w:val="Header and Footer"/>
-    <w:basedOn w:val="Normal"/>
-    <w:qFormat/>
-    <w:pPr>
-      <w:suppressLineNumbers/>
-      <w:tabs>
-        <w:tab w:pos="708" w:val="clear"/>
-        <w:tab w:leader="none" w:pos="4819" w:val="center"/>
-        <w:tab w:leader="none" w:pos="9638" w:val="right"/>
-      </w:tabs>
-    </w:pPr>
-    <w:rPr/>
-  </w:style>
-  <w:style w:styleId="Header" w:type="paragraph">
-    <w:name w:val="header"/>
-    <w:basedOn w:val="Normal"/>
-    <w:pPr>
-      <w:tabs>
-        <w:tab w:pos="708" w:val="clear"/>
-        <w:tab w:leader="none" w:pos="4252" w:val="center"/>
-        <w:tab w:leader="none" w:pos="8504" w:val="right"/>
-      </w:tabs>
-    </w:pPr>
-    <w:rPr/>
-  </w:style>
-  <w:style w:styleId="Footer" w:type="paragraph">
-    <w:name w:val="footer"/>
-    <w:basedOn w:val="Normal"/>
-    <w:pPr>
-      <w:tabs>
-        <w:tab w:pos="708" w:val="clear"/>
-        <w:tab w:leader="none" w:pos="4252" w:val="center"/>
-        <w:tab w:leader="none" w:pos="8504" w:val="right"/>
-      </w:tabs>
-    </w:pPr>
-    <w:rPr/>
+      <w:effect w:val="none"/>
+      <w:vertAlign w:val="baseline"/>
+      <w:cs w:val="0"/>
+      <w:em w:val="none"/>
+      <w:lang w:eastAsia="zh-TW" w:val="es-ES"/>
+    </w:rPr>
+  </w:style>
+  <w:style w:styleId="EncabezadoCar" w:type="character">
+    <w:name w:val="Encabezado Car"/>
+    <w:next w:val="EncabezadoCar"/>
+    <w:autoRedefine w:val="0"/>
+    <w:hidden w:val="0"/>
+    <w:qFormat w:val="0"/>
+    <w:rPr>
+      <w:rFonts w:ascii="Arial" w:cs="Arial" w:eastAsia="Times New Roman" w:hAnsi="Arial"/>
+      <w:w w:val="100"/>
+      <w:position w:val="-1"/>
+      <w:sz w:val="24"/>
+      <w:szCs w:val="24"/>
+      <w:effect w:val="none"/>
+      <w:vertAlign w:val="baseline"/>
+      <w:cs w:val="0"/>
+      <w:em w:val="none"/>
+      <w:lang w:eastAsia="es-ES" w:val="es-ES"/>
+    </w:rPr>
   </w:style>
   <w:style w:styleId="Textodeglobo" w:type="paragraph">
     <w:name w:val="Texto de globo"/>
     <w:basedOn w:val="Normal"/>
-    <w:qFormat/>
-    <w:pPr/>
-    <w:rPr>
-      <w:rFonts w:ascii="Tahoma" w:cs="Tahoma" w:hAnsi="Tahoma"/>
+    <w:next w:val="Textodeglobo"/>
+    <w:autoRedefine w:val="0"/>
+    <w:hidden w:val="0"/>
+    <w:qFormat w:val="0"/>
+    <w:pPr>
+      <w:suppressAutoHyphens w:val="1"/>
+      <w:spacing w:line="1" w:lineRule="atLeast"/>
+      <w:ind w:firstLineChars="-1" w:leftChars="-1" w:rightChars="0"/>
+      <w:textDirection w:val="btLr"/>
+      <w:textAlignment w:val="top"/>
+      <w:outlineLvl w:val="0"/>
+    </w:pPr>
+    <w:rPr>
+      <w:rFonts w:ascii="Tahoma" w:hAnsi="Tahoma"/>
+      <w:w w:val="100"/>
+      <w:position w:val="-1"/>
       <w:sz w:val="16"/>
       <w:szCs w:val="16"/>
+      <w:effect w:val="none"/>
+      <w:vertAlign w:val="baseline"/>
+      <w:cs w:val="0"/>
+      <w:em w:val="none"/>
+      <w:lang w:bidi="ar-SA" w:eastAsia="zh-TW" w:val="es-ES"/>
+    </w:rPr>
+  </w:style>
+  <w:style w:styleId="TextodegloboCar" w:type="character">
+    <w:name w:val="Texto de globo Car"/>
+    <w:next w:val="TextodegloboCar"/>
+    <w:autoRedefine w:val="0"/>
+    <w:hidden w:val="0"/>
+    <w:qFormat w:val="0"/>
+    <w:rPr>
+      <w:rFonts w:ascii="Tahoma" w:cs="Tahoma" w:hAnsi="Tahoma"/>
+      <w:w w:val="100"/>
+      <w:position w:val="-1"/>
+      <w:sz w:val="16"/>
+      <w:szCs w:val="16"/>
+      <w:effect w:val="none"/>
+      <w:vertAlign w:val="baseline"/>
+      <w:cs w:val="0"/>
+      <w:em w:val="none"/>
+      <w:lang w:eastAsia="zh-TW" w:val="es-ES"/>
+    </w:rPr>
+  </w:style>
+  <w:style w:styleId="Ref.decomentario" w:type="character">
+    <w:name w:val="Ref. de comentario"/>
+    <w:next w:val="Ref.decomentario"/>
+    <w:autoRedefine w:val="0"/>
+    <w:hidden w:val="0"/>
+    <w:qFormat w:val="0"/>
+    <w:rPr>
+      <w:w w:val="100"/>
+      <w:position w:val="-1"/>
+      <w:sz w:val="16"/>
+      <w:szCs w:val="16"/>
+      <w:effect w:val="none"/>
+      <w:vertAlign w:val="baseline"/>
+      <w:cs w:val="0"/>
+      <w:em w:val="none"/>
+      <w:lang/>
     </w:rPr>
   </w:style>
   <w:style w:styleId="Textocomentario" w:type="paragraph">
     <w:name w:val="Texto comentario"/>
     <w:basedOn w:val="Normal"/>
-    <w:qFormat/>
-    <w:pPr/>
-    <w:rPr>
+    <w:next w:val="Textocomentario"/>
+    <w:autoRedefine w:val="0"/>
+    <w:hidden w:val="0"/>
+    <w:qFormat w:val="0"/>
+    <w:pPr>
+      <w:suppressAutoHyphens w:val="1"/>
+      <w:spacing w:line="1" w:lineRule="atLeast"/>
+      <w:ind w:firstLineChars="-1" w:leftChars="-1" w:rightChars="0"/>
+      <w:textDirection w:val="btLr"/>
+      <w:textAlignment w:val="top"/>
+      <w:outlineLvl w:val="0"/>
+    </w:pPr>
+    <w:rPr>
+      <w:rFonts w:ascii="Times New Roman" w:eastAsia="Times New Roman" w:hAnsi="Times New Roman"/>
+      <w:w w:val="100"/>
+      <w:position w:val="-1"/>
       <w:sz w:val="20"/>
       <w:szCs w:val="20"/>
+      <w:effect w:val="none"/>
+      <w:vertAlign w:val="baseline"/>
+      <w:cs w:val="0"/>
+      <w:em w:val="none"/>
+      <w:lang w:bidi="ar-SA" w:eastAsia="zh-TW" w:val="und"/>
+    </w:rPr>
+  </w:style>
+  <w:style w:styleId="TextocomentarioCar" w:type="character">
+    <w:name w:val="Texto comentario Car"/>
+    <w:next w:val="TextocomentarioCar"/>
+    <w:autoRedefine w:val="0"/>
+    <w:hidden w:val="0"/>
+    <w:qFormat w:val="0"/>
+    <w:rPr>
+      <w:w w:val="100"/>
+      <w:position w:val="-1"/>
+      <w:effect w:val="none"/>
+      <w:vertAlign w:val="baseline"/>
+      <w:cs w:val="0"/>
+      <w:em w:val="none"/>
+      <w:lang/>
+    </w:rPr>
+  </w:style>
+  <w:style w:styleId="Hipervínculo" w:type="character">
+    <w:name w:val="Hipervínculo"/>
+    <w:next w:val="Hipervínculo"/>
+    <w:autoRedefine w:val="0"/>
+    <w:hidden w:val="0"/>
+    <w:qFormat w:val="0"/>
+    <w:rPr>
+      <w:color w:val="0000ff"/>
+      <w:w w:val="100"/>
+      <w:position w:val="-1"/>
+      <w:u w:val="single"/>
+      <w:effect w:val="none"/>
+      <w:vertAlign w:val="baseline"/>
+      <w:cs w:val="0"/>
+      <w:em w:val="none"/>
+      <w:lang/>
     </w:rPr>
   </w:style>
   <w:style w:styleId="Asuntodelcomentario" w:type="paragraph">
     <w:name w:val="Asunto del comentario"/>
     <w:basedOn w:val="Textocomentario"/>
     <w:next w:val="Textocomentario"/>
-    <w:qFormat/>
-    <w:pPr/>
-    <w:rPr>
-      <w:b/>
-      <w:bCs/>
-    </w:rPr>
-  </w:style>
-  <w:style w:styleId="Sangra3detindependiente" w:type="paragraph">
-    <w:name w:val="Sangría 3 de t. independiente"/>
+    <w:autoRedefine w:val="0"/>
+    <w:hidden w:val="0"/>
+    <w:qFormat w:val="0"/>
+    <w:pPr>
+      <w:suppressAutoHyphens w:val="1"/>
+      <w:spacing w:line="1" w:lineRule="atLeast"/>
+      <w:ind w:firstLineChars="-1" w:leftChars="-1" w:rightChars="0"/>
+      <w:textDirection w:val="btLr"/>
+      <w:textAlignment w:val="top"/>
+      <w:outlineLvl w:val="0"/>
+    </w:pPr>
+    <w:rPr>
+      <w:rFonts w:ascii="Tahoma" w:eastAsia="Times New Roman" w:hAnsi="Tahoma"/>
+      <w:b w:val="1"/>
+      <w:bCs w:val="1"/>
+      <w:w w:val="100"/>
+      <w:position w:val="-1"/>
+      <w:sz w:val="20"/>
+      <w:szCs w:val="20"/>
+      <w:effect w:val="none"/>
+      <w:vertAlign w:val="baseline"/>
+      <w:cs w:val="0"/>
+      <w:em w:val="none"/>
+      <w:lang w:bidi="ar-SA" w:eastAsia="zh-TW" w:val="und"/>
+    </w:rPr>
+  </w:style>
+  <w:style w:styleId="AsuntodelcomentarioCar" w:type="character">
+    <w:name w:val="Asunto del comentario Car"/>
+    <w:next w:val="AsuntodelcomentarioCar"/>
+    <w:autoRedefine w:val="0"/>
+    <w:hidden w:val="0"/>
+    <w:qFormat w:val="0"/>
+    <w:rPr>
+      <w:rFonts w:ascii="Tahoma" w:eastAsia="Times New Roman" w:hAnsi="Tahoma"/>
+      <w:b w:val="1"/>
+      <w:bCs w:val="1"/>
+      <w:w w:val="100"/>
+      <w:position w:val="-1"/>
+      <w:effect w:val="none"/>
+      <w:vertAlign w:val="baseline"/>
+      <w:cs w:val="0"/>
+      <w:em w:val="none"/>
+      <w:lang w:eastAsia="zh-TW"/>
+    </w:rPr>
+  </w:style>
+  <w:style w:styleId="Encabezadodetabladecontenido" w:type="paragraph">
+    <w:name w:val="Encabezado de tabla de contenido"/>
+    <w:basedOn w:val="Título1"/>
+    <w:next w:val="Normal"/>
+    <w:autoRedefine w:val="0"/>
+    <w:hidden w:val="0"/>
+    <w:qFormat w:val="1"/>
+    <w:pPr>
+      <w:keepNext w:val="1"/>
+      <w:keepLines w:val="1"/>
+      <w:widowControl w:val="1"/>
+      <w:suppressAutoHyphens w:val="1"/>
+      <w:spacing w:before="480" w:line="276" w:lineRule="auto"/>
+      <w:ind w:firstLineChars="-1" w:leftChars="-1" w:rightChars="0"/>
+      <w:textDirection w:val="btLr"/>
+      <w:textAlignment w:val="top"/>
+      <w:outlineLvl w:val="9"/>
+    </w:pPr>
+    <w:rPr>
+      <w:rFonts w:ascii="Cambria" w:cs="Times New Roman" w:eastAsia="Times New Roman" w:hAnsi="Cambria"/>
+      <w:b w:val="1"/>
+      <w:bCs w:val="1"/>
+      <w:color w:val="365f91"/>
+      <w:w w:val="100"/>
+      <w:position w:val="-1"/>
+      <w:sz w:val="28"/>
+      <w:szCs w:val="28"/>
+      <w:effect w:val="none"/>
+      <w:vertAlign w:val="baseline"/>
+      <w:cs w:val="0"/>
+      <w:em w:val="none"/>
+      <w:lang w:bidi="ar-SA" w:eastAsia="zh-TW" w:val="es-ES"/>
+    </w:rPr>
+  </w:style>
+  <w:style w:styleId="TDC2" w:type="paragraph">
+    <w:name w:val="TDC 2"/>
     <w:basedOn w:val="Normal"/>
-    <w:qFormat/>
+    <w:next w:val="Normal"/>
+    <w:autoRedefine w:val="0"/>
+    <w:hidden w:val="0"/>
+    <w:qFormat w:val="0"/>
     <w:pPr>
-      <w:spacing w:after="120" w:before="0"/>
-      <w:ind w:end="0" w:hanging="0" w:start="283"/>
+      <w:tabs>
+        <w:tab w:leader="none" w:pos="720" w:val="left"/>
+        <w:tab w:leader="none" w:pos="10260" w:val="left"/>
+        <w:tab w:leader="dot" w:pos="10929" w:val="right"/>
+      </w:tabs>
+      <w:suppressAutoHyphens w:val="1"/>
+      <w:spacing w:line="1" w:lineRule="atLeast"/>
+      <w:ind w:firstLineChars="-1" w:leftChars="-1" w:right="49" w:rightChars="0"/>
+      <w:textDirection w:val="btLr"/>
+      <w:textAlignment w:val="top"/>
+      <w:outlineLvl w:val="0"/>
     </w:pPr>
     <w:rPr>
-      <w:sz w:val="16"/>
-      <w:szCs w:val="16"/>
-      <w:lang w:val="en-US"/>
+      <w:rFonts w:ascii="Calibri" w:hAnsi="Calibri"/>
+      <w:b w:val="1"/>
+      <w:bCs w:val="1"/>
+      <w:w w:val="100"/>
+      <w:position w:val="-1"/>
+      <w:sz w:val="20"/>
+      <w:szCs w:val="20"/>
+      <w:effect w:val="none"/>
+      <w:vertAlign w:val="baseline"/>
+      <w:cs w:val="0"/>
+      <w:em w:val="none"/>
+      <w:lang w:bidi="ar-SA" w:eastAsia="zh-TW" w:val="es-ES"/>
+    </w:rPr>
+  </w:style>
+  <w:style w:styleId="Título4Car" w:type="character">
+    <w:name w:val="Título 4 Car"/>
+    <w:next w:val="Título4Car"/>
+    <w:autoRedefine w:val="0"/>
+    <w:hidden w:val="0"/>
+    <w:qFormat w:val="0"/>
+    <w:rPr>
+      <w:b w:val="1"/>
+      <w:bCs w:val="1"/>
+      <w:w w:val="100"/>
+      <w:position w:val="-1"/>
+      <w:sz w:val="28"/>
+      <w:szCs w:val="28"/>
+      <w:effect w:val="none"/>
+      <w:vertAlign w:val="baseline"/>
+      <w:cs w:val="0"/>
+      <w:em w:val="none"/>
+      <w:lang w:eastAsia="zh-TW"/>
+    </w:rPr>
+  </w:style>
+  <w:style w:styleId="TítuloCar" w:type="character">
+    <w:name w:val="Título Car"/>
+    <w:next w:val="TítuloCar"/>
+    <w:autoRedefine w:val="0"/>
+    <w:hidden w:val="0"/>
+    <w:qFormat w:val="0"/>
+    <w:rPr>
+      <w:b w:val="1"/>
+      <w:w w:val="100"/>
+      <w:position w:val="-1"/>
+      <w:effect w:val="none"/>
+      <w:vertAlign w:val="baseline"/>
+      <w:cs w:val="0"/>
+      <w:em w:val="none"/>
+      <w:lang w:val="es-CO"/>
+    </w:rPr>
+  </w:style>
+  <w:style w:styleId="Título2Car" w:type="character">
+    <w:name w:val="Título 2 Car"/>
+    <w:next w:val="Título2Car"/>
+    <w:autoRedefine w:val="0"/>
+    <w:hidden w:val="0"/>
+    <w:qFormat w:val="0"/>
+    <w:rPr>
+      <w:rFonts w:ascii="Arial" w:cs="Arial" w:hAnsi="Arial"/>
+      <w:b w:val="1"/>
+      <w:bCs w:val="1"/>
+      <w:i w:val="1"/>
+      <w:iCs w:val="1"/>
+      <w:w w:val="100"/>
+      <w:position w:val="-1"/>
+      <w:sz w:val="28"/>
+      <w:szCs w:val="28"/>
+      <w:effect w:val="none"/>
+      <w:vertAlign w:val="baseline"/>
+      <w:cs w:val="0"/>
+      <w:em w:val="none"/>
+      <w:lang w:eastAsia="zh-TW"/>
+    </w:rPr>
+  </w:style>
+  <w:style w:styleId="Título3Car" w:type="character">
+    <w:name w:val="Título 3 Car"/>
+    <w:next w:val="Título3Car"/>
+    <w:autoRedefine w:val="0"/>
+    <w:hidden w:val="0"/>
+    <w:qFormat w:val="0"/>
+    <w:rPr>
+      <w:rFonts w:ascii="Cambria" w:cs="Times New Roman" w:eastAsia="Times New Roman" w:hAnsi="Cambria"/>
+      <w:b w:val="1"/>
+      <w:bCs w:val="1"/>
+      <w:w w:val="100"/>
+      <w:position w:val="-1"/>
+      <w:sz w:val="26"/>
+      <w:szCs w:val="26"/>
+      <w:effect w:val="none"/>
+      <w:vertAlign w:val="baseline"/>
+      <w:cs w:val="0"/>
+      <w:em w:val="none"/>
+      <w:lang w:eastAsia="zh-TW"/>
+    </w:rPr>
+  </w:style>
+  <w:style w:styleId="Título9Car" w:type="character">
+    <w:name w:val="Título 9 Car"/>
+    <w:next w:val="Título9Car"/>
+    <w:autoRedefine w:val="0"/>
+    <w:hidden w:val="0"/>
+    <w:qFormat w:val="0"/>
+    <w:rPr>
+      <w:rFonts w:ascii="Arial" w:eastAsia="Times New Roman" w:hAnsi="Arial"/>
+      <w:b w:val="1"/>
+      <w:i w:val="1"/>
+      <w:w w:val="100"/>
+      <w:position w:val="-1"/>
+      <w:sz w:val="18"/>
+      <w:effect w:val="none"/>
+      <w:vertAlign w:val="baseline"/>
+      <w:cs w:val="0"/>
+      <w:em w:val="none"/>
+      <w:lang w:eastAsia="ar-SA"/>
+    </w:rPr>
+  </w:style>
+  <w:style w:styleId="WW-Textoindependiente2" w:type="paragraph">
+    <w:name w:val="WW-Texto independiente 2"/>
+    <w:basedOn w:val="Normal"/>
+    <w:next w:val="WW-Textoindependiente2"/>
+    <w:autoRedefine w:val="0"/>
+    <w:hidden w:val="0"/>
+    <w:qFormat w:val="0"/>
+    <w:pPr>
+      <w:suppressAutoHyphens w:val="0"/>
+      <w:spacing w:after="120" w:before="120" w:line="1" w:lineRule="atLeast"/>
+      <w:ind w:firstLineChars="-1" w:leftChars="-1" w:rightChars="0"/>
+      <w:jc w:val="both"/>
+      <w:textDirection w:val="btLr"/>
+      <w:textAlignment w:val="top"/>
+      <w:outlineLvl w:val="0"/>
+    </w:pPr>
+    <w:rPr>
+      <w:rFonts w:ascii="Times New Roman" w:eastAsia="Times New Roman" w:hAnsi="Times New Roman"/>
+      <w:color w:val="ff00ff"/>
+      <w:w w:val="100"/>
+      <w:position w:val="-1"/>
+      <w:sz w:val="24"/>
+      <w:szCs w:val="24"/>
+      <w:effect w:val="none"/>
+      <w:vertAlign w:val="baseline"/>
+      <w:cs w:val="0"/>
+      <w:em w:val="none"/>
+      <w:lang w:bidi="ar-SA" w:eastAsia="zh-TW" w:val="es-ES"/>
+    </w:rPr>
+  </w:style>
+  <w:style w:styleId="WW-Textoindependiente3" w:type="paragraph">
+    <w:name w:val="WW-Texto independiente 3"/>
+    <w:basedOn w:val="Normal"/>
+    <w:next w:val="WW-Textoindependiente3"/>
+    <w:autoRedefine w:val="0"/>
+    <w:hidden w:val="0"/>
+    <w:qFormat w:val="0"/>
+    <w:pPr>
+      <w:suppressAutoHyphens w:val="0"/>
+      <w:spacing w:line="1" w:lineRule="atLeast"/>
+      <w:ind w:firstLineChars="-1" w:leftChars="-1" w:rightChars="0"/>
+      <w:jc w:val="both"/>
+      <w:textDirection w:val="btLr"/>
+      <w:textAlignment w:val="top"/>
+      <w:outlineLvl w:val="0"/>
+    </w:pPr>
+    <w:rPr>
+      <w:rFonts w:ascii="Times New Roman" w:eastAsia="Times New Roman" w:hAnsi="Times New Roman"/>
+      <w:b w:val="1"/>
+      <w:w w:val="100"/>
+      <w:position w:val="-1"/>
+      <w:sz w:val="24"/>
+      <w:szCs w:val="20"/>
+      <w:effect w:val="none"/>
+      <w:vertAlign w:val="baseline"/>
+      <w:cs w:val="0"/>
+      <w:em w:val="none"/>
+      <w:lang w:bidi="ar-SA" w:eastAsia="zh-TW" w:val="es-ES"/>
+    </w:rPr>
+  </w:style>
+  <w:style w:styleId="WW-BodyText2" w:type="paragraph">
+    <w:name w:val="WW-Body Text 2"/>
+    <w:basedOn w:val="Normal"/>
+    <w:next w:val="WW-BodyText2"/>
+    <w:autoRedefine w:val="0"/>
+    <w:hidden w:val="0"/>
+    <w:qFormat w:val="0"/>
+    <w:pPr>
+      <w:suppressAutoHyphens w:val="0"/>
+      <w:spacing w:line="1" w:lineRule="atLeast"/>
+      <w:ind w:firstLineChars="-1" w:leftChars="-1" w:rightChars="0"/>
+      <w:jc w:val="both"/>
+      <w:textDirection w:val="btLr"/>
+      <w:textAlignment w:val="top"/>
+      <w:outlineLvl w:val="0"/>
+    </w:pPr>
+    <w:rPr>
+      <w:rFonts w:ascii="Arial" w:eastAsia="Times New Roman" w:hAnsi="Arial"/>
+      <w:w w:val="100"/>
+      <w:position w:val="-1"/>
+      <w:sz w:val="22"/>
+      <w:szCs w:val="20"/>
+      <w:effect w:val="none"/>
+      <w:vertAlign w:val="baseline"/>
+      <w:cs w:val="0"/>
+      <w:em w:val="none"/>
+      <w:lang w:bidi="ar-SA" w:eastAsia="zh-TW" w:val="es-MX"/>
+    </w:rPr>
+  </w:style>
+  <w:style w:styleId="Subtítulo" w:type="paragraph">
+    <w:name w:val="Subtítulo"/>
+    <w:basedOn w:val="Normal"/>
+    <w:next w:val="Subtítulo"/>
+    <w:autoRedefine w:val="0"/>
+    <w:hidden w:val="0"/>
+    <w:qFormat w:val="0"/>
+    <w:pPr>
+      <w:suppressAutoHyphens w:val="1"/>
+      <w:spacing w:after="60" w:line="1" w:lineRule="atLeast"/>
+      <w:ind w:firstLineChars="-1" w:leftChars="-1" w:rightChars="0"/>
+      <w:jc w:val="center"/>
+      <w:textDirection w:val="btLr"/>
+      <w:textAlignment w:val="top"/>
+      <w:outlineLvl w:val="1"/>
+    </w:pPr>
+    <w:rPr>
+      <w:rFonts w:ascii="Arial" w:eastAsia="Times New Roman" w:hAnsi="Arial"/>
+      <w:w w:val="100"/>
+      <w:position w:val="-1"/>
+      <w:sz w:val="24"/>
+      <w:szCs w:val="24"/>
+      <w:effect w:val="none"/>
+      <w:vertAlign w:val="baseline"/>
+      <w:cs w:val="0"/>
+      <w:em w:val="none"/>
+      <w:lang w:bidi="ar-SA" w:eastAsia="zh-TW" w:val="und"/>
+    </w:rPr>
+  </w:style>
+  <w:style w:styleId="SubtítuloCar" w:type="character">
+    <w:name w:val="Subtítulo Car"/>
+    <w:next w:val="SubtítuloCar"/>
+    <w:autoRedefine w:val="0"/>
+    <w:hidden w:val="0"/>
+    <w:qFormat w:val="0"/>
+    <w:rPr>
+      <w:rFonts w:ascii="Arial" w:cs="Arial" w:eastAsia="Times New Roman" w:hAnsi="Arial"/>
+      <w:w w:val="100"/>
+      <w:position w:val="-1"/>
+      <w:sz w:val="24"/>
+      <w:szCs w:val="24"/>
+      <w:effect w:val="none"/>
+      <w:vertAlign w:val="baseline"/>
+      <w:cs w:val="0"/>
+      <w:em w:val="none"/>
+      <w:lang/>
+    </w:rPr>
+  </w:style>
+  <w:style w:styleId="Contenidodelatabla" w:type="paragraph">
+    <w:name w:val="Contenido de la tabla"/>
+    <w:basedOn w:val="Normal"/>
+    <w:next w:val="Contenidodelatabla"/>
+    <w:autoRedefine w:val="0"/>
+    <w:hidden w:val="0"/>
+    <w:qFormat w:val="0"/>
+    <w:pPr>
+      <w:suppressAutoHyphens w:val="0"/>
+      <w:overflowPunct w:val="0"/>
+      <w:autoSpaceDE w:val="0"/>
+      <w:spacing w:after="120" w:line="1" w:lineRule="atLeast"/>
+      <w:ind w:firstLineChars="-1" w:leftChars="-1" w:rightChars="0"/>
+      <w:textDirection w:val="btLr"/>
+      <w:textAlignment w:val="baseline"/>
+      <w:outlineLvl w:val="0"/>
+    </w:pPr>
+    <w:rPr>
+      <w:rFonts w:ascii="Times New Roman" w:eastAsia="Times New Roman" w:hAnsi="Times New Roman"/>
+      <w:w w:val="100"/>
+      <w:position w:val="-1"/>
+      <w:sz w:val="24"/>
+      <w:szCs w:val="20"/>
+      <w:effect w:val="none"/>
+      <w:vertAlign w:val="baseline"/>
+      <w:cs w:val="0"/>
+      <w:em w:val="none"/>
+      <w:lang w:bidi="ar-SA" w:eastAsia="zh-TW" w:val="en-US"/>
+    </w:rPr>
+  </w:style>
+  <w:style w:styleId="xl64" w:type="paragraph">
+    <w:name w:val="xl64"/>
+    <w:basedOn w:val="Normal"/>
+    <w:next w:val="xl64"/>
+    <w:autoRedefine w:val="0"/>
+    <w:hidden w:val="0"/>
+    <w:qFormat w:val="0"/>
+    <w:pPr>
+      <w:suppressAutoHyphens w:val="0"/>
+      <w:spacing w:after="280" w:before="280" w:line="1" w:lineRule="atLeast"/>
+      <w:ind w:firstLineChars="-1" w:leftChars="-1" w:rightChars="0"/>
+      <w:jc w:val="center"/>
+      <w:textDirection w:val="btLr"/>
+      <w:textAlignment w:val="top"/>
+      <w:outlineLvl w:val="0"/>
+    </w:pPr>
+    <w:rPr>
+      <w:rFonts w:ascii="Times New Roman" w:eastAsia="Times New Roman" w:hAnsi="Times New Roman"/>
+      <w:w w:val="100"/>
+      <w:position w:val="-1"/>
+      <w:sz w:val="24"/>
+      <w:szCs w:val="24"/>
+      <w:effect w:val="none"/>
+      <w:vertAlign w:val="baseline"/>
+      <w:cs w:val="0"/>
+      <w:em w:val="none"/>
+      <w:lang w:bidi="ar-SA" w:eastAsia="zh-TW" w:val="es-CO"/>
+    </w:rPr>
+  </w:style>
+  <w:style w:styleId="TDC3" w:type="paragraph">
+    <w:name w:val="TDC 3"/>
+    <w:basedOn w:val="Normal"/>
+    <w:next w:val="Normal"/>
+    <w:autoRedefine w:val="0"/>
+    <w:hidden w:val="0"/>
+    <w:qFormat w:val="1"/>
+    <w:pPr>
+      <w:tabs>
+        <w:tab w:leader="none" w:pos="960" w:val="left"/>
+        <w:tab w:leader="dot" w:pos="9360" w:val="right"/>
+      </w:tabs>
+      <w:suppressAutoHyphens w:val="1"/>
+      <w:spacing w:line="1" w:lineRule="atLeast"/>
+      <w:ind w:firstLineChars="-1" w:left="240" w:leftChars="-1" w:rightChars="0"/>
+      <w:textDirection w:val="btLr"/>
+      <w:textAlignment w:val="top"/>
+      <w:outlineLvl w:val="0"/>
+    </w:pPr>
+    <w:rPr>
+      <w:rFonts w:ascii="Calibri" w:hAnsi="Calibri"/>
+      <w:w w:val="100"/>
+      <w:position w:val="-1"/>
+      <w:sz w:val="20"/>
+      <w:szCs w:val="20"/>
+      <w:effect w:val="none"/>
+      <w:vertAlign w:val="baseline"/>
+      <w:cs w:val="0"/>
+      <w:em w:val="none"/>
+      <w:lang w:bidi="ar-SA" w:eastAsia="zh-TW" w:val="es-ES"/>
+    </w:rPr>
+  </w:style>
+  <w:style w:styleId="Hipervínculovisitado" w:type="character">
+    <w:name w:val="Hipervínculo visitado"/>
+    <w:next w:val="Hipervínculovisitado"/>
+    <w:autoRedefine w:val="0"/>
+    <w:hidden w:val="0"/>
+    <w:qFormat w:val="0"/>
+    <w:rPr>
+      <w:color w:val="800080"/>
+      <w:w w:val="100"/>
+      <w:position w:val="-1"/>
+      <w:u w:val="single"/>
+      <w:effect w:val="none"/>
+      <w:vertAlign w:val="baseline"/>
+      <w:cs w:val="0"/>
+      <w:em w:val="none"/>
+      <w:lang/>
+    </w:rPr>
+  </w:style>
+  <w:style w:styleId="Título1Car" w:type="character">
+    <w:name w:val="Título 1 Car"/>
+    <w:next w:val="Título1Car"/>
+    <w:autoRedefine w:val="0"/>
+    <w:hidden w:val="0"/>
+    <w:qFormat w:val="0"/>
+    <w:rPr>
+      <w:rFonts w:ascii="Arial" w:cs="Arial" w:eastAsia="Times New Roman" w:hAnsi="Arial"/>
+      <w:b w:val="1"/>
+      <w:w w:val="100"/>
+      <w:position w:val="-1"/>
+      <w:sz w:val="18"/>
+      <w:szCs w:val="24"/>
+      <w:effect w:val="none"/>
+      <w:vertAlign w:val="baseline"/>
+      <w:cs w:val="0"/>
+      <w:em w:val="none"/>
+      <w:lang w:val="es-ES"/>
+    </w:rPr>
+  </w:style>
+  <w:style w:styleId="Textonotaalfinal" w:type="paragraph">
+    <w:name w:val="Texto nota al final"/>
+    <w:basedOn w:val="Normal"/>
+    <w:next w:val="Textonotaalfinal"/>
+    <w:autoRedefine w:val="0"/>
+    <w:hidden w:val="0"/>
+    <w:qFormat w:val="0"/>
+    <w:pPr>
+      <w:suppressAutoHyphens w:val="1"/>
+      <w:spacing w:line="1" w:lineRule="atLeast"/>
+      <w:ind w:firstLineChars="-1" w:leftChars="-1" w:rightChars="0"/>
+      <w:textDirection w:val="btLr"/>
+      <w:textAlignment w:val="top"/>
+      <w:outlineLvl w:val="0"/>
+    </w:pPr>
+    <w:rPr>
+      <w:rFonts w:ascii="Tahoma" w:hAnsi="Tahoma"/>
+      <w:w w:val="100"/>
+      <w:position w:val="-1"/>
+      <w:sz w:val="20"/>
+      <w:szCs w:val="20"/>
+      <w:effect w:val="none"/>
+      <w:vertAlign w:val="baseline"/>
+      <w:cs w:val="0"/>
+      <w:em w:val="none"/>
+      <w:lang w:bidi="ar-SA" w:eastAsia="zh-TW" w:val="und"/>
+    </w:rPr>
+  </w:style>
+  <w:style w:styleId="TextonotaalfinalCar" w:type="character">
+    <w:name w:val="Texto nota al final Car"/>
+    <w:next w:val="TextonotaalfinalCar"/>
+    <w:autoRedefine w:val="0"/>
+    <w:hidden w:val="0"/>
+    <w:qFormat w:val="0"/>
+    <w:rPr>
+      <w:rFonts w:ascii="Tahoma" w:hAnsi="Tahoma"/>
+      <w:w w:val="100"/>
+      <w:position w:val="-1"/>
+      <w:effect w:val="none"/>
+      <w:vertAlign w:val="baseline"/>
+      <w:cs w:val="0"/>
+      <w:em w:val="none"/>
+      <w:lang w:eastAsia="zh-TW"/>
+    </w:rPr>
+  </w:style>
+  <w:style w:styleId="Ref.denotaalfinal" w:type="character">
+    <w:name w:val="Ref. de nota al final"/>
+    <w:next w:val="Ref.denotaalfinal"/>
+    <w:autoRedefine w:val="0"/>
+    <w:hidden w:val="0"/>
+    <w:qFormat w:val="0"/>
+    <w:rPr>
+      <w:w w:val="100"/>
+      <w:position w:val="-1"/>
+      <w:effect w:val="none"/>
+      <w:vertAlign w:val="superscript"/>
+      <w:cs w:val="0"/>
+      <w:em w:val="none"/>
+      <w:lang/>
+    </w:rPr>
+  </w:style>
+  <w:style w:styleId="TDC4" w:type="paragraph">
+    <w:name w:val="TDC 4"/>
+    <w:basedOn w:val="Normal"/>
+    <w:next w:val="Normal"/>
+    <w:autoRedefine w:val="0"/>
+    <w:hidden w:val="0"/>
+    <w:qFormat w:val="0"/>
+    <w:pPr>
+      <w:suppressAutoHyphens w:val="1"/>
+      <w:spacing w:line="1" w:lineRule="atLeast"/>
+      <w:ind w:firstLineChars="-1" w:left="480" w:leftChars="-1" w:rightChars="0"/>
+      <w:textDirection w:val="btLr"/>
+      <w:textAlignment w:val="top"/>
+      <w:outlineLvl w:val="0"/>
+    </w:pPr>
+    <w:rPr>
+      <w:rFonts w:ascii="Calibri" w:hAnsi="Calibri"/>
+      <w:w w:val="100"/>
+      <w:position w:val="-1"/>
+      <w:sz w:val="20"/>
+      <w:szCs w:val="20"/>
+      <w:effect w:val="none"/>
+      <w:vertAlign w:val="baseline"/>
+      <w:cs w:val="0"/>
+      <w:em w:val="none"/>
+      <w:lang w:bidi="ar-SA" w:eastAsia="zh-TW" w:val="es-ES"/>
+    </w:rPr>
+  </w:style>
+  <w:style w:styleId="TDC5" w:type="paragraph">
+    <w:name w:val="TDC 5"/>
+    <w:basedOn w:val="Normal"/>
+    <w:next w:val="Normal"/>
+    <w:autoRedefine w:val="0"/>
+    <w:hidden w:val="0"/>
+    <w:qFormat w:val="0"/>
+    <w:pPr>
+      <w:suppressAutoHyphens w:val="1"/>
+      <w:spacing w:line="1" w:lineRule="atLeast"/>
+      <w:ind w:firstLineChars="-1" w:left="720" w:leftChars="-1" w:rightChars="0"/>
+      <w:textDirection w:val="btLr"/>
+      <w:textAlignment w:val="top"/>
+      <w:outlineLvl w:val="0"/>
+    </w:pPr>
+    <w:rPr>
+      <w:rFonts w:ascii="Calibri" w:hAnsi="Calibri"/>
+      <w:w w:val="100"/>
+      <w:position w:val="-1"/>
+      <w:sz w:val="20"/>
+      <w:szCs w:val="20"/>
+      <w:effect w:val="none"/>
+      <w:vertAlign w:val="baseline"/>
+      <w:cs w:val="0"/>
+      <w:em w:val="none"/>
+      <w:lang w:bidi="ar-SA" w:eastAsia="zh-TW" w:val="es-ES"/>
+    </w:rPr>
+  </w:style>
+  <w:style w:styleId="TDC6" w:type="paragraph">
+    <w:name w:val="TDC 6"/>
+    <w:basedOn w:val="Normal"/>
+    <w:next w:val="Normal"/>
+    <w:autoRedefine w:val="0"/>
+    <w:hidden w:val="0"/>
+    <w:qFormat w:val="0"/>
+    <w:pPr>
+      <w:suppressAutoHyphens w:val="1"/>
+      <w:spacing w:line="1" w:lineRule="atLeast"/>
+      <w:ind w:firstLineChars="-1" w:left="960" w:leftChars="-1" w:rightChars="0"/>
+      <w:textDirection w:val="btLr"/>
+      <w:textAlignment w:val="top"/>
+      <w:outlineLvl w:val="0"/>
+    </w:pPr>
+    <w:rPr>
+      <w:rFonts w:ascii="Calibri" w:hAnsi="Calibri"/>
+      <w:w w:val="100"/>
+      <w:position w:val="-1"/>
+      <w:sz w:val="20"/>
+      <w:szCs w:val="20"/>
+      <w:effect w:val="none"/>
+      <w:vertAlign w:val="baseline"/>
+      <w:cs w:val="0"/>
+      <w:em w:val="none"/>
+      <w:lang w:bidi="ar-SA" w:eastAsia="zh-TW" w:val="es-ES"/>
+    </w:rPr>
+  </w:style>
+  <w:style w:styleId="TDC7" w:type="paragraph">
+    <w:name w:val="TDC 7"/>
+    <w:basedOn w:val="Normal"/>
+    <w:next w:val="Normal"/>
+    <w:autoRedefine w:val="0"/>
+    <w:hidden w:val="0"/>
+    <w:qFormat w:val="0"/>
+    <w:pPr>
+      <w:suppressAutoHyphens w:val="1"/>
+      <w:spacing w:line="1" w:lineRule="atLeast"/>
+      <w:ind w:firstLineChars="-1" w:left="1200" w:leftChars="-1" w:rightChars="0"/>
+      <w:textDirection w:val="btLr"/>
+      <w:textAlignment w:val="top"/>
+      <w:outlineLvl w:val="0"/>
+    </w:pPr>
+    <w:rPr>
+      <w:rFonts w:ascii="Calibri" w:hAnsi="Calibri"/>
+      <w:w w:val="100"/>
+      <w:position w:val="-1"/>
+      <w:sz w:val="20"/>
+      <w:szCs w:val="20"/>
+      <w:effect w:val="none"/>
+      <w:vertAlign w:val="baseline"/>
+      <w:cs w:val="0"/>
+      <w:em w:val="none"/>
+      <w:lang w:bidi="ar-SA" w:eastAsia="zh-TW" w:val="es-ES"/>
+    </w:rPr>
+  </w:style>
+  <w:style w:styleId="TDC8" w:type="paragraph">
+    <w:name w:val="TDC 8"/>
+    <w:basedOn w:val="Normal"/>
+    <w:next w:val="Normal"/>
+    <w:autoRedefine w:val="0"/>
+    <w:hidden w:val="0"/>
+    <w:qFormat w:val="0"/>
+    <w:pPr>
+      <w:suppressAutoHyphens w:val="1"/>
+      <w:spacing w:line="1" w:lineRule="atLeast"/>
+      <w:ind w:firstLineChars="-1" w:left="1440" w:leftChars="-1" w:rightChars="0"/>
+      <w:textDirection w:val="btLr"/>
+      <w:textAlignment w:val="top"/>
+      <w:outlineLvl w:val="0"/>
+    </w:pPr>
+    <w:rPr>
+      <w:rFonts w:ascii="Calibri" w:hAnsi="Calibri"/>
+      <w:w w:val="100"/>
+      <w:position w:val="-1"/>
+      <w:sz w:val="20"/>
+      <w:szCs w:val="20"/>
+      <w:effect w:val="none"/>
+      <w:vertAlign w:val="baseline"/>
+      <w:cs w:val="0"/>
+      <w:em w:val="none"/>
+      <w:lang w:bidi="ar-SA" w:eastAsia="zh-TW" w:val="es-ES"/>
+    </w:rPr>
+  </w:style>
+  <w:style w:styleId="TDC9" w:type="paragraph">
+    <w:name w:val="TDC 9"/>
+    <w:basedOn w:val="Normal"/>
+    <w:next w:val="Normal"/>
+    <w:autoRedefine w:val="0"/>
+    <w:hidden w:val="0"/>
+    <w:qFormat w:val="0"/>
+    <w:pPr>
+      <w:suppressAutoHyphens w:val="1"/>
+      <w:spacing w:line="1" w:lineRule="atLeast"/>
+      <w:ind w:firstLineChars="-1" w:left="1680" w:leftChars="-1" w:rightChars="0"/>
+      <w:textDirection w:val="btLr"/>
+      <w:textAlignment w:val="top"/>
+      <w:outlineLvl w:val="0"/>
+    </w:pPr>
+    <w:rPr>
+      <w:rFonts w:ascii="Calibri" w:hAnsi="Calibri"/>
+      <w:w w:val="100"/>
+      <w:position w:val="-1"/>
+      <w:sz w:val="20"/>
+      <w:szCs w:val="20"/>
+      <w:effect w:val="none"/>
+      <w:vertAlign w:val="baseline"/>
+      <w:cs w:val="0"/>
+      <w:em w:val="none"/>
+      <w:lang w:bidi="ar-SA" w:eastAsia="zh-TW" w:val="es-ES"/>
+    </w:rPr>
+  </w:style>
+  <w:style w:styleId="Sombreadovistoso-Énfasis11" w:type="paragraph">
+    <w:name w:val="Sombreado vistoso - Énfasis 11"/>
+    <w:next w:val="Sombreadovistoso-Énfasis11"/>
+    <w:autoRedefine w:val="0"/>
+    <w:hidden w:val="0"/>
+    <w:qFormat w:val="0"/>
+    <w:pPr>
+      <w:suppressAutoHyphens w:val="1"/>
+      <w:spacing w:line="1" w:lineRule="atLeast"/>
+      <w:ind w:firstLineChars="-1" w:leftChars="-1" w:rightChars="0"/>
+      <w:textDirection w:val="btLr"/>
+      <w:textAlignment w:val="top"/>
+      <w:outlineLvl w:val="0"/>
+    </w:pPr>
+    <w:rPr>
+      <w:rFonts w:ascii="Tahoma" w:hAnsi="Tahoma"/>
+      <w:w w:val="100"/>
+      <w:position w:val="-1"/>
+      <w:sz w:val="24"/>
+      <w:szCs w:val="24"/>
+      <w:effect w:val="none"/>
+      <w:vertAlign w:val="baseline"/>
+      <w:cs w:val="0"/>
+      <w:em w:val="none"/>
+      <w:lang w:bidi="ar-SA" w:eastAsia="zh-TW" w:val="es-ES"/>
+    </w:rPr>
+  </w:style>
+  <w:style w:styleId="EpígrafeCar" w:type="character">
+    <w:name w:val="Epígrafe Car"/>
+    <w:next w:val="EpígrafeCar"/>
+    <w:autoRedefine w:val="0"/>
+    <w:hidden w:val="0"/>
+    <w:qFormat w:val="0"/>
+    <w:rPr>
+      <w:b w:val="1"/>
+      <w:bCs w:val="1"/>
+      <w:w w:val="100"/>
+      <w:position w:val="-1"/>
+      <w:sz w:val="28"/>
+      <w:szCs w:val="24"/>
+      <w:effect w:val="none"/>
+      <w:vertAlign w:val="baseline"/>
+      <w:cs w:val="0"/>
+      <w:em w:val="none"/>
+      <w:lang w:eastAsia="es-ES" w:val="es-ES"/>
+    </w:rPr>
+  </w:style>
+  <w:style w:styleId="Párrafodelista" w:type="paragraph">
+    <w:name w:val="Párrafo de lista"/>
+    <w:basedOn w:val="Normal"/>
+    <w:next w:val="Párrafodelista"/>
+    <w:autoRedefine w:val="0"/>
+    <w:hidden w:val="0"/>
+    <w:qFormat w:val="0"/>
+    <w:pPr>
+      <w:suppressAutoHyphens w:val="1"/>
+      <w:spacing w:line="1" w:lineRule="atLeast"/>
+      <w:ind w:firstLineChars="-1" w:left="708" w:leftChars="-1" w:rightChars="0"/>
+      <w:textDirection w:val="btLr"/>
+      <w:textAlignment w:val="top"/>
+      <w:outlineLvl w:val="0"/>
+    </w:pPr>
+    <w:rPr>
+      <w:rFonts w:ascii="Tahoma" w:hAnsi="Tahoma"/>
+      <w:w w:val="100"/>
+      <w:position w:val="-1"/>
+      <w:sz w:val="24"/>
+      <w:szCs w:val="24"/>
+      <w:effect w:val="none"/>
+      <w:vertAlign w:val="baseline"/>
+      <w:cs w:val="0"/>
+      <w:em w:val="none"/>
+      <w:lang w:bidi="ar-SA" w:eastAsia="zh-TW" w:val="es-ES"/>
     </w:rPr>
   </w:style>
   <w:style w:styleId="Default" w:type="paragraph">
     <w:name w:val="Default"/>
-    <w:qFormat/>
+    <w:next w:val="Default"/>
+    <w:autoRedefine w:val="0"/>
+    <w:hidden w:val="0"/>
+    <w:qFormat w:val="0"/>
     <w:pPr>
-      <w:widowControl/>
-      <w:autoSpaceDE w:val="false"/>
-      <w:bidi w:val="0"/>
+      <w:suppressAutoHyphens w:val="1"/>
+      <w:autoSpaceDE w:val="0"/>
+      <w:autoSpaceDN w:val="0"/>
+      <w:adjustRightInd w:val="0"/>
+      <w:spacing w:line="1" w:lineRule="atLeast"/>
+      <w:ind w:firstLineChars="-1" w:leftChars="-1" w:rightChars="0"/>
+      <w:textDirection w:val="btLr"/>
+      <w:textAlignment w:val="top"/>
+      <w:outlineLvl w:val="0"/>
     </w:pPr>
     <w:rPr>
-      <w:rFonts w:ascii="Arial" w:cs="Arial" w:eastAsia="Times New Roman" w:hAnsi="Arial"/>
+      <w:rFonts w:ascii="Arial" w:cs="Arial" w:hAnsi="Arial"/>
       <w:color w:val="000000"/>
+      <w:w w:val="100"/>
+      <w:position w:val="-1"/>
       <w:sz w:val="24"/>
       <w:szCs w:val="24"/>
-      <w:lang w:bidi="ar-SA" w:eastAsia="zh-CN" w:val="es-ES"/>
-    </w:rPr>
-  </w:style>
-  <w:style w:styleId="Cuadrculaclara-nfasis3" w:type="paragraph">
-    <w:name w:val="Cuadrícula clara - Énfasis 3"/>
-    <w:basedOn w:val="Normal"/>
-    <w:qFormat/>
+      <w:effect w:val="none"/>
+      <w:vertAlign w:val="baseline"/>
+      <w:cs w:val="0"/>
+      <w:em w:val="none"/>
+      <w:lang w:bidi="ar-SA" w:eastAsia="es-CO" w:val="es-CO"/>
+    </w:rPr>
+  </w:style>
+  <w:style w:styleId="Revisión" w:type="paragraph">
+    <w:name w:val="Revisión"/>
+    <w:next w:val="Revisión"/>
+    <w:autoRedefine w:val="0"/>
+    <w:hidden w:val="0"/>
+    <w:qFormat w:val="0"/>
     <w:pPr>
-      <w:ind w:end="0" w:hanging="0" w:start="708"/>
+      <w:suppressAutoHyphens w:val="1"/>
+      <w:spacing w:line="1" w:lineRule="atLeast"/>
+      <w:ind w:firstLineChars="-1" w:leftChars="-1" w:rightChars="0"/>
+      <w:textDirection w:val="btLr"/>
+      <w:textAlignment w:val="top"/>
+      <w:outlineLvl w:val="0"/>
     </w:pPr>
-    <w:rPr/>
-  </w:style>
-  <w:style w:styleId="BodyTextIndent" w:type="paragraph">
-    <w:name w:val="Body Text Indent"/>
-    <w:basedOn w:val="Normal"/>
-    <w:pPr>
-      <w:spacing w:after="120" w:before="120"/>
-      <w:ind w:end="0" w:hanging="180" w:start="180"/>
-      <w:jc w:val="both"/>
-    </w:pPr>
-    <w:rPr>
-      <w:rFonts w:ascii="Arial" w:cs="Arial" w:hAnsi="Arial"/>
-      <w:bCs/>
-      <w:sz w:val="22"/>
-      <w:szCs w:val="22"/>
-    </w:rPr>
-  </w:style>
-  <w:style w:styleId="Prrafodelista" w:type="paragraph">
-    <w:name w:val="Párrafo de lista"/>
-    <w:basedOn w:val="Normal"/>
-    <w:qFormat/>
-    <w:pPr>
-      <w:ind w:end="0" w:hanging="0" w:start="708"/>
-    </w:pPr>
-    <w:rPr/>
-  </w:style>
-  <w:style w:styleId="Revisin" w:type="paragraph">
-    <w:name w:val="Revisión"/>
-    <w:qFormat/>
-    <w:pPr>
-      <w:widowControl/>
-      <w:bidi w:val="0"/>
-    </w:pPr>
-    <w:rPr>
-      <w:rFonts w:ascii="Times New Roman" w:cs="Times New Roman" w:eastAsia="Times New Roman" w:hAnsi="Times New Roman"/>
-      <w:color w:val="auto"/>
+    <w:rPr>
+      <w:rFonts w:ascii="Tahoma" w:hAnsi="Tahoma"/>
+      <w:w w:val="100"/>
+      <w:position w:val="-1"/>
       <w:sz w:val="24"/>
       <w:szCs w:val="24"/>
-      <w:lang w:bidi="ar-SA" w:eastAsia="zh-CN" w:val="es-ES"/>
-    </w:rPr>
-  </w:style>
-  <w:style w:styleId="NormalWeb" w:type="paragraph">
-    <w:name w:val="Normal (Web)"/>
+      <w:effect w:val="none"/>
+      <w:vertAlign w:val="baseline"/>
+      <w:cs w:val="0"/>
+      <w:em w:val="none"/>
+      <w:lang w:bidi="ar-SA" w:eastAsia="zh-TW" w:val="es-ES"/>
+    </w:rPr>
+  </w:style>
+  <w:style w:styleId="PiedepáginaCar" w:type="character">
+    <w:name w:val="Pie de página Car"/>
+    <w:next w:val="PiedepáginaCar"/>
+    <w:autoRedefine w:val="0"/>
+    <w:hidden w:val="0"/>
+    <w:qFormat w:val="0"/>
+    <w:rPr>
+      <w:rFonts w:ascii="Tahoma" w:hAnsi="Tahoma"/>
+      <w:w w:val="100"/>
+      <w:position w:val="-1"/>
+      <w:sz w:val="24"/>
+      <w:szCs w:val="24"/>
+      <w:effect w:val="none"/>
+      <w:vertAlign w:val="baseline"/>
+      <w:cs w:val="0"/>
+      <w:em w:val="none"/>
+      <w:lang w:eastAsia="zh-TW" w:val="es-ES"/>
+    </w:rPr>
+  </w:style>
+  <w:style w:styleId="Textonotapie" w:type="paragraph">
+    <w:name w:val="Texto nota pie"/>
     <w:basedOn w:val="Normal"/>
-    <w:qFormat/>
-    <w:pPr/>
-    <w:rPr/>
-  </w:style>
-  <w:style w:styleId="TableContents" w:type="paragraph">
-    <w:name w:val="Table Contents"/>
+    <w:next w:val="Textonotapie"/>
+    <w:autoRedefine w:val="0"/>
+    <w:hidden w:val="0"/>
+    <w:qFormat w:val="0"/>
+    <w:pPr>
+      <w:suppressAutoHyphens w:val="1"/>
+      <w:spacing w:line="1" w:lineRule="atLeast"/>
+      <w:ind w:firstLineChars="-1" w:leftChars="-1" w:rightChars="0"/>
+      <w:textDirection w:val="btLr"/>
+      <w:textAlignment w:val="top"/>
+      <w:outlineLvl w:val="0"/>
+    </w:pPr>
+    <w:rPr>
+      <w:rFonts w:ascii="Tahoma" w:hAnsi="Tahoma"/>
+      <w:w w:val="100"/>
+      <w:position w:val="-1"/>
+      <w:sz w:val="20"/>
+      <w:szCs w:val="20"/>
+      <w:effect w:val="none"/>
+      <w:vertAlign w:val="baseline"/>
+      <w:cs w:val="0"/>
+      <w:em w:val="none"/>
+      <w:lang w:bidi="ar-SA" w:eastAsia="zh-TW" w:val="es-ES"/>
+    </w:rPr>
+  </w:style>
+  <w:style w:styleId="TextonotapieCar" w:type="character">
+    <w:name w:val="Texto nota pie Car"/>
+    <w:next w:val="TextonotapieCar"/>
+    <w:autoRedefine w:val="0"/>
+    <w:hidden w:val="0"/>
+    <w:qFormat w:val="0"/>
+    <w:rPr>
+      <w:rFonts w:ascii="Tahoma" w:hAnsi="Tahoma"/>
+      <w:w w:val="100"/>
+      <w:position w:val="-1"/>
+      <w:effect w:val="none"/>
+      <w:vertAlign w:val="baseline"/>
+      <w:cs w:val="0"/>
+      <w:em w:val="none"/>
+      <w:lang w:eastAsia="zh-TW" w:val="es-ES"/>
+    </w:rPr>
+  </w:style>
+  <w:style w:styleId="Ref.denotaalpie" w:type="character">
+    <w:name w:val="Ref. de nota al pie"/>
+    <w:next w:val="Ref.denotaalpie"/>
+    <w:autoRedefine w:val="0"/>
+    <w:hidden w:val="0"/>
+    <w:qFormat w:val="0"/>
+    <w:rPr>
+      <w:w w:val="100"/>
+      <w:position w:val="-1"/>
+      <w:effect w:val="none"/>
+      <w:vertAlign w:val="superscript"/>
+      <w:cs w:val="0"/>
+      <w:em w:val="none"/>
+      <w:lang/>
+    </w:rPr>
+  </w:style>
+  <w:style w:styleId="TítulodeTDC" w:type="paragraph">
+    <w:name w:val="Título de TDC"/>
+    <w:basedOn w:val="Título1"/>
+    <w:next w:val="Normal"/>
+    <w:autoRedefine w:val="0"/>
+    <w:hidden w:val="0"/>
+    <w:qFormat w:val="1"/>
+    <w:pPr>
+      <w:keepNext w:val="1"/>
+      <w:keepLines w:val="1"/>
+      <w:widowControl w:val="1"/>
+      <w:suppressAutoHyphens w:val="1"/>
+      <w:spacing w:before="240" w:line="259" w:lineRule="auto"/>
+      <w:ind w:firstLineChars="-1" w:leftChars="-1" w:rightChars="0"/>
+      <w:textDirection w:val="btLr"/>
+      <w:textAlignment w:val="top"/>
+      <w:outlineLvl w:val="9"/>
+    </w:pPr>
+    <w:rPr>
+      <w:rFonts w:ascii="Calibri Light" w:cs="Times New Roman" w:eastAsia="Times New Roman" w:hAnsi="Calibri Light"/>
+      <w:b w:val="0"/>
+      <w:color w:val="2e74b5"/>
+      <w:w w:val="100"/>
+      <w:position w:val="-1"/>
+      <w:sz w:val="32"/>
+      <w:szCs w:val="32"/>
+      <w:effect w:val="none"/>
+      <w:vertAlign w:val="baseline"/>
+      <w:cs w:val="0"/>
+      <w:em w:val="none"/>
+      <w:lang w:bidi="ar-SA" w:eastAsia="zh-TW" w:val="es-CO"/>
+    </w:rPr>
+  </w:style>
+  <w:style w:styleId="Énfasis" w:type="character">
+    <w:name w:val="Énfasis"/>
+    <w:next w:val="Énfasis"/>
+    <w:autoRedefine w:val="0"/>
+    <w:hidden w:val="0"/>
+    <w:qFormat w:val="0"/>
+    <w:rPr>
+      <w:i w:val="1"/>
+      <w:iCs w:val="1"/>
+      <w:w w:val="100"/>
+      <w:position w:val="-1"/>
+      <w:effect w:val="none"/>
+      <w:vertAlign w:val="baseline"/>
+      <w:cs w:val="0"/>
+      <w:em w:val="none"/>
+      <w:lang/>
+    </w:rPr>
+  </w:style>
+  <w:style w:styleId="Sinespaciado" w:type="paragraph">
+    <w:name w:val="Sin espaciado"/>
+    <w:next w:val="Sinespaciado"/>
+    <w:autoRedefine w:val="0"/>
+    <w:hidden w:val="0"/>
+    <w:qFormat w:val="0"/>
+    <w:pPr>
+      <w:suppressAutoHyphens w:val="1"/>
+      <w:spacing w:line="1" w:lineRule="atLeast"/>
+      <w:ind w:firstLineChars="-1" w:leftChars="-1" w:rightChars="0"/>
+      <w:textDirection w:val="btLr"/>
+      <w:textAlignment w:val="top"/>
+      <w:outlineLvl w:val="0"/>
+    </w:pPr>
+    <w:rPr>
+      <w:rFonts w:ascii="Tahoma" w:hAnsi="Tahoma"/>
+      <w:w w:val="100"/>
+      <w:position w:val="-1"/>
+      <w:sz w:val="24"/>
+      <w:szCs w:val="24"/>
+      <w:effect w:val="none"/>
+      <w:vertAlign w:val="baseline"/>
+      <w:cs w:val="0"/>
+      <w:em w:val="none"/>
+      <w:lang w:bidi="ar-SA" w:eastAsia="zh-TW" w:val="es-ES"/>
+    </w:rPr>
+  </w:style>
+  <w:style w:styleId="il" w:type="character">
+    <w:name w:val="il"/>
+    <w:next w:val="il"/>
+    <w:autoRedefine w:val="0"/>
+    <w:hidden w:val="0"/>
+    <w:qFormat w:val="0"/>
+    <w:rPr>
+      <w:w w:val="100"/>
+      <w:position w:val="-1"/>
+      <w:effect w:val="none"/>
+      <w:vertAlign w:val="baseline"/>
+      <w:cs w:val="0"/>
+      <w:em w:val="none"/>
+      <w:lang/>
+    </w:rPr>
+  </w:style>
+  <w:style w:styleId="Menciónsinresolver" w:type="character">
+    <w:name w:val="Mención sin resolver"/>
+    <w:next w:val="Menciónsinresolver"/>
+    <w:autoRedefine w:val="0"/>
+    <w:hidden w:val="0"/>
+    <w:qFormat w:val="1"/>
+    <w:rPr>
+      <w:color w:val="605e5c"/>
+      <w:w w:val="100"/>
+      <w:position w:val="-1"/>
+      <w:effect w:val="none"/>
+      <w:shd w:color="auto" w:fill="e1dfdd" w:val="clear"/>
+      <w:vertAlign w:val="baseline"/>
+      <w:cs w:val="0"/>
+      <w:em w:val="none"/>
+      <w:lang/>
+    </w:rPr>
+  </w:style>
+  <w:style w:styleId="Númerodelínea" w:type="character">
+    <w:name w:val="Número de línea"/>
+    <w:next w:val="Númerodelínea"/>
+    <w:autoRedefine w:val="0"/>
+    <w:hidden w:val="0"/>
+    <w:qFormat w:val="0"/>
+    <w:rPr>
+      <w:w w:val="100"/>
+      <w:position w:val="-1"/>
+      <w:effect w:val="none"/>
+      <w:vertAlign w:val="baseline"/>
+      <w:cs w:val="0"/>
+      <w:em w:val="none"/>
+      <w:lang/>
+    </w:rPr>
+  </w:style>
+  <w:style w:styleId="Subtitle" w:type="paragraph">
+    <w:name w:val="Subtitle"/>
     <w:basedOn w:val="Normal"/>
-    <w:qFormat/>
+    <w:next w:val="Normal"/>
     <w:pPr>
-      <w:widowControl w:val="false"/>
-      <w:suppressLineNumbers/>
+      <w:keepNext w:val="1"/>
+      <w:keepLines w:val="1"/>
+      <w:pageBreakBefore w:val="0"/>
+      <w:spacing w:after="80" w:before="360" w:lineRule="auto"/>
     </w:pPr>
-    <w:rPr/>
-  </w:style>
-  <w:style w:styleId="TableHeading" w:type="paragraph">
-    <w:name w:val="Table Heading"/>
-    <w:basedOn w:val="TableContents"/>
-    <w:qFormat/>
-    <w:pPr>
-      <w:suppressLineNumbers/>
-      <w:jc w:val="center"/>
-    </w:pPr>
-    <w:rPr>
-      <w:b/>
-      <w:bCs/>
-    </w:rPr>
-  </w:style>
-  <w:style w:styleId="FrameContents" w:type="paragraph">
-    <w:name w:val="Frame Contents"/>
-    <w:basedOn w:val="Normal"/>
-    <w:qFormat/>
-    <w:pPr/>
-    <w:rPr/>
-  </w:style>
-  <w:style w:styleId="WW8Num1" w:type="numbering">
-    <w:name w:val="WW8Num1"/>
-    <w:qFormat/>
-  </w:style>
-  <w:style w:styleId="WW8Num2" w:type="numbering">
-    <w:name w:val="WW8Num2"/>
-    <w:qFormat/>
-  </w:style>
-  <w:style w:styleId="WW8Num3" w:type="numbering">
-    <w:name w:val="WW8Num3"/>
-    <w:qFormat/>
-  </w:style>
-  <w:style w:styleId="WW8Num4" w:type="numbering">
-    <w:name w:val="WW8Num4"/>
-    <w:qFormat/>
-  </w:style>
-  <w:style w:styleId="WW8Num5" w:type="numbering">
-    <w:name w:val="WW8Num5"/>
-    <w:qFormat/>
-  </w:style>
-  <w:style w:styleId="WW8Num6" w:type="numbering">
-    <w:name w:val="WW8Num6"/>
-    <w:qFormat/>
-  </w:style>
-  <w:style w:styleId="WW8Num7" w:type="numbering">
-    <w:name w:val="WW8Num7"/>
-    <w:qFormat/>
-  </w:style>
-  <w:style w:styleId="WW8Num8" w:type="numbering">
-    <w:name w:val="WW8Num8"/>
-    <w:qFormat/>
-  </w:style>
-  <w:style w:styleId="WW8Num9" w:type="numbering">
-    <w:name w:val="WW8Num9"/>
-    <w:qFormat/>
-  </w:style>
-  <w:style w:styleId="WW8Num10" w:type="numbering">
-    <w:name w:val="WW8Num10"/>
-    <w:qFormat/>
-  </w:style>
-  <w:style w:styleId="WW8Num11" w:type="numbering">
-    <w:name w:val="WW8Num11"/>
-    <w:qFormat/>
-  </w:style>
-  <w:style w:styleId="WW8Num12" w:type="numbering">
-    <w:name w:val="WW8Num12"/>
-    <w:qFormat/>
-  </w:style>
-  <w:style w:styleId="WW8Num13" w:type="numbering">
-    <w:name w:val="WW8Num13"/>
-    <w:qFormat/>
-  </w:style>
-  <w:style w:styleId="WW8Num14" w:type="numbering">
-    <w:name w:val="WW8Num14"/>
-    <w:qFormat/>
-  </w:style>
-  <w:style w:styleId="WW8Num15" w:type="numbering">
-    <w:name w:val="WW8Num15"/>
-    <w:qFormat/>
-  </w:style>
-  <w:style w:styleId="WW8Num16" w:type="numbering">
-    <w:name w:val="WW8Num16"/>
-    <w:qFormat/>
-  </w:style>
-  <w:style w:styleId="WW8Num17" w:type="numbering">
-    <w:name w:val="WW8Num17"/>
-    <w:qFormat/>
-  </w:style>
-  <w:style w:styleId="WW8Num18" w:type="numbering">
-    <w:name w:val="WW8Num18"/>
-    <w:qFormat/>
-  </w:style>
-  <w:style w:styleId="WW8Num19" w:type="numbering">
-    <w:name w:val="WW8Num19"/>
-    <w:qFormat/>
-  </w:style>
-  <w:style w:styleId="WW8Num20" w:type="numbering">
-    <w:name w:val="WW8Num20"/>
-    <w:qFormat/>
-  </w:style>
-  <w:style w:styleId="WW8Num21" w:type="numbering">
-    <w:name w:val="WW8Num21"/>
-    <w:qFormat/>
-  </w:style>
-  <w:style w:styleId="WW8Num22" w:type="numbering">
-    <w:name w:val="WW8Num22"/>
-    <w:qFormat/>
-  </w:style>
-  <w:style w:styleId="WW8Num23" w:type="numbering">
-    <w:name w:val="WW8Num23"/>
-    <w:qFormat/>
-  </w:style>
-  <w:style w:styleId="WW8Num24" w:type="numbering">
-    <w:name w:val="WW8Num24"/>
-    <w:qFormat/>
-  </w:style>
-  <w:style w:styleId="WW8Num25" w:type="numbering">
-    <w:name w:val="WW8Num25"/>
-    <w:qFormat/>
-  </w:style>
-  <w:style w:styleId="WW8Num26" w:type="numbering">
-    <w:name w:val="WW8Num26"/>
-    <w:qFormat/>
-  </w:style>
-  <w:style w:styleId="WW8Num27" w:type="numbering">
-    <w:name w:val="WW8Num27"/>
-    <w:qFormat/>
-  </w:style>
-  <w:style w:styleId="WW8Num28" w:type="numbering">
-    <w:name w:val="WW8Num28"/>
-    <w:qFormat/>
-  </w:style>
-  <w:style w:styleId="WW8Num29" w:type="numbering">
-    <w:name w:val="WW8Num29"/>
-    <w:qFormat/>
-  </w:style>
-  <w:style w:styleId="WW8Num30" w:type="numbering">
-    <w:name w:val="WW8Num30"/>
-    <w:qFormat/>
-  </w:style>
-  <w:style w:styleId="WW8Num31" w:type="numbering">
-    <w:name w:val="WW8Num31"/>
-    <w:qFormat/>
-  </w:style>
-  <w:style w:styleId="WW8Num32" w:type="numbering">
-    <w:name w:val="WW8Num32"/>
-    <w:qFormat/>
-  </w:style>
-  <w:style w:styleId="WW8Num33" w:type="numbering">
-    <w:name w:val="WW8Num33"/>
-    <w:qFormat/>
-  </w:style>
-  <w:style w:styleId="WW8Num34" w:type="numbering">
-    <w:name w:val="WW8Num34"/>
-    <w:qFormat/>
-  </w:style>
-  <w:style w:styleId="WW8Num35" w:type="numbering">
-    <w:name w:val="WW8Num35"/>
-    <w:qFormat/>
-  </w:style>
-  <w:style w:styleId="WW8Num36" w:type="numbering">
-    <w:name w:val="WW8Num36"/>
-    <w:qFormat/>
-  </w:style>
-  <w:style w:styleId="WW8Num37" w:type="numbering">
-    <w:name w:val="WW8Num37"/>
-    <w:qFormat/>
-  </w:style>
-  <w:style w:styleId="WW8Num38" w:type="numbering">
-    <w:name w:val="WW8Num38"/>
-    <w:qFormat/>
-  </w:style>
-  <w:style w:styleId="WW8Num39" w:type="numbering">
-    <w:name w:val="WW8Num39"/>
-    <w:qFormat/>
-  </w:style>
-  <w:style w:styleId="WW8Num40" w:type="numbering">
-    <w:name w:val="WW8Num40"/>
-    <w:qFormat/>
-  </w:style>
-  <w:style w:styleId="WW8Num41" w:type="numbering">
-    <w:name w:val="WW8Num41"/>
-    <w:qFormat/>
-  </w:style>
-  <w:style w:styleId="WW8Num42" w:type="numbering">
-    <w:name w:val="WW8Num42"/>
-    <w:qFormat/>
-  </w:style>
-  <w:style w:styleId="WW8Num43" w:type="numbering">
-    <w:name w:val="WW8Num43"/>
-    <w:qFormat/>
-  </w:style>
-  <w:style w:styleId="WW8Num44" w:type="numbering">
-    <w:name w:val="WW8Num44"/>
-    <w:qFormat/>
-  </w:style>
-  <w:style w:styleId="WW8Num45" w:type="numbering">
-    <w:name w:val="WW8Num45"/>
-    <w:qFormat/>
-  </w:style>
-  <w:style w:styleId="WW8Num46" w:type="numbering">
-    <w:name w:val="WW8Num46"/>
-    <w:qFormat/>
+    <w:rPr>
+      <w:rFonts w:ascii="Georgia" w:cs="Georgia" w:eastAsia="Georgia" w:hAnsi="Georgia"/>
+      <w:i w:val="1"/>
+      <w:iCs w:val="1"/>
+      <w:color w:val="666666"/>
+      <w:sz w:val="48"/>
+      <w:szCs w:val="48"/>
+    </w:rPr>
+  </w:style>
+  <w:style w:styleId="Table1" w:type="table">
+    <w:basedOn w:val="TableNormal"/>
+    <w:tblPr>
+      <w:tblStyleRowBandSize w:val="1"/>
+      <w:tblStyleColBandSize w:val="1"/>
+      <w:tblCellMar>
+        <w:top w:type="dxa" w:w="0.0"/>
+        <w:left w:type="dxa" w:w="108.0"/>
+        <w:bottom w:type="dxa" w:w="0.0"/>
+        <w:right w:type="dxa" w:w="108.0"/>
+      </w:tblCellMar>
+    </w:tblPr>
+  </w:style>
+  <w:style w:styleId="Table2" w:type="table">
+    <w:basedOn w:val="TableNormal"/>
+    <w:tblPr>
+      <w:tblStyleRowBandSize w:val="1"/>
+      <w:tblStyleColBandSize w:val="1"/>
+      <w:tblCellMar>
+        <w:top w:type="dxa" w:w="0.0"/>
+        <w:left w:type="dxa" w:w="108.0"/>
+        <w:bottom w:type="dxa" w:w="0.0"/>
+        <w:right w:type="dxa" w:w="108.0"/>
+      </w:tblCellMar>
+    </w:tblPr>
+  </w:style>
+  <w:style w:styleId="Table3" w:type="table">
+    <w:basedOn w:val="TableNormal"/>
+    <w:tblPr>
+      <w:tblStyleRowBandSize w:val="1"/>
+      <w:tblStyleColBandSize w:val="1"/>
+      <w:tblCellMar>
+        <w:top w:type="dxa" w:w="0.0"/>
+        <w:left w:type="dxa" w:w="108.0"/>
+        <w:bottom w:type="dxa" w:w="0.0"/>
+        <w:right w:type="dxa" w:w="108.0"/>
+      </w:tblCellMar>
+    </w:tblPr>
+  </w:style>
+  <w:style w:styleId="Table4" w:type="table">
+    <w:basedOn w:val="TableNormal"/>
+    <w:tblPr>
+      <w:tblStyleRowBandSize w:val="1"/>
+      <w:tblStyleColBandSize w:val="1"/>
+      <w:tblCellMar>
+        <w:top w:type="dxa" w:w="0.0"/>
+        <w:left w:type="dxa" w:w="108.0"/>
+        <w:bottom w:type="dxa" w:w="0.0"/>
+        <w:right w:type="dxa" w:w="108.0"/>
+      </w:tblCellMar>
+    </w:tblPr>
   </w:style>
   <w:style w:type="paragraph" w:customStyle="1" w:styleId="SourceCode">
     <w:name w:val="Source Code"/>
@@ -3896,107 +6432,321 @@
 </file>
 
 <file path=word/theme/theme1.xml><?xml version="1.0" encoding="utf-8"?>
-<a:theme xmlns:a="http://schemas.openxmlformats.org/drawingml/2006/main" xmlns:r="http://schemas.openxmlformats.org/officeDocument/2006/relationships" name="Office">
+<a:theme xmlns:a="http://schemas.openxmlformats.org/drawingml/2006/main" name="Office Theme">
   <a:themeElements>
-    <a:clrScheme name="LibreOffice">
+    <a:clrScheme name="Office">
       <a:dk1>
-        <a:srgbClr val="000000"/>
+        <a:sysClr val="windowText" lastClr="000000"/>
       </a:dk1>
       <a:lt1>
-        <a:srgbClr val="FFFFFF"/>
+        <a:sysClr val="window" lastClr="FFFFFF"/>
       </a:lt1>
       <a:dk2>
-        <a:srgbClr val="000000"/>
+        <a:srgbClr val="1F497D"/>
       </a:dk2>
       <a:lt2>
-        <a:srgbClr val="FFFFFF"/>
+        <a:srgbClr val="EEECE1"/>
       </a:lt2>
       <a:accent1>
-        <a:srgbClr val="18A303"/>
+        <a:srgbClr val="4F81BD"/>
       </a:accent1>
       <a:accent2>
-        <a:srgbClr val="0369A3"/>
+        <a:srgbClr val="C0504D"/>
       </a:accent2>
       <a:accent3>
-        <a:srgbClr val="A33E03"/>
+        <a:srgbClr val="9BBB59"/>
       </a:accent3>
       <a:accent4>
-        <a:srgbClr val="8E03A3"/>
+        <a:srgbClr val="8064A2"/>
       </a:accent4>
       <a:accent5>
-        <a:srgbClr val="C99C00"/>
+        <a:srgbClr val="4BACC6"/>
       </a:accent5>
       <a:accent6>
-        <a:srgbClr val="C9211E"/>
+        <a:srgbClr val="F79646"/>
       </a:accent6>
       <a:hlink>
-        <a:srgbClr val="0000EE"/>
+        <a:srgbClr val="0000FF"/>
       </a:hlink>
       <a:folHlink>
-        <a:srgbClr val="551A8B"/>
+        <a:srgbClr val="800080"/>
       </a:folHlink>
     </a:clrScheme>
     <a:fontScheme name="Office">
       <a:majorFont>
-        <a:latin typeface="Arial" pitchFamily="0" charset="1"/>
-        <a:ea typeface="DejaVu Sans" pitchFamily="0" charset="1"/>
-        <a:cs typeface="DejaVu Sans" pitchFamily="0" charset="1"/>
+        <a:latin typeface="Calibri"/>
+        <a:ea typeface=""/>
+        <a:cs typeface=""/>
+        <a:font script="Jpan" typeface="ＭＳ ゴシック"/>
+        <a:font script="Hang" typeface="맑은 고딕"/>
+        <a:font script="Hans" typeface="宋体"/>
+        <a:font script="Hant" typeface="新細明體"/>
+        <a:font script="Arab" typeface="Times New Roman"/>
+        <a:font script="Hebr" typeface="Times New Roman"/>
+        <a:font script="Thai" typeface="Angsana New"/>
+        <a:font script="Ethi" typeface="Nyala"/>
+        <a:font script="Beng" typeface="Vrinda"/>
+        <a:font script="Gujr" typeface="Shruti"/>
+        <a:font script="Khmr" typeface="MoolBoran"/>
+        <a:font script="Knda" typeface="Tunga"/>
+        <a:font script="Guru" typeface="Raavi"/>
+        <a:font script="Cans" typeface="Euphemia"/>
+        <a:font script="Cher" typeface="Plantagenet Cherokee"/>
+        <a:font script="Yiii" typeface="Microsoft Yi Baiti"/>
+        <a:font script="Tibt" typeface="Microsoft Himalaya"/>
+        <a:font script="Thaa" typeface="MV Boli"/>
+        <a:font script="Deva" typeface="Mangal"/>
+        <a:font script="Telu" typeface="Gautami"/>
+        <a:font script="Taml" typeface="Latha"/>
+        <a:font script="Syrc" typeface="Estrangelo Edessa"/>
+        <a:font script="Orya" typeface="Kalinga"/>
+        <a:font script="Mlym" typeface="Kartika"/>
+        <a:font script="Laoo" typeface="DokChampa"/>
+        <a:font script="Sinh" typeface="Iskoola Pota"/>
+        <a:font script="Mong" typeface="Mongolian Baiti"/>
+        <a:font script="Viet" typeface="Times New Roman"/>
+        <a:font script="Uigh" typeface="Microsoft Uighur"/>
+        <a:font script="Geor" typeface="Sylfaen"/>
       </a:majorFont>
       <a:minorFont>
-        <a:latin typeface="Arial" pitchFamily="0" charset="1"/>
-        <a:ea typeface="DejaVu Sans" pitchFamily="0" charset="1"/>
-        <a:cs typeface="DejaVu Sans" pitchFamily="0" charset="1"/>
+        <a:latin typeface="Cambria"/>
+        <a:ea typeface=""/>
+        <a:cs typeface=""/>
+        <a:font script="Jpan" typeface="ＭＳ 明朝"/>
+        <a:font script="Hang" typeface="맑은 고딕"/>
+        <a:font script="Hans" typeface="宋体"/>
+        <a:font script="Hant" typeface="新細明體"/>
+        <a:font script="Arab" typeface="Arial"/>
+        <a:font script="Hebr" typeface="Arial"/>
+        <a:font script="Thai" typeface="Cordia New"/>
+        <a:font script="Ethi" typeface="Nyala"/>
+        <a:font script="Beng" typeface="Vrinda"/>
+        <a:font script="Gujr" typeface="Shruti"/>
+        <a:font script="Khmr" typeface="DaunPenh"/>
+        <a:font script="Knda" typeface="Tunga"/>
+        <a:font script="Guru" typeface="Raavi"/>
+        <a:font script="Cans" typeface="Euphemia"/>
+        <a:font script="Cher" typeface="Plantagenet Cherokee"/>
+        <a:font script="Yiii" typeface="Microsoft Yi Baiti"/>
+        <a:font script="Tibt" typeface="Microsoft Himalaya"/>
+        <a:font script="Thaa" typeface="MV Boli"/>
+        <a:font script="Deva" typeface="Mangal"/>
+        <a:font script="Telu" typeface="Gautami"/>
+        <a:font script="Taml" typeface="Latha"/>
+        <a:font script="Syrc" typeface="Estrangelo Edessa"/>
+        <a:font script="Orya" typeface="Kalinga"/>
+        <a:font script="Mlym" typeface="Kartika"/>
+        <a:font script="Laoo" typeface="DokChampa"/>
+        <a:font script="Sinh" typeface="Iskoola Pota"/>
+        <a:font script="Mong" typeface="Mongolian Baiti"/>
+        <a:font script="Viet" typeface="Arial"/>
+        <a:font script="Uigh" typeface="Microsoft Uighur"/>
+        <a:font script="Geor" typeface="Sylfaen"/>
       </a:minorFont>
     </a:fontScheme>
-    <a:fmtScheme>
+    <a:fmtScheme name="Office">
       <a:fillStyleLst>
         <a:solidFill>
           <a:schemeClr val="phClr"/>
         </a:solidFill>
-        <a:solidFill>
-          <a:schemeClr val="phClr"/>
-        </a:solidFill>
-        <a:solidFill>
-          <a:schemeClr val="phClr"/>
-        </a:solidFill>
+        <a:gradFill rotWithShape="1">
+          <a:gsLst>
+            <a:gs pos="0">
+              <a:schemeClr val="phClr">
+                <a:tint val="50000"/>
+                <a:satMod val="300000"/>
+              </a:schemeClr>
+            </a:gs>
+            <a:gs pos="35000">
+              <a:schemeClr val="phClr">
+                <a:tint val="37000"/>
+                <a:satMod val="300000"/>
+              </a:schemeClr>
+            </a:gs>
+            <a:gs pos="100000">
+              <a:schemeClr val="phClr">
+                <a:tint val="15000"/>
+                <a:satMod val="350000"/>
+              </a:schemeClr>
+            </a:gs>
+          </a:gsLst>
+          <a:lin ang="16200000" scaled="1"/>
+        </a:gradFill>
+        <a:gradFill rotWithShape="1">
+          <a:gsLst>
+            <a:gs pos="0">
+              <a:schemeClr val="phClr">
+                <a:tint val="100000"/>
+                <a:shade val="100000"/>
+                <a:satMod val="130000"/>
+              </a:schemeClr>
+            </a:gs>
+            <a:gs pos="100000">
+              <a:schemeClr val="phClr">
+                <a:tint val="50000"/>
+                <a:shade val="100000"/>
+                <a:satMod val="350000"/>
+              </a:schemeClr>
+            </a:gs>
+          </a:gsLst>
+          <a:lin ang="16200000" scaled="0"/>
+        </a:gradFill>
       </a:fillStyleLst>
       <a:lnStyleLst>
-        <a:ln w="6350" cap="flat" cmpd="sng" algn="ctr">
+        <a:ln w="9525" cap="flat" cmpd="sng" algn="ctr">
+          <a:solidFill>
+            <a:schemeClr val="phClr">
+              <a:shade val="95000"/>
+              <a:satMod val="105000"/>
+            </a:schemeClr>
+          </a:solidFill>
           <a:prstDash val="solid"/>
-          <a:miter/>
         </a:ln>
-        <a:ln w="6350" cap="flat" cmpd="sng" algn="ctr">
+        <a:ln w="25400" cap="flat" cmpd="sng" algn="ctr">
+          <a:solidFill>
+            <a:schemeClr val="phClr"/>
+          </a:solidFill>
           <a:prstDash val="solid"/>
-          <a:miter/>
         </a:ln>
-        <a:ln w="6350" cap="flat" cmpd="sng" algn="ctr">
+        <a:ln w="38100" cap="flat" cmpd="sng" algn="ctr">
+          <a:solidFill>
+            <a:schemeClr val="phClr"/>
+          </a:solidFill>
           <a:prstDash val="solid"/>
-          <a:miter/>
         </a:ln>
       </a:lnStyleLst>
       <a:effectStyleLst>
         <a:effectStyle>
-          <a:effectLst/>
+          <a:effectLst>
+            <a:outerShdw blurRad="40000" dist="20000" dir="5400000" rotWithShape="0">
+              <a:srgbClr val="000000">
+                <a:alpha val="38000"/>
+              </a:srgbClr>
+            </a:outerShdw>
+          </a:effectLst>
         </a:effectStyle>
         <a:effectStyle>
-          <a:effectLst/>
+          <a:effectLst>
+            <a:outerShdw blurRad="40000" dist="23000" dir="5400000" rotWithShape="0">
+              <a:srgbClr val="000000">
+                <a:alpha val="35000"/>
+              </a:srgbClr>
+            </a:outerShdw>
+          </a:effectLst>
         </a:effectStyle>
         <a:effectStyle>
-          <a:effectLst/>
+          <a:effectLst>
+            <a:outerShdw blurRad="40000" dist="23000" dir="5400000" rotWithShape="0">
+              <a:srgbClr val="000000">
+                <a:alpha val="35000"/>
+              </a:srgbClr>
+            </a:outerShdw>
+          </a:effectLst>
+          <a:scene3d>
+            <a:camera prst="orthographicFront">
+              <a:rot lat="0" lon="0" rev="0"/>
+            </a:camera>
+            <a:lightRig rig="threePt" dir="t">
+              <a:rot lat="0" lon="0" rev="1200000"/>
+            </a:lightRig>
+          </a:scene3d>
+          <a:sp3d>
+            <a:bevelT w="63500" h="25400"/>
+          </a:sp3d>
         </a:effectStyle>
       </a:effectStyleLst>
       <a:bgFillStyleLst>
         <a:solidFill>
           <a:schemeClr val="phClr"/>
         </a:solidFill>
-        <a:solidFill>
-          <a:schemeClr val="phClr"/>
-        </a:solidFill>
-        <a:solidFill>
-          <a:schemeClr val="phClr"/>
-        </a:solidFill>
+        <a:gradFill rotWithShape="1">
+          <a:gsLst>
+            <a:gs pos="0">
+              <a:schemeClr val="phClr">
+                <a:tint val="40000"/>
+                <a:satMod val="350000"/>
+              </a:schemeClr>
+            </a:gs>
+            <a:gs pos="40000">
+              <a:schemeClr val="phClr">
+                <a:tint val="45000"/>
+                <a:shade val="99000"/>
+                <a:satMod val="350000"/>
+              </a:schemeClr>
+            </a:gs>
+            <a:gs pos="100000">
+              <a:schemeClr val="phClr">
+                <a:shade val="20000"/>
+                <a:satMod val="255000"/>
+              </a:schemeClr>
+            </a:gs>
+          </a:gsLst>
+          <a:path path="circle">
+            <a:fillToRect l="50000" t="-80000" r="50000" b="180000"/>
+          </a:path>
+        </a:gradFill>
+        <a:gradFill rotWithShape="1">
+          <a:gsLst>
+            <a:gs pos="0">
+              <a:schemeClr val="phClr">
+                <a:tint val="80000"/>
+                <a:satMod val="300000"/>
+              </a:schemeClr>
+            </a:gs>
+            <a:gs pos="100000">
+              <a:schemeClr val="phClr">
+                <a:shade val="30000"/>
+                <a:satMod val="200000"/>
+              </a:schemeClr>
+            </a:gs>
+          </a:gsLst>
+          <a:path path="circle">
+            <a:fillToRect l="50000" t="50000" r="50000" b="50000"/>
+          </a:path>
+        </a:gradFill>
       </a:bgFillStyleLst>
     </a:fmtScheme>
   </a:themeElements>
+  <a:objectDefaults>
+    <a:spDef>
+      <a:spPr/>
+      <a:bodyPr/>
+      <a:lstStyle/>
+      <a:style>
+        <a:lnRef idx="1">
+          <a:schemeClr val="accent1"/>
+        </a:lnRef>
+        <a:fillRef idx="3">
+          <a:schemeClr val="accent1"/>
+        </a:fillRef>
+        <a:effectRef idx="2">
+          <a:schemeClr val="accent1"/>
+        </a:effectRef>
+        <a:fontRef idx="minor">
+          <a:schemeClr val="lt1"/>
+        </a:fontRef>
+      </a:style>
+    </a:spDef>
+    <a:lnDef>
+      <a:spPr/>
+      <a:bodyPr/>
+      <a:lstStyle/>
+      <a:style>
+        <a:lnRef idx="2">
+          <a:schemeClr val="accent1"/>
+        </a:lnRef>
+        <a:fillRef idx="0">
+          <a:schemeClr val="accent1"/>
+        </a:fillRef>
+        <a:effectRef idx="1">
+          <a:schemeClr val="accent1"/>
+        </a:effectRef>
+        <a:fontRef idx="minor">
+          <a:schemeClr val="tx1"/>
+        </a:fontRef>
+      </a:style>
+    </a:lnDef>
+  </a:objectDefaults>
+  <a:extraClrSchemeLst/>
 </a:theme>
 </file>